--- a/러시아 인권변호사/9부/9부_에필로그.docx
+++ b/러시아 인권변호사/9부/9부_에필로그.docx
@@ -2527,7 +2527,7 @@
           <w:i w:val="0"/>
           <w:sz w:val="22"/>
         </w:rPr>
-        <w:t>Тихо. Лёша спрашивал, бывает ли покой без бури. Я долго не знала, что ответить. А потом вспомнила: «На свете счастья нет, но есть покой и воля».</w:t>
+        <w:t>Тихо. Лёша спрашивал, бывает ли покой без бури. Я долго не знала, что ответить. А потом вспомнила: «Тогда смиряется души моей тревога».</w:t>
       </w:r>
     </w:p>
     <w:p>
@@ -2573,7 +2573,7 @@
           <w:i w:val="0"/>
           <w:sz w:val="22"/>
         </w:rPr>
-        <w:t>Пушкин. Он писал это жене, когда просился в отставку. Ему не дали.</w:t>
+        <w:t>Лермонтов. Тот, что всю жизнь просил бури, — а всё-таки написал и это. Только покоя ему так и не дали.</w:t>
       </w:r>
     </w:p>
     <w:p>
@@ -2642,7 +2642,7 @@
           <w:i w:val="0"/>
           <w:sz w:val="22"/>
         </w:rPr>
-        <w:t>И как? Есть? Покой и воля?</w:t>
+        <w:t>И как? Смирилась тревога?</w:t>
       </w:r>
     </w:p>
     <w:p>
@@ -2665,7 +2665,7 @@
           <w:i w:val="0"/>
           <w:sz w:val="22"/>
         </w:rPr>
-        <w:t>Есть. Покой — когда знаешь, что цепь не оборвётся. Воля — когда можешь передать её и не оглядываться.</w:t>
+        <w:t>Смирилась. Тревоге не за что держаться, когда знаешь, что цепь не оборвётся. А воля — это когда можешь передать её и не оглядываться.</w:t>
       </w:r>
     </w:p>
     <w:p>
@@ -3392,7 +3392,7 @@
           <w:i w:val="0"/>
           <w:sz w:val="22"/>
         </w:rPr>
-        <w:t>Пушкин, «Пора, мой друг, пора! покоя сердце просит…» (1834): «На свете счастья нет, но есть покой и воля»</w:t>
+        <w:t>Лермонтов, «Когда волнуется желтеющая нива…» (1837): «Тогда смиряется души моей тревога»</w:t>
       </w:r>
       <w:r>
         <w:rPr>
@@ -3401,7 +3401,7 @@
           <w:i w:val="0"/>
           <w:sz w:val="22"/>
         </w:rPr>
-        <w:t xml:space="preserve"> — 10화 료샤의 «Парус»(폭풍 속의 평온)에 대한 이리나의 답. 퇴임을 청했으나 허락받지 못한 푸시킨과 달리, 자신은 법이 떠날 자유를 주었다고 말한다. ‘평온은 사슬이 끊기지 않는다는 앎, 자유는 넘기고 뒤돌아보지 않는 힘’이라는 해석 (장면 5).</w:t>
+        <w:t xml:space="preserve"> — 10화 료샤의 «Парус»(폭풍 속의 평온)에 대한 이리나의 답. 평생 폭풍을 청한 「돛」의 시인도 들판과 샘물 앞에서는 마음의 불안이 가라앉는 순간을 썼지만 끝내 그 평온을 누리지 못했다는 것, 그리고 자신은 법이 떠날 자유를 주었다고 말한다. ‘평온은 사슬이 끊기지 않는다는 앎, 자유는 넘기고 뒤돌아보지 않는 힘’이라는 해석 (장면 5).</w:t>
       </w:r>
     </w:p>
     <w:p>

--- a/러시아 인권변호사/9부/9부_에필로그.docx
+++ b/러시아 인권변호사/9부/9부_에필로그.docx
@@ -36,7 +36,7 @@
           <w:i w:val="0"/>
           <w:sz w:val="22"/>
         </w:rPr>
-        <w:t>이리나 올레고브나 마르첸코(퇴임하는 대통령) / 마리나 빅토로브나 젤레즈냐크(신임 대통령. 5부 4화 오네가 부지사 시절의 내부고발자 → 7부 지역정책 담당 → 8부 7화 오네가 주지사 → 9부 9화부터 이리나 정부의 핵심 파트너) / 조야 페트로브나(비코프의 오랜 벗) / 니나 스테파노브나(연금 수급자, 접수실 자원봉사자) / 카탸 리시나 / 베니아민 올레고비치 스트레시네프(문서고 책임자) / 라디오 진행자(Ведущая)·특파원(Корреспондент) / 발렌티나(니나의 이웃, 신규) / 여자아이·남자아이(문서고 견학 온 아이들) / 안나(재작년 겨울 사망, 언급만)</w:t>
+        <w:t>이리나 올레고브나 마르첸코(퇴임하는 대통령) / 마리나 빅토로브나 젤레즈냐크(신임 대통령. 5부 4화 오네가 부지사 시절의 내부고발자 → 7부 지역정책 담당 → 8부 7화 오네가 주지사 → 9부 9화부터 이리나 정부의 대통령 행정실장, стоп-кран 보유 → 대통령 당선) / 아나톨리 빅토로비치 그레벤시코프(은퇴한 정치 참모, “작은 망치”) / 다닐 란스코이(Даниил Ланской, 대통령 행정실 연설문 담당, 스물여섯 살, 신규) / 조야 페트로브나(비코프의 오랜 벗) / 니나 스테파노브나(연금 수급자, 접수실 자원봉사자) / 카탸 리시나 / 베니아민 올레고비치 스트레시네프(문서고 책임자) / 아나스타시야 “나스탸” 드미트리예브나(재정투명성 서비스 책임자) / 올레그 마르첸코(독립수사위원회 수사관, 이리나와 무관) / 라디오 진행자(Ведущая)·특파원(Корреспондент) / 발렌티나(니나의 이웃, 신규) / 여자아이·남자아이(문서고 견학 온 아이들) / 안나 미하일로브나(재작년 겨울 사망, 언급만) / 보구슬랍스키·셰스타코프·수하노프·코발추크(언급만)</w:t>
       </w:r>
     </w:p>
     <w:p>
@@ -62,7 +62,7 @@
           <w:i w:val="0"/>
           <w:sz w:val="22"/>
         </w:rPr>
-        <w:t>11화로부터 이리나의 4년 임기가 모두 지난 뒤, 이리나의 임기 마지막 날이자 마리나 젤레즈냐크의 취임일. 료샤 암살 사건은 실행범과 조직자에 이어, 12화에서 자금원으로 확정된 전 재무차관 스타니슬라프 이고레비치 보구슬랍스키까지 신병 인도 뒤 유죄 판결을 받았고, 니나 스테파노브나의 소송은 승소했다. 열쇠와 비코프의 편지가 마리나에게 넘어가고, 이졸다의 카드 색인 앞에서 아이들이 ‘먼저 차’의 뜻을 배운다. 여섯 장면은 문체를 달리한다: 장면 1 보도체(라디오), 장면 2 구어체(부엌), 장면 3 행사 전의 정중한 대화체(제3열), 장면 4 공식적 대화에서 친근한 대화로의 전환(вы→ты), 장면 5 독백에 가까운 대화(강변), 장면 6 아이들의 대화와 설명체(문서고 견학).</w:t>
+        <w:t>11화로부터 이리나의 4년 임기가 모두 지난 뒤(12화로부터 약 3년 반 뒤), 이리나의 임기 마지막 날이자 마리나 젤레즈냐크의 취임일. 하루 아침부터 해 질 녘까지. 료샤 암살 사건은 실행범과 조직자에 이어, 12화에서 자금원으로 확정된 전 재무차관 보구슬랍스키가 작년에 신병 인도되어 유죄 판결을 받았고, 취임식 전날 저녁 항소가 기각되어 판결이 확정된다. 니나 스테파노브나의 소송은 승소했다. 마지막 아침, 이리나와 마리나는 이리나 임기 첫해 가을 산불 비상 때 마리나가 처음으로 공개적으로 당긴 стоп-кран을 되짚고, 은퇴한 그레벤시코프는 료샤의 이름이 어떻게 그가 결코 받아들이지 않았을 일의 명분이 되어 왔는지 젊은 연설문 담당에게 들려준다. 열쇠와 비코프의 편지, ‘звено’라는 말이 마리나에게 넘어가고, 이졸다의 카드 색인 앞에서 아이들이 ‘먼저 차’의 뜻을 배운다. 아홉 장면은 문체를 달리한다: 장면 1 보도체(라디오), 장면 2 구어체(부엌), 장면 3 회상이 섞인 업무 대화체(마지막 아침), 장면 4 세대 간 논쟁체(연설문), 장면 5 행사 전의 정중한 대화체(제3열), 장면 6 공식적 대화에서 친근한 대화로의 전환(вы→ты), 장면 7 사실 보고체와 구어의 혼합(문서고의 케이크), 장면 8 독백에 가까운 대화(강변), 장면 9 아이들의 대화와 설명체(문서고 견학).</w:t>
       </w:r>
     </w:p>
     <w:p>
@@ -932,7 +932,7 @@
           <w:color w:val="1F3864"/>
           <w:sz w:val="26"/>
         </w:rPr>
-        <w:t>장면 3 — 취임식장 제3열, 식 시작 전 — 정중한 대화체</w:t>
+        <w:t>장면 3 — 대통령 집무실, 같은 아침 일곱 시 반 — 마지막 아침의 차, 첫 번째 стоп-кран</w:t>
       </w:r>
     </w:p>
     <w:p>
@@ -942,30 +942,12 @@
       <w:r>
         <w:rPr>
           <w:rFonts w:ascii="Times New Roman" w:hAnsi="Times New Roman" w:eastAsia="Malgun Gothic"/>
-          <w:b/>
-          <w:i w:val="0"/>
-          <w:sz w:val="22"/>
-        </w:rPr>
-        <w:t xml:space="preserve">Железняк: </w:t>
-      </w:r>
-      <w:r>
-        <w:rPr>
-          <w:rFonts w:ascii="Times New Roman" w:hAnsi="Times New Roman" w:eastAsia="Malgun Gothic"/>
           <w:b w:val="0"/>
           <w:i/>
           <w:color w:val="555555"/>
           <w:sz w:val="22"/>
         </w:rPr>
-        <w:t>(проходя между рядами, замедляя шаг)</w:t>
-      </w:r>
-      <w:r>
-        <w:rPr>
-          <w:rFonts w:ascii="Times New Roman" w:hAnsi="Times New Roman" w:eastAsia="Malgun Gothic"/>
-          <w:b w:val="0"/>
-          <w:i w:val="0"/>
-          <w:sz w:val="22"/>
-        </w:rPr>
-        <w:t xml:space="preserve"> Зоя Петровна? Мы виделись однажды — позапрошлой зимой, на кладбище. Вы, наверное, не помните.</w:t>
+        <w:t>(Полки пусты. На подоконнике бормочет радио. Входит Железняк с подносом: чайник и две чашки.)</w:t>
       </w:r>
     </w:p>
     <w:p>
@@ -979,16 +961,16 @@
           <w:i w:val="0"/>
           <w:sz w:val="22"/>
         </w:rPr>
-        <w:t xml:space="preserve">Зоя: </w:t>
-      </w:r>
-      <w:r>
-        <w:rPr>
-          <w:rFonts w:ascii="Times New Roman" w:hAnsi="Times New Roman" w:eastAsia="Malgun Gothic"/>
-          <w:b w:val="0"/>
-          <w:i w:val="0"/>
-          <w:sz w:val="22"/>
-        </w:rPr>
-        <w:t>Помню. Вы стояли у ограды и так и не подошли. И правильно: там было не до знакомств. А сюда я всегда прихожу пораньше. Иначе потом ищи стул.</w:t>
+        <w:t xml:space="preserve">Железняк: </w:t>
+      </w:r>
+      <w:r>
+        <w:rPr>
+          <w:rFonts w:ascii="Times New Roman" w:hAnsi="Times New Roman" w:eastAsia="Malgun Gothic"/>
+          <w:b w:val="0"/>
+          <w:i w:val="0"/>
+          <w:sz w:val="22"/>
+        </w:rPr>
+        <w:t>Доброе утро, Ирина Олеговна. Вы опять раньше всех.</w:t>
       </w:r>
     </w:p>
     <w:p>
@@ -1002,16 +984,26 @@
           <w:i w:val="0"/>
           <w:sz w:val="22"/>
         </w:rPr>
-        <w:t xml:space="preserve">Железняк: </w:t>
-      </w:r>
-      <w:r>
-        <w:rPr>
-          <w:rFonts w:ascii="Times New Roman" w:hAnsi="Times New Roman" w:eastAsia="Malgun Gothic"/>
-          <w:b w:val="0"/>
-          <w:i w:val="0"/>
-          <w:sz w:val="22"/>
-        </w:rPr>
-        <w:t>Это то самое место? Третий ряд?</w:t>
+        <w:t xml:space="preserve">Ирина: </w:t>
+      </w:r>
+      <w:r>
+        <w:rPr>
+          <w:rFonts w:ascii="Times New Roman" w:hAnsi="Times New Roman" w:eastAsia="Malgun Gothic"/>
+          <w:b w:val="0"/>
+          <w:i/>
+          <w:color w:val="555555"/>
+          <w:sz w:val="22"/>
+        </w:rPr>
+        <w:t>(выключая радио)</w:t>
+      </w:r>
+      <w:r>
+        <w:rPr>
+          <w:rFonts w:ascii="Times New Roman" w:hAnsi="Times New Roman" w:eastAsia="Malgun Gothic"/>
+          <w:b w:val="0"/>
+          <w:i w:val="0"/>
+          <w:sz w:val="22"/>
+        </w:rPr>
+        <w:t xml:space="preserve"> В последний раз. Имею право. А вы с подносом — это к добру или к остановке?</w:t>
       </w:r>
     </w:p>
     <w:p>
@@ -1025,16 +1017,26 @@
           <w:i w:val="0"/>
           <w:sz w:val="22"/>
         </w:rPr>
-        <w:t xml:space="preserve">Зоя: </w:t>
-      </w:r>
-      <w:r>
-        <w:rPr>
-          <w:rFonts w:ascii="Times New Roman" w:hAnsi="Times New Roman" w:eastAsia="Malgun Gothic"/>
-          <w:b w:val="0"/>
-          <w:i w:val="0"/>
-          <w:sz w:val="22"/>
-        </w:rPr>
-        <w:t>Да. Его оставили для Алексея Николаевича. Потом здесь сидела Анна. Теперь сижу я.</w:t>
+        <w:t xml:space="preserve">Железняк: </w:t>
+      </w:r>
+      <w:r>
+        <w:rPr>
+          <w:rFonts w:ascii="Times New Roman" w:hAnsi="Times New Roman" w:eastAsia="Malgun Gothic"/>
+          <w:b w:val="0"/>
+          <w:i/>
+          <w:color w:val="555555"/>
+          <w:sz w:val="22"/>
+        </w:rPr>
+        <w:t>(ставит поднос, разливает)</w:t>
+      </w:r>
+      <w:r>
+        <w:rPr>
+          <w:rFonts w:ascii="Times New Roman" w:hAnsi="Times New Roman" w:eastAsia="Malgun Gothic"/>
+          <w:b w:val="0"/>
+          <w:i w:val="0"/>
+          <w:sz w:val="22"/>
+        </w:rPr>
+        <w:t xml:space="preserve"> Сначала чай. Потом скажу.</w:t>
       </w:r>
     </w:p>
     <w:p>
@@ -1048,16 +1050,26 @@
           <w:i w:val="0"/>
           <w:sz w:val="22"/>
         </w:rPr>
-        <w:t xml:space="preserve">Железняк: </w:t>
-      </w:r>
-      <w:r>
-        <w:rPr>
-          <w:rFonts w:ascii="Times New Roman" w:hAnsi="Times New Roman" w:eastAsia="Malgun Gothic"/>
-          <w:b w:val="0"/>
-          <w:i w:val="0"/>
-          <w:sz w:val="22"/>
-        </w:rPr>
-        <w:t>Она ведь ни одного важного дня Ирины Олеговны не пропустила.</w:t>
+        <w:t xml:space="preserve">Ирина: </w:t>
+      </w:r>
+      <w:r>
+        <w:rPr>
+          <w:rFonts w:ascii="Times New Roman" w:hAnsi="Times New Roman" w:eastAsia="Malgun Gothic"/>
+          <w:b w:val="0"/>
+          <w:i/>
+          <w:color w:val="555555"/>
+          <w:sz w:val="22"/>
+        </w:rPr>
+        <w:t>(смеясь)</w:t>
+      </w:r>
+      <w:r>
+        <w:rPr>
+          <w:rFonts w:ascii="Times New Roman" w:hAnsi="Times New Roman" w:eastAsia="Malgun Gothic"/>
+          <w:b w:val="0"/>
+          <w:i w:val="0"/>
+          <w:sz w:val="22"/>
+        </w:rPr>
+        <w:t xml:space="preserve"> Вот этого я боялась четыре года. Стоило вам войти с чайником — у меня холодели руки. Условие я поставила сама, на вашей кухне в Онеге, — и сама же первая о него споткнулась. Помните ту ночь?</w:t>
       </w:r>
     </w:p>
     <w:p>
@@ -1071,16 +1083,35 @@
           <w:i w:val="0"/>
           <w:sz w:val="22"/>
         </w:rPr>
-        <w:t xml:space="preserve">Зоя: </w:t>
-      </w:r>
-      <w:r>
-        <w:rPr>
-          <w:rFonts w:ascii="Times New Roman" w:hAnsi="Times New Roman" w:eastAsia="Malgun Gothic"/>
-          <w:b w:val="0"/>
-          <w:i w:val="0"/>
-          <w:sz w:val="22"/>
-        </w:rPr>
-        <w:t>Ни одного. А уходила тихо, как и жила. Попросила лишь, чтобы это место не занимали чужие.</w:t>
+        <w:t xml:space="preserve">Железняк: </w:t>
+      </w:r>
+      <w:r>
+        <w:rPr>
+          <w:rFonts w:ascii="Times New Roman" w:hAnsi="Times New Roman" w:eastAsia="Malgun Gothic"/>
+          <w:b w:val="0"/>
+          <w:i w:val="0"/>
+          <w:sz w:val="22"/>
+        </w:rPr>
+        <w:t xml:space="preserve">Двадцать третье октября, без четверти двенадцать. Помню, потому что записала. </w:t>
+      </w:r>
+      <w:r>
+        <w:rPr>
+          <w:rFonts w:ascii="Times New Roman" w:hAnsi="Times New Roman" w:eastAsia="Malgun Gothic"/>
+          <w:b w:val="0"/>
+          <w:i/>
+          <w:color w:val="555555"/>
+          <w:sz w:val="22"/>
+        </w:rPr>
+        <w:t>(Садится напротив.)</w:t>
+      </w:r>
+      <w:r>
+        <w:rPr>
+          <w:rFonts w:ascii="Times New Roman" w:hAnsi="Times New Roman" w:eastAsia="Malgun Gothic"/>
+          <w:b w:val="0"/>
+          <w:i w:val="0"/>
+          <w:sz w:val="22"/>
+        </w:rPr>
+        <w:t xml:space="preserve"> Горели три северные области. Чрезвычайный режим шёл двадцать седьмой день. Через трое суток он кончался по закону «Пределы власти», а парламент не мог собрать кворум.</w:t>
       </w:r>
     </w:p>
     <w:p>
@@ -1094,16 +1125,16 @@
           <w:i w:val="0"/>
           <w:sz w:val="22"/>
         </w:rPr>
-        <w:t xml:space="preserve">Железняк: </w:t>
-      </w:r>
-      <w:r>
-        <w:rPr>
-          <w:rFonts w:ascii="Times New Roman" w:hAnsi="Times New Roman" w:eastAsia="Malgun Gothic"/>
-          <w:b w:val="0"/>
-          <w:i w:val="0"/>
-          <w:sz w:val="22"/>
-        </w:rPr>
-        <w:t>А вы не чужая?</w:t>
+        <w:t xml:space="preserve">Ирина: </w:t>
+      </w:r>
+      <w:r>
+        <w:rPr>
+          <w:rFonts w:ascii="Times New Roman" w:hAnsi="Times New Roman" w:eastAsia="Malgun Gothic"/>
+          <w:b w:val="0"/>
+          <w:i w:val="0"/>
+          <w:sz w:val="22"/>
+        </w:rPr>
+        <w:t>«Спокойная страна» ушла из зала. Ковальчук заявил, что не будет «штамповать чрезвычайщину». Смешно — именно он.</w:t>
       </w:r>
     </w:p>
     <w:p>
@@ -1117,16 +1148,16 @@
           <w:i w:val="0"/>
           <w:sz w:val="22"/>
         </w:rPr>
-        <w:t xml:space="preserve">Зоя: </w:t>
-      </w:r>
-      <w:r>
-        <w:rPr>
-          <w:rFonts w:ascii="Times New Roman" w:hAnsi="Times New Roman" w:eastAsia="Malgun Gothic"/>
-          <w:b w:val="0"/>
-          <w:i w:val="0"/>
-          <w:sz w:val="22"/>
-        </w:rPr>
-        <w:t>Я тот человек, который хранил письмо Быкова, пока оно не попало к Алексею Николаевичу. Наверное, этого достаточно.</w:t>
+        <w:t xml:space="preserve">Железняк: </w:t>
+      </w:r>
+      <w:r>
+        <w:rPr>
+          <w:rFonts w:ascii="Times New Roman" w:hAnsi="Times New Roman" w:eastAsia="Malgun Gothic"/>
+          <w:b w:val="0"/>
+          <w:i w:val="0"/>
+          <w:sz w:val="22"/>
+        </w:rPr>
+        <w:t>А вы положили мне на стол указ. Продлить режим ещё на тридцать дней без голосования — «в связи с невозможностью собрать кворум». И пункт четвёртый: «Решения штаба об эвакуации и изъятии техники исполняются немедленно; обжалование в суде не приостанавливает их исполнения».</w:t>
       </w:r>
     </w:p>
     <w:p>
@@ -1140,16 +1171,16 @@
           <w:i w:val="0"/>
           <w:sz w:val="22"/>
         </w:rPr>
-        <w:t xml:space="preserve">Железняк: </w:t>
-      </w:r>
-      <w:r>
-        <w:rPr>
-          <w:rFonts w:ascii="Times New Roman" w:hAnsi="Times New Roman" w:eastAsia="Malgun Gothic"/>
-          <w:b w:val="0"/>
-          <w:i w:val="0"/>
-          <w:sz w:val="22"/>
-        </w:rPr>
-        <w:t>Ирина Олеговна отдаст мне это письмо сегодня.</w:t>
+        <w:t xml:space="preserve">Ирина: </w:t>
+      </w:r>
+      <w:r>
+        <w:rPr>
+          <w:rFonts w:ascii="Times New Roman" w:hAnsi="Times New Roman" w:eastAsia="Malgun Gothic"/>
+          <w:b w:val="0"/>
+          <w:i w:val="0"/>
+          <w:sz w:val="22"/>
+        </w:rPr>
+        <w:t>Потому что накануне районный суд остановил изъятие бульдозеров у лесозаготовительной компании. По её жалобе. А огонь шёл к Кедровому. Две тысячи человек. Я третьи сутки не спала и смотрела на карту, как красное ползёт к синему. Мне казалось, что каждая подпись, которую я не поставлю, — это чей-то дом.</w:t>
       </w:r>
     </w:p>
     <w:p>
@@ -1163,16 +1194,16 @@
           <w:i w:val="0"/>
           <w:sz w:val="22"/>
         </w:rPr>
-        <w:t xml:space="preserve">Зоя: </w:t>
-      </w:r>
-      <w:r>
-        <w:rPr>
-          <w:rFonts w:ascii="Times New Roman" w:hAnsi="Times New Roman" w:eastAsia="Malgun Gothic"/>
-          <w:b w:val="0"/>
-          <w:i w:val="0"/>
-          <w:sz w:val="22"/>
-        </w:rPr>
-        <w:t>Отдаст. Только не читайте его сразу. Читайте дома.</w:t>
+        <w:t xml:space="preserve">Железняк: </w:t>
+      </w:r>
+      <w:r>
+        <w:rPr>
+          <w:rFonts w:ascii="Times New Roman" w:hAnsi="Times New Roman" w:eastAsia="Malgun Gothic"/>
+          <w:b w:val="0"/>
+          <w:i w:val="0"/>
+          <w:sz w:val="22"/>
+        </w:rPr>
+        <w:t>Я вошла с чайником. Налила. Вы выпили полчашки и сказали: «Марина Викторовна, если вы пришли меня останавливать, — не надо. Я знаю, что делаю».</w:t>
       </w:r>
     </w:p>
     <w:p>
@@ -1186,16 +1217,16 @@
           <w:i w:val="0"/>
           <w:sz w:val="22"/>
         </w:rPr>
-        <w:t xml:space="preserve">Железняк: </w:t>
-      </w:r>
-      <w:r>
-        <w:rPr>
-          <w:rFonts w:ascii="Times New Roman" w:hAnsi="Times New Roman" w:eastAsia="Malgun Gothic"/>
-          <w:b w:val="0"/>
-          <w:i w:val="0"/>
-          <w:sz w:val="22"/>
-        </w:rPr>
-        <w:t>Как вы думаете, я справлюсь?</w:t>
+        <w:t xml:space="preserve">Ирина: </w:t>
+      </w:r>
+      <w:r>
+        <w:rPr>
+          <w:rFonts w:ascii="Times New Roman" w:hAnsi="Times New Roman" w:eastAsia="Malgun Gothic"/>
+          <w:b w:val="0"/>
+          <w:i w:val="0"/>
+          <w:sz w:val="22"/>
+        </w:rPr>
+        <w:t>А вы ответили: «Поэтому и пришла». И нажали — семьдесят два часа, причины в реестр к утру. Я их помню наизусть. И всё равно прочитайте: хочу в последний раз услышать их вашим голосом.</w:t>
       </w:r>
     </w:p>
     <w:p>
@@ -1209,16 +1240,26 @@
           <w:i w:val="0"/>
           <w:sz w:val="22"/>
         </w:rPr>
-        <w:t xml:space="preserve">Зоя: </w:t>
-      </w:r>
-      <w:r>
-        <w:rPr>
-          <w:rFonts w:ascii="Times New Roman" w:hAnsi="Times New Roman" w:eastAsia="Malgun Gothic"/>
-          <w:b w:val="0"/>
-          <w:i w:val="0"/>
-          <w:sz w:val="22"/>
-        </w:rPr>
-        <w:t>Виктор Петрович на такой вопрос отвечал: «Справляются не те, кто уверен, а те, кто записывает». Не знаю, откуда он это взял, но проверено.</w:t>
+        <w:t xml:space="preserve">Железняк: </w:t>
+      </w:r>
+      <w:r>
+        <w:rPr>
+          <w:rFonts w:ascii="Times New Roman" w:hAnsi="Times New Roman" w:eastAsia="Malgun Gothic"/>
+          <w:b w:val="0"/>
+          <w:i/>
+          <w:color w:val="555555"/>
+          <w:sz w:val="22"/>
+        </w:rPr>
+        <w:t>(достаёт из папки лист, читает)</w:t>
+      </w:r>
+      <w:r>
+        <w:rPr>
+          <w:rFonts w:ascii="Times New Roman" w:hAnsi="Times New Roman" w:eastAsia="Malgun Gothic"/>
+          <w:b w:val="0"/>
+          <w:i w:val="0"/>
+          <w:sz w:val="22"/>
+        </w:rPr>
+        <w:t xml:space="preserve"> «Первое. Закон «Пределы власти» даёт президенту чрезвычайные меры на тридцать дней. Продлить их может только парламент. Отсутствие кворума не делает парламент ненужным — оно обязывает его собраться».</w:t>
       </w:r>
     </w:p>
     <w:p>
@@ -1238,10 +1279,20 @@
         <w:rPr>
           <w:rFonts w:ascii="Times New Roman" w:hAnsi="Times New Roman" w:eastAsia="Malgun Gothic"/>
           <w:b w:val="0"/>
-          <w:i w:val="0"/>
-          <w:sz w:val="22"/>
-        </w:rPr>
-        <w:t>Проверено и мной. Я когда-то начинала с того, что записывала, что подписывают в Онежской администрации. Потом эти записи легли на стол следователю. А теперь за ту же привычку меня зовут на трибуну.</w:t>
+          <w:i/>
+          <w:color w:val="555555"/>
+          <w:sz w:val="22"/>
+        </w:rPr>
+        <w:t>(читает)</w:t>
+      </w:r>
+      <w:r>
+        <w:rPr>
+          <w:rFonts w:ascii="Times New Roman" w:hAnsi="Times New Roman" w:eastAsia="Malgun Gothic"/>
+          <w:b w:val="0"/>
+          <w:i w:val="0"/>
+          <w:sz w:val="22"/>
+        </w:rPr>
+        <w:t xml:space="preserve"> «Второе. Пункт четвёртый выводит решения исполнительной власти из-под судебного контроля. Пожар — причина торопиться. Но не причина не спрашивать».</w:t>
       </w:r>
     </w:p>
     <w:p>
@@ -1255,16 +1306,26 @@
           <w:i w:val="0"/>
           <w:sz w:val="22"/>
         </w:rPr>
-        <w:t xml:space="preserve">Зоя: </w:t>
-      </w:r>
-      <w:r>
-        <w:rPr>
-          <w:rFonts w:ascii="Times New Roman" w:hAnsi="Times New Roman" w:eastAsia="Malgun Gothic"/>
-          <w:b w:val="0"/>
-          <w:i w:val="0"/>
-          <w:sz w:val="22"/>
-        </w:rPr>
-        <w:t>Значит, Виктор Петрович был бы вами доволен. Молча, конечно.</w:t>
+        <w:t xml:space="preserve">Железняк: </w:t>
+      </w:r>
+      <w:r>
+        <w:rPr>
+          <w:rFonts w:ascii="Times New Roman" w:hAnsi="Times New Roman" w:eastAsia="Malgun Gothic"/>
+          <w:b w:val="0"/>
+          <w:i/>
+          <w:color w:val="555555"/>
+          <w:sz w:val="22"/>
+        </w:rPr>
+        <w:t>(читает)</w:t>
+      </w:r>
+      <w:r>
+        <w:rPr>
+          <w:rFonts w:ascii="Times New Roman" w:hAnsi="Times New Roman" w:eastAsia="Malgun Gothic"/>
+          <w:b w:val="0"/>
+          <w:i w:val="0"/>
+          <w:sz w:val="22"/>
+        </w:rPr>
+        <w:t xml:space="preserve"> «Третье. В преамбуле указа сказано: «продолжая дело Алексея Николаевича Орлова». Ссылка на человека, даже на покойного президента, не является правовым основанием».</w:t>
       </w:r>
     </w:p>
     <w:p>
@@ -1278,6 +1339,29 @@
           <w:i w:val="0"/>
           <w:sz w:val="22"/>
         </w:rPr>
+        <w:t xml:space="preserve">Ирина: </w:t>
+      </w:r>
+      <w:r>
+        <w:rPr>
+          <w:rFonts w:ascii="Times New Roman" w:hAnsi="Times New Roman" w:eastAsia="Malgun Gothic"/>
+          <w:b w:val="0"/>
+          <w:i w:val="0"/>
+          <w:sz w:val="22"/>
+        </w:rPr>
+        <w:t>Третий пункт было больнее всего слышать.</w:t>
+      </w:r>
+    </w:p>
+    <w:p>
+      <w:pPr>
+        <w:spacing w:before="0" w:after="110" w:line="300" w:lineRule="auto"/>
+      </w:pPr>
+      <w:r>
+        <w:rPr>
+          <w:rFonts w:ascii="Times New Roman" w:hAnsi="Times New Roman" w:eastAsia="Malgun Gothic"/>
+          <w:b/>
+          <w:i w:val="0"/>
+          <w:sz w:val="22"/>
+        </w:rPr>
         <w:t xml:space="preserve">Железняк: </w:t>
       </w:r>
       <w:r>
@@ -1287,7 +1371,76 @@
           <w:i w:val="0"/>
           <w:sz w:val="22"/>
         </w:rPr>
-        <w:t xml:space="preserve">Спасибо. </w:t>
+        <w:t>Знаю. Вы мне так и сказали, в час ночи: я не имею права трогать его имя.</w:t>
+      </w:r>
+    </w:p>
+    <w:p>
+      <w:pPr>
+        <w:spacing w:before="0" w:after="110" w:line="300" w:lineRule="auto"/>
+      </w:pPr>
+      <w:r>
+        <w:rPr>
+          <w:rFonts w:ascii="Times New Roman" w:hAnsi="Times New Roman" w:eastAsia="Malgun Gothic"/>
+          <w:b/>
+          <w:i w:val="0"/>
+          <w:sz w:val="22"/>
+        </w:rPr>
+        <w:t xml:space="preserve">Ирина: </w:t>
+      </w:r>
+      <w:r>
+        <w:rPr>
+          <w:rFonts w:ascii="Times New Roman" w:hAnsi="Times New Roman" w:eastAsia="Malgun Gothic"/>
+          <w:b w:val="0"/>
+          <w:i w:val="0"/>
+          <w:sz w:val="22"/>
+        </w:rPr>
+        <w:t>А вы ответили: «Я его и не трогаю. Его трогает ваш указ».</w:t>
+      </w:r>
+    </w:p>
+    <w:p>
+      <w:pPr>
+        <w:spacing w:before="0" w:after="110" w:line="300" w:lineRule="auto"/>
+      </w:pPr>
+      <w:r>
+        <w:rPr>
+          <w:rFonts w:ascii="Times New Roman" w:hAnsi="Times New Roman" w:eastAsia="Malgun Gothic"/>
+          <w:b/>
+          <w:i w:val="0"/>
+          <w:sz w:val="22"/>
+        </w:rPr>
+        <w:t xml:space="preserve">Железняк: </w:t>
+      </w:r>
+      <w:r>
+        <w:rPr>
+          <w:rFonts w:ascii="Times New Roman" w:hAnsi="Times New Roman" w:eastAsia="Malgun Gothic"/>
+          <w:b w:val="0"/>
+          <w:i w:val="0"/>
+          <w:sz w:val="22"/>
+        </w:rPr>
+        <w:t>Потом вы спорили двадцать минут. Потом допили чай и замолчали.</w:t>
+      </w:r>
+    </w:p>
+    <w:p>
+      <w:pPr>
+        <w:spacing w:before="0" w:after="110" w:line="300" w:lineRule="auto"/>
+      </w:pPr>
+      <w:r>
+        <w:rPr>
+          <w:rFonts w:ascii="Times New Roman" w:hAnsi="Times New Roman" w:eastAsia="Malgun Gothic"/>
+          <w:b/>
+          <w:i w:val="0"/>
+          <w:sz w:val="22"/>
+        </w:rPr>
+        <w:t xml:space="preserve">Ирина: </w:t>
+      </w:r>
+      <w:r>
+        <w:rPr>
+          <w:rFonts w:ascii="Times New Roman" w:hAnsi="Times New Roman" w:eastAsia="Malgun Gothic"/>
+          <w:b w:val="0"/>
+          <w:i w:val="0"/>
+          <w:sz w:val="22"/>
+        </w:rPr>
+        <w:t xml:space="preserve">Чай остыл. Спорить над остывшим чаем глупо. </w:t>
       </w:r>
       <w:r>
         <w:rPr>
@@ -1306,7 +1459,7 @@
           <w:i w:val="0"/>
           <w:sz w:val="22"/>
         </w:rPr>
-        <w:t xml:space="preserve"> Можно посижу рядом? Пять минут. Потом на трибуну.</w:t>
+        <w:t xml:space="preserve"> Что было дальше, я потом пересказывала на каждой встрече со студентами.</w:t>
       </w:r>
     </w:p>
     <w:p>
@@ -1320,16 +1473,16 @@
           <w:i w:val="0"/>
           <w:sz w:val="22"/>
         </w:rPr>
-        <w:t xml:space="preserve">Зоя: </w:t>
-      </w:r>
-      <w:r>
-        <w:rPr>
-          <w:rFonts w:ascii="Times New Roman" w:hAnsi="Times New Roman" w:eastAsia="Malgun Gothic"/>
-          <w:b w:val="0"/>
-          <w:i w:val="0"/>
-          <w:sz w:val="22"/>
-        </w:rPr>
-        <w:t>Садитесь. У меня есть термос. С чаем.</w:t>
+        <w:t xml:space="preserve">Железняк: </w:t>
+      </w:r>
+      <w:r>
+        <w:rPr>
+          <w:rFonts w:ascii="Times New Roman" w:hAnsi="Times New Roman" w:eastAsia="Malgun Gothic"/>
+          <w:b w:val="0"/>
+          <w:i w:val="0"/>
+          <w:sz w:val="22"/>
+        </w:rPr>
+        <w:t>Утром остановку опубликовали. К обеду Ковальчук понял, что его бойкот больше никому не нужен: президента остановила не оппозиция, а её собственный Аппарат. Спорить стало не с кем. Вечером фракция вернулась в зал.</w:t>
       </w:r>
     </w:p>
     <w:p>
@@ -1343,7 +1496,145 @@
           <w:i w:val="0"/>
           <w:sz w:val="22"/>
         </w:rPr>
+        <w:t xml:space="preserve">Ирина: </w:t>
+      </w:r>
+      <w:r>
+        <w:rPr>
+          <w:rFonts w:ascii="Times New Roman" w:hAnsi="Times New Roman" w:eastAsia="Malgun Gothic"/>
+          <w:b w:val="0"/>
+          <w:i w:val="0"/>
+          <w:sz w:val="22"/>
+        </w:rPr>
+        <w:t>И парламент продлил режим. Не на тридцать дней — на двадцать один. С обязательной проверкой каждого изъятия в суде в течение суток.</w:t>
+      </w:r>
+    </w:p>
+    <w:p>
+      <w:pPr>
+        <w:spacing w:before="0" w:after="110" w:line="300" w:lineRule="auto"/>
+      </w:pPr>
+      <w:r>
+        <w:rPr>
+          <w:rFonts w:ascii="Times New Roman" w:hAnsi="Times New Roman" w:eastAsia="Malgun Gothic"/>
+          <w:b/>
+          <w:i w:val="0"/>
+          <w:sz w:val="22"/>
+        </w:rPr>
         <w:t xml:space="preserve">Железняк: </w:t>
+      </w:r>
+      <w:r>
+        <w:rPr>
+          <w:rFonts w:ascii="Times New Roman" w:hAnsi="Times New Roman" w:eastAsia="Malgun Gothic"/>
+          <w:b w:val="0"/>
+          <w:i w:val="0"/>
+          <w:sz w:val="22"/>
+        </w:rPr>
+        <w:t>А районный суд за тридцать шесть часов признал изъятие законным — с компенсацией компании. Бульдозеры вышли к Кедровому на два дня позже, чем вы хотели.</w:t>
+      </w:r>
+    </w:p>
+    <w:p>
+      <w:pPr>
+        <w:spacing w:before="0" w:after="110" w:line="300" w:lineRule="auto"/>
+      </w:pPr>
+      <w:r>
+        <w:rPr>
+          <w:rFonts w:ascii="Times New Roman" w:hAnsi="Times New Roman" w:eastAsia="Malgun Gothic"/>
+          <w:b/>
+          <w:i w:val="0"/>
+          <w:sz w:val="22"/>
+        </w:rPr>
+        <w:t xml:space="preserve">Ирина: </w:t>
+      </w:r>
+      <w:r>
+        <w:rPr>
+          <w:rFonts w:ascii="Times New Roman" w:hAnsi="Times New Roman" w:eastAsia="Malgun Gothic"/>
+          <w:b w:val="0"/>
+          <w:i w:val="0"/>
+          <w:sz w:val="22"/>
+        </w:rPr>
+        <w:t>Я потом неделю проверяла эти два дня. По часам. Сгорел ли хоть один дом. Пострадал ли хоть один человек. Ни одного. Ветер повернул, пожарные удержали просеку. Мне повезло, Марина Викторовна. Это я тоже записала: «повезло». Правота не должна зависеть от ветра.</w:t>
+      </w:r>
+    </w:p>
+    <w:p>
+      <w:pPr>
+        <w:spacing w:before="0" w:after="110" w:line="300" w:lineRule="auto"/>
+      </w:pPr>
+      <w:r>
+        <w:rPr>
+          <w:rFonts w:ascii="Times New Roman" w:hAnsi="Times New Roman" w:eastAsia="Malgun Gothic"/>
+          <w:b/>
+          <w:i w:val="0"/>
+          <w:sz w:val="22"/>
+        </w:rPr>
+        <w:t xml:space="preserve">Железняк: </w:t>
+      </w:r>
+      <w:r>
+        <w:rPr>
+          <w:rFonts w:ascii="Times New Roman" w:hAnsi="Times New Roman" w:eastAsia="Malgun Gothic"/>
+          <w:b w:val="0"/>
+          <w:i w:val="0"/>
+          <w:sz w:val="22"/>
+        </w:rPr>
+        <w:t>Вечером вы вышли в эфир. Одну вашу фразу потом повесили у нас в Аппарате, над кулером.</w:t>
+      </w:r>
+    </w:p>
+    <w:p>
+      <w:pPr>
+        <w:spacing w:before="0" w:after="110" w:line="300" w:lineRule="auto"/>
+      </w:pPr>
+      <w:r>
+        <w:rPr>
+          <w:rFonts w:ascii="Times New Roman" w:hAnsi="Times New Roman" w:eastAsia="Malgun Gothic"/>
+          <w:b/>
+          <w:i w:val="0"/>
+          <w:sz w:val="22"/>
+        </w:rPr>
+        <w:t xml:space="preserve">Ирина: </w:t>
+      </w:r>
+      <w:r>
+        <w:rPr>
+          <w:rFonts w:ascii="Times New Roman" w:hAnsi="Times New Roman" w:eastAsia="Malgun Gothic"/>
+          <w:b w:val="0"/>
+          <w:i w:val="0"/>
+          <w:sz w:val="22"/>
+        </w:rPr>
+        <w:t>«Я была неправа». Три слова. Самые трудные за четыре года.</w:t>
+      </w:r>
+    </w:p>
+    <w:p>
+      <w:pPr>
+        <w:spacing w:before="0" w:after="110" w:line="300" w:lineRule="auto"/>
+      </w:pPr>
+      <w:r>
+        <w:rPr>
+          <w:rFonts w:ascii="Times New Roman" w:hAnsi="Times New Roman" w:eastAsia="Malgun Gothic"/>
+          <w:b/>
+          <w:i w:val="0"/>
+          <w:sz w:val="22"/>
+        </w:rPr>
+        <w:t xml:space="preserve">Железняк: </w:t>
+      </w:r>
+      <w:r>
+        <w:rPr>
+          <w:rFonts w:ascii="Times New Roman" w:hAnsi="Times New Roman" w:eastAsia="Malgun Gothic"/>
+          <w:b w:val="0"/>
+          <w:i w:val="0"/>
+          <w:sz w:val="22"/>
+        </w:rPr>
+        <w:t>Там было больше трёх слов. Вы сказали: «Стоп-кран придумала я — в кабинете Алексея Николаевича, чтобы останавливать его. Закон написал он. Сегодня этот закон остановил меня. Значит, он работает не на одного человека».</w:t>
+      </w:r>
+    </w:p>
+    <w:p>
+      <w:pPr>
+        <w:spacing w:before="0" w:after="110" w:line="300" w:lineRule="auto"/>
+      </w:pPr>
+      <w:r>
+        <w:rPr>
+          <w:rFonts w:ascii="Times New Roman" w:hAnsi="Times New Roman" w:eastAsia="Malgun Gothic"/>
+          <w:b/>
+          <w:i w:val="0"/>
+          <w:sz w:val="22"/>
+        </w:rPr>
+        <w:t xml:space="preserve">Ирина: </w:t>
       </w:r>
       <w:r>
         <w:rPr>
@@ -1353,16 +1644,16 @@
           <w:color w:val="555555"/>
           <w:sz w:val="22"/>
         </w:rPr>
-        <w:t>(садясь)</w:t>
-      </w:r>
-      <w:r>
-        <w:rPr>
-          <w:rFonts w:ascii="Times New Roman" w:hAnsi="Times New Roman" w:eastAsia="Malgun Gothic"/>
-          <w:b w:val="0"/>
-          <w:i w:val="0"/>
-          <w:sz w:val="22"/>
-        </w:rPr>
-        <w:t xml:space="preserve"> Я была на той присяге. Сидела в первом ряду, с губернаторами, и всё время оглядывалась. Помню, как Анна Михайловна села на это место, и никто её не остановил.</w:t>
+        <w:t>(тихо)</w:t>
+      </w:r>
+      <w:r>
+        <w:rPr>
+          <w:rFonts w:ascii="Times New Roman" w:hAnsi="Times New Roman" w:eastAsia="Malgun Gothic"/>
+          <w:b w:val="0"/>
+          <w:i w:val="0"/>
+          <w:sz w:val="22"/>
+        </w:rPr>
+        <w:t xml:space="preserve"> Я ведь правда думала, что меня-то останавливать не придётся. Что уж я знаю, где край. Я же сама его чертила.</w:t>
       </w:r>
     </w:p>
     <w:p>
@@ -1376,16 +1667,16 @@
           <w:i w:val="0"/>
           <w:sz w:val="22"/>
         </w:rPr>
-        <w:t xml:space="preserve">Зоя: </w:t>
-      </w:r>
-      <w:r>
-        <w:rPr>
-          <w:rFonts w:ascii="Times New Roman" w:hAnsi="Times New Roman" w:eastAsia="Malgun Gothic"/>
-          <w:b w:val="0"/>
-          <w:i w:val="0"/>
-          <w:sz w:val="22"/>
-        </w:rPr>
-        <w:t>Её и не надо было останавливать. Она знала, куда садиться.</w:t>
+        <w:t xml:space="preserve">Железняк: </w:t>
+      </w:r>
+      <w:r>
+        <w:rPr>
+          <w:rFonts w:ascii="Times New Roman" w:hAnsi="Times New Roman" w:eastAsia="Malgun Gothic"/>
+          <w:b w:val="0"/>
+          <w:i w:val="0"/>
+          <w:sz w:val="22"/>
+        </w:rPr>
+        <w:t>Кто чертил край, тот ближе всех к нему и стоит. Это я вам говорю в последний раз как руководитель Аппарата.</w:t>
       </w:r>
     </w:p>
     <w:p>
@@ -1399,16 +1690,16 @@
           <w:i w:val="0"/>
           <w:sz w:val="22"/>
         </w:rPr>
-        <w:t xml:space="preserve">Железняк: </w:t>
-      </w:r>
-      <w:r>
-        <w:rPr>
-          <w:rFonts w:ascii="Times New Roman" w:hAnsi="Times New Roman" w:eastAsia="Malgun Gothic"/>
-          <w:b w:val="0"/>
-          <w:i w:val="0"/>
-          <w:sz w:val="22"/>
-        </w:rPr>
-        <w:t>А вы? Вы знали Виктора Петровича давно?</w:t>
+        <w:t xml:space="preserve">Ирина: </w:t>
+      </w:r>
+      <w:r>
+        <w:rPr>
+          <w:rFonts w:ascii="Times New Roman" w:hAnsi="Times New Roman" w:eastAsia="Malgun Gothic"/>
+          <w:b w:val="0"/>
+          <w:i w:val="0"/>
+          <w:sz w:val="22"/>
+        </w:rPr>
+        <w:t>Сколько всего было? За четыре года.</w:t>
       </w:r>
     </w:p>
     <w:p>
@@ -1422,16 +1713,53 @@
           <w:i w:val="0"/>
           <w:sz w:val="22"/>
         </w:rPr>
-        <w:t xml:space="preserve">Зоя: </w:t>
-      </w:r>
-      <w:r>
-        <w:rPr>
-          <w:rFonts w:ascii="Times New Roman" w:hAnsi="Times New Roman" w:eastAsia="Malgun Gothic"/>
-          <w:b w:val="0"/>
-          <w:i w:val="0"/>
-          <w:sz w:val="22"/>
-        </w:rPr>
-        <w:t xml:space="preserve">Достаточно, чтобы знать, как он ворчит. </w:t>
+        <w:t xml:space="preserve">Железняк: </w:t>
+      </w:r>
+      <w:r>
+        <w:rPr>
+          <w:rFonts w:ascii="Times New Roman" w:hAnsi="Times New Roman" w:eastAsia="Malgun Gothic"/>
+          <w:b w:val="0"/>
+          <w:i w:val="0"/>
+          <w:sz w:val="22"/>
+        </w:rPr>
+        <w:t>Одиннадцать. Девять вы потом признали.</w:t>
+      </w:r>
+    </w:p>
+    <w:p>
+      <w:pPr>
+        <w:spacing w:before="0" w:after="110" w:line="300" w:lineRule="auto"/>
+      </w:pPr>
+      <w:r>
+        <w:rPr>
+          <w:rFonts w:ascii="Times New Roman" w:hAnsi="Times New Roman" w:eastAsia="Malgun Gothic"/>
+          <w:b/>
+          <w:i w:val="0"/>
+          <w:sz w:val="22"/>
+        </w:rPr>
+        <w:t xml:space="preserve">Ирина: </w:t>
+      </w:r>
+      <w:r>
+        <w:rPr>
+          <w:rFonts w:ascii="Times New Roman" w:hAnsi="Times New Roman" w:eastAsia="Malgun Gothic"/>
+          <w:b w:val="0"/>
+          <w:i w:val="0"/>
+          <w:sz w:val="22"/>
+        </w:rPr>
+        <w:t>Алексей Николаевич сказал мне перед вашим назначением: «Одного раза не будет. Будет десять. И девять вы потом признаете». Ошибся на один.</w:t>
+      </w:r>
+    </w:p>
+    <w:p>
+      <w:pPr>
+        <w:spacing w:before="0" w:after="110" w:line="300" w:lineRule="auto"/>
+      </w:pPr>
+      <w:r>
+        <w:rPr>
+          <w:rFonts w:ascii="Times New Roman" w:hAnsi="Times New Roman" w:eastAsia="Malgun Gothic"/>
+          <w:b/>
+          <w:i w:val="0"/>
+          <w:sz w:val="22"/>
+        </w:rPr>
+        <w:t xml:space="preserve">Железняк: </w:t>
       </w:r>
       <w:r>
         <w:rPr>
@@ -1441,20 +1769,43 @@
           <w:color w:val="555555"/>
           <w:sz w:val="22"/>
         </w:rPr>
-        <w:t>(Наливая чай в крышку термоса.)</w:t>
-      </w:r>
-      <w:r>
-        <w:rPr>
-          <w:rFonts w:ascii="Times New Roman" w:hAnsi="Times New Roman" w:eastAsia="Malgun Gothic"/>
-          <w:b w:val="0"/>
-          <w:i w:val="0"/>
-          <w:sz w:val="22"/>
-        </w:rPr>
-        <w:t xml:space="preserve"> Пейте. Там, на трибуне, будет не до чая.</w:t>
+        <w:t>(подливая)</w:t>
+      </w:r>
+      <w:r>
+        <w:rPr>
+          <w:rFonts w:ascii="Times New Roman" w:hAnsi="Times New Roman" w:eastAsia="Malgun Gothic"/>
+          <w:b w:val="0"/>
+          <w:i w:val="0"/>
+          <w:sz w:val="22"/>
+        </w:rPr>
+        <w:t xml:space="preserve"> Допивайте. Через полтора часа мне приносить присягу, а вам — сидеть в зале и не вмешиваться.</w:t>
       </w:r>
     </w:p>
     <w:p>
       <w:pPr>
+        <w:spacing w:before="0" w:after="110" w:line="300" w:lineRule="auto"/>
+      </w:pPr>
+      <w:r>
+        <w:rPr>
+          <w:rFonts w:ascii="Times New Roman" w:hAnsi="Times New Roman" w:eastAsia="Malgun Gothic"/>
+          <w:b/>
+          <w:i w:val="0"/>
+          <w:sz w:val="22"/>
+        </w:rPr>
+        <w:t xml:space="preserve">Ирина: </w:t>
+      </w:r>
+      <w:r>
+        <w:rPr>
+          <w:rFonts w:ascii="Times New Roman" w:hAnsi="Times New Roman" w:eastAsia="Malgun Gothic"/>
+          <w:b w:val="0"/>
+          <w:i w:val="0"/>
+          <w:sz w:val="22"/>
+        </w:rPr>
+        <w:t>Это я умею. Четыре года тренировалась — на следствии.</w:t>
+      </w:r>
+    </w:p>
+    <w:p>
+      <w:pPr>
         <w:keepNext/>
         <w:spacing w:before="320" w:after="140"/>
       </w:pPr>
@@ -1466,7 +1817,7 @@
           <w:color w:val="1F3864"/>
           <w:sz w:val="26"/>
         </w:rPr>
-        <w:t>장면 4 — 대통령 집무실, 인수 — ‘вы’에서 ‘ты’로</w:t>
+        <w:t>장면 4 — 집무실 앞 대기실, 여덟 시 — 이름의 무게</w:t>
       </w:r>
     </w:p>
     <w:p>
@@ -1480,7 +1831,7 @@
           <w:i w:val="0"/>
           <w:sz w:val="22"/>
         </w:rPr>
-        <w:t xml:space="preserve">Ирина: </w:t>
+        <w:t xml:space="preserve">Даниил: </w:t>
       </w:r>
       <w:r>
         <w:rPr>
@@ -1490,16 +1841,16 @@
           <w:color w:val="555555"/>
           <w:sz w:val="22"/>
         </w:rPr>
-        <w:t>(на пороге кабинета)</w:t>
-      </w:r>
-      <w:r>
-        <w:rPr>
-          <w:rFonts w:ascii="Times New Roman" w:hAnsi="Times New Roman" w:eastAsia="Malgun Gothic"/>
-          <w:b w:val="0"/>
-          <w:i w:val="0"/>
-          <w:sz w:val="22"/>
-        </w:rPr>
-        <w:t xml:space="preserve"> Вот, Марина. Здесь вы будете работать. Стол крепкий, кресло скрипит. Проверила лично.</w:t>
+        <w:t>(с листами в руках, запыхавшись)</w:t>
+      </w:r>
+      <w:r>
+        <w:rPr>
+          <w:rFonts w:ascii="Times New Roman" w:hAnsi="Times New Roman" w:eastAsia="Malgun Gothic"/>
+          <w:b w:val="0"/>
+          <w:i w:val="0"/>
+          <w:sz w:val="22"/>
+        </w:rPr>
+        <w:t xml:space="preserve"> Ирина Олеговна, прощальное обращение. Пресс-служба просит утвердить до девяти. Я правил всю ночь.</w:t>
       </w:r>
     </w:p>
     <w:p>
@@ -1513,16 +1864,35 @@
           <w:i w:val="0"/>
           <w:sz w:val="22"/>
         </w:rPr>
-        <w:t xml:space="preserve">Железняк: </w:t>
-      </w:r>
-      <w:r>
-        <w:rPr>
-          <w:rFonts w:ascii="Times New Roman" w:hAnsi="Times New Roman" w:eastAsia="Malgun Gothic"/>
-          <w:b w:val="0"/>
-          <w:i w:val="0"/>
-          <w:sz w:val="22"/>
-        </w:rPr>
-        <w:t>Ирина Олеговна, я нервничаю сильнее, чем перед экзаменом.</w:t>
+        <w:t xml:space="preserve">Ирина: </w:t>
+      </w:r>
+      <w:r>
+        <w:rPr>
+          <w:rFonts w:ascii="Times New Roman" w:hAnsi="Times New Roman" w:eastAsia="Malgun Gothic"/>
+          <w:b w:val="0"/>
+          <w:i w:val="0"/>
+          <w:sz w:val="22"/>
+        </w:rPr>
+        <w:t xml:space="preserve">Спасибо, Даниил. </w:t>
+      </w:r>
+      <w:r>
+        <w:rPr>
+          <w:rFonts w:ascii="Times New Roman" w:hAnsi="Times New Roman" w:eastAsia="Malgun Gothic"/>
+          <w:b w:val="0"/>
+          <w:i/>
+          <w:color w:val="555555"/>
+          <w:sz w:val="22"/>
+        </w:rPr>
+        <w:t>(Читает и останавливается.)</w:t>
+      </w:r>
+      <w:r>
+        <w:rPr>
+          <w:rFonts w:ascii="Times New Roman" w:hAnsi="Times New Roman" w:eastAsia="Malgun Gothic"/>
+          <w:b w:val="0"/>
+          <w:i w:val="0"/>
+          <w:sz w:val="22"/>
+        </w:rPr>
+        <w:t xml:space="preserve"> «Как завещал нам Алексей Николаевич Орлов…» Кто это написал?</w:t>
       </w:r>
     </w:p>
     <w:p>
@@ -1536,16 +1906,16 @@
           <w:i w:val="0"/>
           <w:sz w:val="22"/>
         </w:rPr>
-        <w:t xml:space="preserve">Ирина: </w:t>
-      </w:r>
-      <w:r>
-        <w:rPr>
-          <w:rFonts w:ascii="Times New Roman" w:hAnsi="Times New Roman" w:eastAsia="Malgun Gothic"/>
-          <w:b w:val="0"/>
-          <w:i w:val="0"/>
-          <w:sz w:val="22"/>
-        </w:rPr>
-        <w:t>Это нормально. Садитесь. Чаю?</w:t>
+        <w:t xml:space="preserve">Даниил: </w:t>
+      </w:r>
+      <w:r>
+        <w:rPr>
+          <w:rFonts w:ascii="Times New Roman" w:hAnsi="Times New Roman" w:eastAsia="Malgun Gothic"/>
+          <w:b w:val="0"/>
+          <w:i w:val="0"/>
+          <w:sz w:val="22"/>
+        </w:rPr>
+        <w:t>Я. Но ведь это правда. Он хотел, чтобы власть передавали.</w:t>
       </w:r>
     </w:p>
     <w:p>
@@ -1559,7 +1929,7 @@
           <w:i w:val="0"/>
           <w:sz w:val="22"/>
         </w:rPr>
-        <w:t xml:space="preserve">Железняк: </w:t>
+        <w:t xml:space="preserve">Гребенщиков: </w:t>
       </w:r>
       <w:r>
         <w:rPr>
@@ -1569,16 +1939,16 @@
           <w:color w:val="555555"/>
           <w:sz w:val="22"/>
         </w:rPr>
-        <w:t>(улыбнувшись)</w:t>
-      </w:r>
-      <w:r>
-        <w:rPr>
-          <w:rFonts w:ascii="Times New Roman" w:hAnsi="Times New Roman" w:eastAsia="Malgun Gothic"/>
-          <w:b w:val="0"/>
-          <w:i w:val="0"/>
-          <w:sz w:val="22"/>
-        </w:rPr>
-        <w:t xml:space="preserve"> Мне уже сказали, что чай — первым делом.</w:t>
+        <w:t>(из кресла у окна, не вставая)</w:t>
+      </w:r>
+      <w:r>
+        <w:rPr>
+          <w:rFonts w:ascii="Times New Roman" w:hAnsi="Times New Roman" w:eastAsia="Malgun Gothic"/>
+          <w:b w:val="0"/>
+          <w:i w:val="0"/>
+          <w:sz w:val="22"/>
+        </w:rPr>
+        <w:t xml:space="preserve"> Хотел. Но не завещал. Завещают имущество, молодой человек.</w:t>
       </w:r>
     </w:p>
     <w:p>
@@ -1601,7 +1971,7 @@
           <w:i w:val="0"/>
           <w:sz w:val="22"/>
         </w:rPr>
-        <w:t>Кто?</w:t>
+        <w:t>Анатолий Викторович! Вы же обещали не приходить до церемонии.</w:t>
       </w:r>
     </w:p>
     <w:p>
@@ -1615,16 +1985,16 @@
           <w:i w:val="0"/>
           <w:sz w:val="22"/>
         </w:rPr>
-        <w:t xml:space="preserve">Железняк: </w:t>
-      </w:r>
-      <w:r>
-        <w:rPr>
-          <w:rFonts w:ascii="Times New Roman" w:hAnsi="Times New Roman" w:eastAsia="Malgun Gothic"/>
-          <w:b w:val="0"/>
-          <w:i w:val="0"/>
-          <w:sz w:val="22"/>
-        </w:rPr>
-        <w:t>Зоя. В третьем ряду.</w:t>
+        <w:t xml:space="preserve">Гребенщиков: </w:t>
+      </w:r>
+      <w:r>
+        <w:rPr>
+          <w:rFonts w:ascii="Times New Roman" w:hAnsi="Times New Roman" w:eastAsia="Malgun Gothic"/>
+          <w:b w:val="0"/>
+          <w:i w:val="0"/>
+          <w:sz w:val="22"/>
+        </w:rPr>
+        <w:t>Я пенсионер, Ирина Олеговна. Пенсионеры приходят заранее — нам больше некуда торопиться.</w:t>
       </w:r>
     </w:p>
     <w:p>
@@ -1644,10 +2014,20 @@
         <w:rPr>
           <w:rFonts w:ascii="Times New Roman" w:hAnsi="Times New Roman" w:eastAsia="Malgun Gothic"/>
           <w:b w:val="0"/>
-          <w:i w:val="0"/>
-          <w:sz w:val="22"/>
-        </w:rPr>
-        <w:t>Тогда главное вы уже знаете. Остальное — детали.</w:t>
+          <w:i/>
+          <w:color w:val="555555"/>
+          <w:sz w:val="22"/>
+        </w:rPr>
+        <w:t>(Даниилу)</w:t>
+      </w:r>
+      <w:r>
+        <w:rPr>
+          <w:rFonts w:ascii="Times New Roman" w:hAnsi="Times New Roman" w:eastAsia="Malgun Gothic"/>
+          <w:b w:val="0"/>
+          <w:i w:val="0"/>
+          <w:sz w:val="22"/>
+        </w:rPr>
+        <w:t xml:space="preserve"> Эту фразу уберите. Всю. И «наследницу» на третьей странице — тоже.</w:t>
       </w:r>
     </w:p>
     <w:p>
@@ -1661,7 +2041,154 @@
           <w:i w:val="0"/>
           <w:sz w:val="22"/>
         </w:rPr>
+        <w:t xml:space="preserve">Даниил: </w:t>
+      </w:r>
+      <w:r>
+        <w:rPr>
+          <w:rFonts w:ascii="Times New Roman" w:hAnsi="Times New Roman" w:eastAsia="Malgun Gothic"/>
+          <w:b w:val="0"/>
+          <w:i w:val="0"/>
+          <w:sz w:val="22"/>
+        </w:rPr>
+        <w:t>Но вас все так называют. В газетах, на митингах…</w:t>
+      </w:r>
+    </w:p>
+    <w:p>
+      <w:pPr>
+        <w:spacing w:before="0" w:after="110" w:line="300" w:lineRule="auto"/>
+      </w:pPr>
+      <w:r>
+        <w:rPr>
+          <w:rFonts w:ascii="Times New Roman" w:hAnsi="Times New Roman" w:eastAsia="Malgun Gothic"/>
+          <w:b/>
+          <w:i w:val="0"/>
+          <w:sz w:val="22"/>
+        </w:rPr>
         <w:t xml:space="preserve">Ирина: </w:t>
+      </w:r>
+      <w:r>
+        <w:rPr>
+          <w:rFonts w:ascii="Times New Roman" w:hAnsi="Times New Roman" w:eastAsia="Malgun Gothic"/>
+          <w:b w:val="0"/>
+          <w:i w:val="0"/>
+          <w:sz w:val="22"/>
+        </w:rPr>
+        <w:t>Называют четыре года. И четыре года я прошу этого не делать. Это слово я вычеркнула ещё на праймериз.</w:t>
+      </w:r>
+    </w:p>
+    <w:p>
+      <w:pPr>
+        <w:spacing w:before="0" w:after="110" w:line="300" w:lineRule="auto"/>
+      </w:pPr>
+      <w:r>
+        <w:rPr>
+          <w:rFonts w:ascii="Times New Roman" w:hAnsi="Times New Roman" w:eastAsia="Malgun Gothic"/>
+          <w:b/>
+          <w:i w:val="0"/>
+          <w:sz w:val="22"/>
+        </w:rPr>
+        <w:t xml:space="preserve">Гребенщиков: </w:t>
+      </w:r>
+      <w:r>
+        <w:rPr>
+          <w:rFonts w:ascii="Times New Roman" w:hAnsi="Times New Roman" w:eastAsia="Malgun Gothic"/>
+          <w:b w:val="0"/>
+          <w:i w:val="0"/>
+          <w:sz w:val="22"/>
+        </w:rPr>
+        <w:t>Даниил, вам двадцать шесть. Значит, когда стреляли на набережной, было двадцать два. И в Аппарат вы пришли из-за него.</w:t>
+      </w:r>
+    </w:p>
+    <w:p>
+      <w:pPr>
+        <w:spacing w:before="0" w:after="110" w:line="300" w:lineRule="auto"/>
+      </w:pPr>
+      <w:r>
+        <w:rPr>
+          <w:rFonts w:ascii="Times New Roman" w:hAnsi="Times New Roman" w:eastAsia="Malgun Gothic"/>
+          <w:b/>
+          <w:i w:val="0"/>
+          <w:sz w:val="22"/>
+        </w:rPr>
+        <w:t xml:space="preserve">Даниил: </w:t>
+      </w:r>
+      <w:r>
+        <w:rPr>
+          <w:rFonts w:ascii="Times New Roman" w:hAnsi="Times New Roman" w:eastAsia="Malgun Gothic"/>
+          <w:b w:val="0"/>
+          <w:i w:val="0"/>
+          <w:sz w:val="22"/>
+        </w:rPr>
+        <w:t>Из-за него. Я тогда стоял на набережной со стаканчиком чая. Как все.</w:t>
+      </w:r>
+    </w:p>
+    <w:p>
+      <w:pPr>
+        <w:spacing w:before="0" w:after="110" w:line="300" w:lineRule="auto"/>
+      </w:pPr>
+      <w:r>
+        <w:rPr>
+          <w:rFonts w:ascii="Times New Roman" w:hAnsi="Times New Roman" w:eastAsia="Malgun Gothic"/>
+          <w:b/>
+          <w:i w:val="0"/>
+          <w:sz w:val="22"/>
+        </w:rPr>
+        <w:t xml:space="preserve">Гребенщиков: </w:t>
+      </w:r>
+      <w:r>
+        <w:rPr>
+          <w:rFonts w:ascii="Times New Roman" w:hAnsi="Times New Roman" w:eastAsia="Malgun Gothic"/>
+          <w:b w:val="0"/>
+          <w:i w:val="0"/>
+          <w:sz w:val="22"/>
+        </w:rPr>
+        <w:t>Как все. Я сорок лет пишу чужие речи и скажу вам вот что: самое опасное, что можно сделать с хорошим человеком после смерти, — начать говорить от его имени.</w:t>
+      </w:r>
+    </w:p>
+    <w:p>
+      <w:pPr>
+        <w:spacing w:before="0" w:after="110" w:line="300" w:lineRule="auto"/>
+      </w:pPr>
+      <w:r>
+        <w:rPr>
+          <w:rFonts w:ascii="Times New Roman" w:hAnsi="Times New Roman" w:eastAsia="Malgun Gothic"/>
+          <w:b/>
+          <w:i w:val="0"/>
+          <w:sz w:val="22"/>
+        </w:rPr>
+        <w:t xml:space="preserve">Даниил: </w:t>
+      </w:r>
+      <w:r>
+        <w:rPr>
+          <w:rFonts w:ascii="Times New Roman" w:hAnsi="Times New Roman" w:eastAsia="Malgun Gothic"/>
+          <w:b w:val="0"/>
+          <w:i w:val="0"/>
+          <w:sz w:val="22"/>
+        </w:rPr>
+        <w:t>Почему опасное? Если слова хорошие?</w:t>
+      </w:r>
+    </w:p>
+    <w:p>
+      <w:pPr>
+        <w:spacing w:before="0" w:after="110" w:line="300" w:lineRule="auto"/>
+      </w:pPr>
+      <w:r>
+        <w:rPr>
+          <w:rFonts w:ascii="Times New Roman" w:hAnsi="Times New Roman" w:eastAsia="Malgun Gothic"/>
+          <w:b/>
+          <w:i w:val="0"/>
+          <w:sz w:val="22"/>
+        </w:rPr>
+        <w:t xml:space="preserve">Гребенщиков: </w:t>
+      </w:r>
+      <w:r>
+        <w:rPr>
+          <w:rFonts w:ascii="Times New Roman" w:hAnsi="Times New Roman" w:eastAsia="Malgun Gothic"/>
+          <w:b w:val="0"/>
+          <w:i w:val="0"/>
+          <w:sz w:val="22"/>
+        </w:rPr>
+        <w:t xml:space="preserve">Потому что он больше не может возразить. </w:t>
       </w:r>
       <w:r>
         <w:rPr>
@@ -1671,16 +2198,16 @@
           <w:color w:val="555555"/>
           <w:sz w:val="22"/>
         </w:rPr>
-        <w:t>(достаёт ключ)</w:t>
-      </w:r>
-      <w:r>
-        <w:rPr>
-          <w:rFonts w:ascii="Times New Roman" w:hAnsi="Times New Roman" w:eastAsia="Malgun Gothic"/>
-          <w:b w:val="0"/>
-          <w:i w:val="0"/>
-          <w:sz w:val="22"/>
-        </w:rPr>
-        <w:t xml:space="preserve"> Вот ключ. Единственный. Алексей Николаевич держал один. Я тоже.</w:t>
+        <w:t>(Пауза.)</w:t>
+      </w:r>
+      <w:r>
+        <w:rPr>
+          <w:rFonts w:ascii="Times New Roman" w:hAnsi="Times New Roman" w:eastAsia="Malgun Gothic"/>
+          <w:b w:val="0"/>
+          <w:i w:val="0"/>
+          <w:sz w:val="22"/>
+        </w:rPr>
+        <w:t xml:space="preserve"> Первая осень, пожары. В указе о продлении, который остановила Марина Викторовна, в преамбуле стояло: «продолжая дело Алексея Орлова». Знаете, кто это вписал?</w:t>
       </w:r>
     </w:p>
     <w:p>
@@ -1694,7 +2221,7 @@
           <w:i w:val="0"/>
           <w:sz w:val="22"/>
         </w:rPr>
-        <w:t xml:space="preserve">Железняк: </w:t>
+        <w:t xml:space="preserve">Даниил: </w:t>
       </w:r>
       <w:r>
         <w:rPr>
@@ -1704,16 +2231,16 @@
           <w:color w:val="555555"/>
           <w:sz w:val="22"/>
         </w:rPr>
-        <w:t>(принимая)</w:t>
-      </w:r>
-      <w:r>
-        <w:rPr>
-          <w:rFonts w:ascii="Times New Roman" w:hAnsi="Times New Roman" w:eastAsia="Malgun Gothic"/>
-          <w:b w:val="0"/>
-          <w:i w:val="0"/>
-          <w:sz w:val="22"/>
-        </w:rPr>
-        <w:t xml:space="preserve"> Тяжёлый.</w:t>
+        <w:t>(тихо)</w:t>
+      </w:r>
+      <w:r>
+        <w:rPr>
+          <w:rFonts w:ascii="Times New Roman" w:hAnsi="Times New Roman" w:eastAsia="Malgun Gothic"/>
+          <w:b w:val="0"/>
+          <w:i w:val="0"/>
+          <w:sz w:val="22"/>
+        </w:rPr>
+        <w:t xml:space="preserve"> Нет.</w:t>
       </w:r>
     </w:p>
     <w:p>
@@ -1727,16 +2254,16 @@
           <w:i w:val="0"/>
           <w:sz w:val="22"/>
         </w:rPr>
-        <w:t xml:space="preserve">Ирина: </w:t>
-      </w:r>
-      <w:r>
-        <w:rPr>
-          <w:rFonts w:ascii="Times New Roman" w:hAnsi="Times New Roman" w:eastAsia="Malgun Gothic"/>
-          <w:b w:val="0"/>
-          <w:i w:val="0"/>
-          <w:sz w:val="22"/>
-        </w:rPr>
-        <w:t>Не ключ. Тяжело то, что за ним.</w:t>
+        <w:t xml:space="preserve">Гребенщиков: </w:t>
+      </w:r>
+      <w:r>
+        <w:rPr>
+          <w:rFonts w:ascii="Times New Roman" w:hAnsi="Times New Roman" w:eastAsia="Malgun Gothic"/>
+          <w:b w:val="0"/>
+          <w:i w:val="0"/>
+          <w:sz w:val="22"/>
+        </w:rPr>
+        <w:t>Я. Старая привычка. Когда аргумент слабый, его подпирают именем.</w:t>
       </w:r>
     </w:p>
     <w:p>
@@ -1756,20 +2283,66 @@
         <w:rPr>
           <w:rFonts w:ascii="Times New Roman" w:hAnsi="Times New Roman" w:eastAsia="Malgun Gothic"/>
           <w:b w:val="0"/>
+          <w:i w:val="0"/>
+          <w:sz w:val="22"/>
+        </w:rPr>
+        <w:t>А я подписала и не заметила. Вот что страшнее.</w:t>
+      </w:r>
+    </w:p>
+    <w:p>
+      <w:pPr>
+        <w:spacing w:before="0" w:after="110" w:line="300" w:lineRule="auto"/>
+      </w:pPr>
+      <w:r>
+        <w:rPr>
+          <w:rFonts w:ascii="Times New Roman" w:hAnsi="Times New Roman" w:eastAsia="Malgun Gothic"/>
+          <w:b/>
+          <w:i w:val="0"/>
+          <w:sz w:val="22"/>
+        </w:rPr>
+        <w:t xml:space="preserve">Гребенщиков: </w:t>
+      </w:r>
+      <w:r>
+        <w:rPr>
+          <w:rFonts w:ascii="Times New Roman" w:hAnsi="Times New Roman" w:eastAsia="Malgun Gothic"/>
+          <w:b w:val="0"/>
+          <w:i w:val="0"/>
+          <w:sz w:val="22"/>
+        </w:rPr>
+        <w:t>И это был не единственный раз. Губернатор Приречного края запретил пикет у своей администрации «в память о трагедии на набережной, чтобы она не повторилась». «Спокойная страна» напечатала его портрет на плакатах с подписью «Орлов хотел порядка». Какой-то фонд собирал деньги «на дело Орлова» — служба Анастасии Дмитриевны потом полгода выясняла, куда они ушли. Выяснила: в квартиру у моря. Вот вам и «дело Орлова».</w:t>
+      </w:r>
+    </w:p>
+    <w:p>
+      <w:pPr>
+        <w:spacing w:before="0" w:after="110" w:line="300" w:lineRule="auto"/>
+      </w:pPr>
+      <w:r>
+        <w:rPr>
+          <w:rFonts w:ascii="Times New Roman" w:hAnsi="Times New Roman" w:eastAsia="Malgun Gothic"/>
+          <w:b/>
+          <w:i w:val="0"/>
+          <w:sz w:val="22"/>
+        </w:rPr>
+        <w:t xml:space="preserve">Даниил: </w:t>
+      </w:r>
+      <w:r>
+        <w:rPr>
+          <w:rFonts w:ascii="Times New Roman" w:hAnsi="Times New Roman" w:eastAsia="Malgun Gothic"/>
+          <w:b w:val="0"/>
           <w:i/>
           <w:color w:val="555555"/>
           <w:sz w:val="22"/>
         </w:rPr>
-        <w:t>(достаёт конверт)</w:t>
-      </w:r>
-      <w:r>
-        <w:rPr>
-          <w:rFonts w:ascii="Times New Roman" w:hAnsi="Times New Roman" w:eastAsia="Malgun Gothic"/>
-          <w:b w:val="0"/>
-          <w:i w:val="0"/>
-          <w:sz w:val="22"/>
-        </w:rPr>
-        <w:t xml:space="preserve"> Письмо Виктора Петровича Быкова. Алексей Николаевич хранил его до конца срока и передал мне. Теперь оно ваше. Не читайте сегодня. Только когда останетесь одна, по-настоящему одна.</w:t>
+        <w:t>(растерянно)</w:t>
+      </w:r>
+      <w:r>
+        <w:rPr>
+          <w:rFonts w:ascii="Times New Roman" w:hAnsi="Times New Roman" w:eastAsia="Malgun Gothic"/>
+          <w:b w:val="0"/>
+          <w:i w:val="0"/>
+          <w:sz w:val="22"/>
+        </w:rPr>
+        <w:t xml:space="preserve"> Но ведь он правда… Он отказался от особого режима. Он…</w:t>
       </w:r>
     </w:p>
     <w:p>
@@ -1783,16 +2356,16 @@
           <w:i w:val="0"/>
           <w:sz w:val="22"/>
         </w:rPr>
-        <w:t xml:space="preserve">Железняк: </w:t>
-      </w:r>
-      <w:r>
-        <w:rPr>
-          <w:rFonts w:ascii="Times New Roman" w:hAnsi="Times New Roman" w:eastAsia="Malgun Gothic"/>
-          <w:b w:val="0"/>
-          <w:i w:val="0"/>
-          <w:sz w:val="22"/>
-        </w:rPr>
-        <w:t>Что в нём?</w:t>
+        <w:t xml:space="preserve">Ирина: </w:t>
+      </w:r>
+      <w:r>
+        <w:rPr>
+          <w:rFonts w:ascii="Times New Roman" w:hAnsi="Times New Roman" w:eastAsia="Malgun Gothic"/>
+          <w:b w:val="0"/>
+          <w:i w:val="0"/>
+          <w:sz w:val="22"/>
+        </w:rPr>
+        <w:t>Вот именно. Он отказался. А потом его именем этот особый режим просили у меня — трижды. Будь он жив, он первым сказал бы «нет». Но его нет, и каждый вкладывает ему в рот то, что нужно самому.</w:t>
       </w:r>
     </w:p>
     <w:p>
@@ -1806,16 +2379,16 @@
           <w:i w:val="0"/>
           <w:sz w:val="22"/>
         </w:rPr>
-        <w:t xml:space="preserve">Ирина: </w:t>
-      </w:r>
-      <w:r>
-        <w:rPr>
-          <w:rFonts w:ascii="Times New Roman" w:hAnsi="Times New Roman" w:eastAsia="Malgun Gothic"/>
-          <w:b w:val="0"/>
-          <w:i w:val="0"/>
-          <w:sz w:val="22"/>
-        </w:rPr>
-        <w:t>Каждый читает своё. Я прочла одно, вы прочтёте другое. Скажу лишь одно: там уже не одна рука. Сначала Быков, потом я. Допишете, когда придёт время.</w:t>
+        <w:t xml:space="preserve">Гребенщиков: </w:t>
+      </w:r>
+      <w:r>
+        <w:rPr>
+          <w:rFonts w:ascii="Times New Roman" w:hAnsi="Times New Roman" w:eastAsia="Malgun Gothic"/>
+          <w:b w:val="0"/>
+          <w:i w:val="0"/>
+          <w:sz w:val="22"/>
+        </w:rPr>
+        <w:t>«Я памятник себе воздвиг нерукотворный» — это Пушкин о себе, и воздвиг он его сам, стихами. Алексею Николаевичу памятники воздвигают другие. И каждый — со своей надписью.</w:t>
       </w:r>
     </w:p>
     <w:p>
@@ -1829,16 +2402,16 @@
           <w:i w:val="0"/>
           <w:sz w:val="22"/>
         </w:rPr>
-        <w:t xml:space="preserve">Железняк: </w:t>
-      </w:r>
-      <w:r>
-        <w:rPr>
-          <w:rFonts w:ascii="Times New Roman" w:hAnsi="Times New Roman" w:eastAsia="Malgun Gothic"/>
-          <w:b w:val="0"/>
-          <w:i w:val="0"/>
-          <w:sz w:val="22"/>
-        </w:rPr>
-        <w:t>А если мне нечего будет написать?</w:t>
+        <w:t xml:space="preserve">Даниил: </w:t>
+      </w:r>
+      <w:r>
+        <w:rPr>
+          <w:rFonts w:ascii="Times New Roman" w:hAnsi="Times New Roman" w:eastAsia="Malgun Gothic"/>
+          <w:b w:val="0"/>
+          <w:i w:val="0"/>
+          <w:sz w:val="22"/>
+        </w:rPr>
+        <w:t>Что же, вообще его не упоминать?</w:t>
       </w:r>
     </w:p>
     <w:p>
@@ -1861,7 +2434,7 @@
           <w:i w:val="0"/>
           <w:sz w:val="22"/>
         </w:rPr>
-        <w:t>Напишите: «Сначала чай». Это всегда подходит.</w:t>
+        <w:t>Упоминать. Как человека, который ошибался, злился, пил остывший чай и однажды чуть не подписал карт-бланш на полгода. Не как икону. Иконам не задают вопросов. А ему задавали — я, Катя, Анатолий Викторович. Каждый день.</w:t>
       </w:r>
     </w:p>
     <w:p>
@@ -1875,16 +2448,16 @@
           <w:i w:val="0"/>
           <w:sz w:val="22"/>
         </w:rPr>
-        <w:t xml:space="preserve">Ирина: </w:t>
-      </w:r>
-      <w:r>
-        <w:rPr>
-          <w:rFonts w:ascii="Times New Roman" w:hAnsi="Times New Roman" w:eastAsia="Malgun Gothic"/>
-          <w:b w:val="0"/>
-          <w:i w:val="0"/>
-          <w:sz w:val="22"/>
-        </w:rPr>
-        <w:t>Три совета. Бойтесь. Записывайте. И — сначала чай.</w:t>
+        <w:t xml:space="preserve">Даниил: </w:t>
+      </w:r>
+      <w:r>
+        <w:rPr>
+          <w:rFonts w:ascii="Times New Roman" w:hAnsi="Times New Roman" w:eastAsia="Malgun Gothic"/>
+          <w:b w:val="0"/>
+          <w:i w:val="0"/>
+          <w:sz w:val="22"/>
+        </w:rPr>
+        <w:t>А вы? Вас ведь тоже все считают его продолжением.</w:t>
       </w:r>
     </w:p>
     <w:p>
@@ -1898,16 +2471,76 @@
           <w:i w:val="0"/>
           <w:sz w:val="22"/>
         </w:rPr>
-        <w:t xml:space="preserve">Железняк: </w:t>
-      </w:r>
-      <w:r>
-        <w:rPr>
-          <w:rFonts w:ascii="Times New Roman" w:hAnsi="Times New Roman" w:eastAsia="Malgun Gothic"/>
-          <w:b w:val="0"/>
-          <w:i w:val="0"/>
-          <w:sz w:val="22"/>
-        </w:rPr>
-        <w:t xml:space="preserve">Запомню. </w:t>
+        <w:t xml:space="preserve">Ирина: </w:t>
+      </w:r>
+      <w:r>
+        <w:rPr>
+          <w:rFonts w:ascii="Times New Roman" w:hAnsi="Times New Roman" w:eastAsia="Malgun Gothic"/>
+          <w:b w:val="0"/>
+          <w:i w:val="0"/>
+          <w:sz w:val="22"/>
+        </w:rPr>
+        <w:t>Когда меня выдвигали, съезд хотел записать в резолюцию: «наследница дела Орлова». Я сказала: если я наследница, значит, власть — это наследство. А мы все эти годы доказывали обратное.</w:t>
+      </w:r>
+    </w:p>
+    <w:p>
+      <w:pPr>
+        <w:spacing w:before="0" w:after="110" w:line="300" w:lineRule="auto"/>
+      </w:pPr>
+      <w:r>
+        <w:rPr>
+          <w:rFonts w:ascii="Times New Roman" w:hAnsi="Times New Roman" w:eastAsia="Malgun Gothic"/>
+          <w:b/>
+          <w:i w:val="0"/>
+          <w:sz w:val="22"/>
+        </w:rPr>
+        <w:t xml:space="preserve">Даниил: </w:t>
+      </w:r>
+      <w:r>
+        <w:rPr>
+          <w:rFonts w:ascii="Times New Roman" w:hAnsi="Times New Roman" w:eastAsia="Malgun Gothic"/>
+          <w:b w:val="0"/>
+          <w:i w:val="0"/>
+          <w:sz w:val="22"/>
+        </w:rPr>
+        <w:t>Кто же вы тогда?</w:t>
+      </w:r>
+    </w:p>
+    <w:p>
+      <w:pPr>
+        <w:spacing w:before="0" w:after="110" w:line="300" w:lineRule="auto"/>
+      </w:pPr>
+      <w:r>
+        <w:rPr>
+          <w:rFonts w:ascii="Times New Roman" w:hAnsi="Times New Roman" w:eastAsia="Malgun Gothic"/>
+          <w:b/>
+          <w:i w:val="0"/>
+          <w:sz w:val="22"/>
+        </w:rPr>
+        <w:t xml:space="preserve">Ирина: </w:t>
+      </w:r>
+      <w:r>
+        <w:rPr>
+          <w:rFonts w:ascii="Times New Roman" w:hAnsi="Times New Roman" w:eastAsia="Malgun Gothic"/>
+          <w:b w:val="0"/>
+          <w:i w:val="0"/>
+          <w:sz w:val="22"/>
+        </w:rPr>
+        <w:t>Звено. Слово не моё: его Быков написал Алексею Николаевичу, а он передал мне. Звено ничего не наследует. Оно держит, пока держат руки, и передаёт дальше.</w:t>
+      </w:r>
+    </w:p>
+    <w:p>
+      <w:pPr>
+        <w:spacing w:before="0" w:after="110" w:line="300" w:lineRule="auto"/>
+      </w:pPr>
+      <w:r>
+        <w:rPr>
+          <w:rFonts w:ascii="Times New Roman" w:hAnsi="Times New Roman" w:eastAsia="Malgun Gothic"/>
+          <w:b/>
+          <w:i w:val="0"/>
+          <w:sz w:val="22"/>
+        </w:rPr>
+        <w:t xml:space="preserve">Даниил: </w:t>
       </w:r>
       <w:r>
         <w:rPr>
@@ -1917,16 +2550,16 @@
           <w:color w:val="555555"/>
           <w:sz w:val="22"/>
         </w:rPr>
-        <w:t>(Пауза.)</w:t>
-      </w:r>
-      <w:r>
-        <w:rPr>
-          <w:rFonts w:ascii="Times New Roman" w:hAnsi="Times New Roman" w:eastAsia="Malgun Gothic"/>
-          <w:b w:val="0"/>
-          <w:i w:val="0"/>
-          <w:sz w:val="22"/>
-        </w:rPr>
-        <w:t xml:space="preserve"> А вы? Что будете делать потом?</w:t>
+        <w:t>(помолчав, вычёркивая)</w:t>
+      </w:r>
+      <w:r>
+        <w:rPr>
+          <w:rFonts w:ascii="Times New Roman" w:hAnsi="Times New Roman" w:eastAsia="Malgun Gothic"/>
+          <w:b w:val="0"/>
+          <w:i w:val="0"/>
+          <w:sz w:val="22"/>
+        </w:rPr>
+        <w:t xml:space="preserve"> А что написать вместо?</w:t>
       </w:r>
     </w:p>
     <w:p>
@@ -1949,7 +2582,7 @@
           <w:i w:val="0"/>
           <w:sz w:val="22"/>
         </w:rPr>
-        <w:t>Гулять. По закону обязана: ежегодный отчёт о жизни. Норму придумал мой предшественник. Он хотел назвать её «отчётом о прогулках».</w:t>
+        <w:t>Напишите: «Четыре года назад я обещала бояться, записывать и начинать с чая. Отчёт о том, как это выполнено, — в открытом архиве». И всё.</w:t>
       </w:r>
     </w:p>
     <w:p>
@@ -1963,7 +2596,7 @@
           <w:i w:val="0"/>
           <w:sz w:val="22"/>
         </w:rPr>
-        <w:t xml:space="preserve">Железняк: </w:t>
+        <w:t xml:space="preserve">Гребенщиков: </w:t>
       </w:r>
       <w:r>
         <w:rPr>
@@ -1973,16 +2606,35 @@
           <w:color w:val="555555"/>
           <w:sz w:val="22"/>
         </w:rPr>
-        <w:t>(смеясь)</w:t>
-      </w:r>
-      <w:r>
-        <w:rPr>
-          <w:rFonts w:ascii="Times New Roman" w:hAnsi="Times New Roman" w:eastAsia="Malgun Gothic"/>
-          <w:b w:val="0"/>
-          <w:i w:val="0"/>
-          <w:sz w:val="22"/>
-        </w:rPr>
-        <w:t xml:space="preserve"> Ему бы удалось.</w:t>
+        <w:t>(Даниилу)</w:t>
+      </w:r>
+      <w:r>
+        <w:rPr>
+          <w:rFonts w:ascii="Times New Roman" w:hAnsi="Times New Roman" w:eastAsia="Malgun Gothic"/>
+          <w:b w:val="0"/>
+          <w:i w:val="0"/>
+          <w:sz w:val="22"/>
+        </w:rPr>
+        <w:t xml:space="preserve"> Коротко, да. Лучшая речь, которую я не писал, тоже была короткой. </w:t>
+      </w:r>
+      <w:r>
+        <w:rPr>
+          <w:rFonts w:ascii="Times New Roman" w:hAnsi="Times New Roman" w:eastAsia="Malgun Gothic"/>
+          <w:b w:val="0"/>
+          <w:i/>
+          <w:color w:val="555555"/>
+          <w:sz w:val="22"/>
+        </w:rPr>
+        <w:t>(Встаёт, опираясь на трость.)</w:t>
+      </w:r>
+      <w:r>
+        <w:rPr>
+          <w:rFonts w:ascii="Times New Roman" w:hAnsi="Times New Roman" w:eastAsia="Malgun Gothic"/>
+          <w:b w:val="0"/>
+          <w:i w:val="0"/>
+          <w:sz w:val="22"/>
+        </w:rPr>
+        <w:t xml:space="preserve"> Пойдёмте, Даниил. Покажу, как вычёркивать, чтобы не было жалко.</w:t>
       </w:r>
     </w:p>
     <w:p>
@@ -1996,16 +2648,16 @@
           <w:i w:val="0"/>
           <w:sz w:val="22"/>
         </w:rPr>
-        <w:t xml:space="preserve">Ирина: </w:t>
-      </w:r>
-      <w:r>
-        <w:rPr>
-          <w:rFonts w:ascii="Times New Roman" w:hAnsi="Times New Roman" w:eastAsia="Malgun Gothic"/>
-          <w:b w:val="0"/>
-          <w:i w:val="0"/>
-          <w:sz w:val="22"/>
-        </w:rPr>
-        <w:t>У меня в школе над доской висело: «Сейте разумное, доброе, вечное». Я лет до пятнадцати думала, что это лозунг завуча. Потом узнала, что Некрасов.</w:t>
+        <w:t xml:space="preserve">Даниил: </w:t>
+      </w:r>
+      <w:r>
+        <w:rPr>
+          <w:rFonts w:ascii="Times New Roman" w:hAnsi="Times New Roman" w:eastAsia="Malgun Gothic"/>
+          <w:b w:val="0"/>
+          <w:i w:val="0"/>
+          <w:sz w:val="22"/>
+        </w:rPr>
+        <w:t>А вам бывает жалко?</w:t>
       </w:r>
     </w:p>
     <w:p>
@@ -2019,20 +2671,36 @@
           <w:i w:val="0"/>
           <w:sz w:val="22"/>
         </w:rPr>
-        <w:t xml:space="preserve">Железняк: </w:t>
-      </w:r>
-      <w:r>
-        <w:rPr>
-          <w:rFonts w:ascii="Times New Roman" w:hAnsi="Times New Roman" w:eastAsia="Malgun Gothic"/>
-          <w:b w:val="0"/>
-          <w:i w:val="0"/>
-          <w:sz w:val="22"/>
-        </w:rPr>
-        <w:t>У нас висело то же самое. Только краска облезла, и «вечное» почти не читалось.</w:t>
+        <w:t xml:space="preserve">Гребенщиков: </w:t>
+      </w:r>
+      <w:r>
+        <w:rPr>
+          <w:rFonts w:ascii="Times New Roman" w:hAnsi="Times New Roman" w:eastAsia="Malgun Gothic"/>
+          <w:b w:val="0"/>
+          <w:i w:val="0"/>
+          <w:sz w:val="22"/>
+        </w:rPr>
+        <w:t>Всегда. Поэтому и вычёркиваю.</w:t>
       </w:r>
     </w:p>
     <w:p>
       <w:pPr>
+        <w:keepNext/>
+        <w:spacing w:before="320" w:after="140"/>
+      </w:pPr>
+      <w:r>
+        <w:rPr>
+          <w:rFonts w:ascii="Times New Roman" w:hAnsi="Times New Roman" w:eastAsia="Malgun Gothic"/>
+          <w:b/>
+          <w:i w:val="0"/>
+          <w:color w:val="1F3864"/>
+          <w:sz w:val="26"/>
+        </w:rPr>
+        <w:t>장면 5 — 취임식장 제3열, 식 시작 전 — 정중한 대화체</w:t>
+      </w:r>
+    </w:p>
+    <w:p>
+      <w:pPr>
         <w:spacing w:before="0" w:after="110" w:line="300" w:lineRule="auto"/>
       </w:pPr>
       <w:r>
@@ -2042,7 +2710,7 @@
           <w:i w:val="0"/>
           <w:sz w:val="22"/>
         </w:rPr>
-        <w:t xml:space="preserve">Ирина: </w:t>
+        <w:t xml:space="preserve">Железняк: </w:t>
       </w:r>
       <w:r>
         <w:rPr>
@@ -2052,16 +2720,16 @@
           <w:color w:val="555555"/>
           <w:sz w:val="22"/>
         </w:rPr>
-        <w:t>(улыбнувшись)</w:t>
-      </w:r>
-      <w:r>
-        <w:rPr>
-          <w:rFonts w:ascii="Times New Roman" w:hAnsi="Times New Roman" w:eastAsia="Malgun Gothic"/>
-          <w:b w:val="0"/>
-          <w:i w:val="0"/>
-          <w:sz w:val="22"/>
-        </w:rPr>
-        <w:t xml:space="preserve"> Честная табличка. Я бы добавила к ней одну строку: «И записывайте, что посеяли». Иначе через год никто не вспомнит, что было вечным.</w:t>
+        <w:t>(проходя между рядами, замедляя шаг)</w:t>
+      </w:r>
+      <w:r>
+        <w:rPr>
+          <w:rFonts w:ascii="Times New Roman" w:hAnsi="Times New Roman" w:eastAsia="Malgun Gothic"/>
+          <w:b w:val="0"/>
+          <w:i w:val="0"/>
+          <w:sz w:val="22"/>
+        </w:rPr>
+        <w:t xml:space="preserve"> Зоя Петровна? Мы виделись однажды — позапрошлой зимой, на кладбище. Вы, наверное, не помните.</w:t>
       </w:r>
     </w:p>
     <w:p>
@@ -2075,6 +2743,29 @@
           <w:i w:val="0"/>
           <w:sz w:val="22"/>
         </w:rPr>
+        <w:t xml:space="preserve">Зоя: </w:t>
+      </w:r>
+      <w:r>
+        <w:rPr>
+          <w:rFonts w:ascii="Times New Roman" w:hAnsi="Times New Roman" w:eastAsia="Malgun Gothic"/>
+          <w:b w:val="0"/>
+          <w:i w:val="0"/>
+          <w:sz w:val="22"/>
+        </w:rPr>
+        <w:t>Помню. Вы стояли у ограды и так и не подошли. И правильно: там было не до знакомств. А сюда я всегда прихожу пораньше. Иначе потом ищи стул.</w:t>
+      </w:r>
+    </w:p>
+    <w:p>
+      <w:pPr>
+        <w:spacing w:before="0" w:after="110" w:line="300" w:lineRule="auto"/>
+      </w:pPr>
+      <w:r>
+        <w:rPr>
+          <w:rFonts w:ascii="Times New Roman" w:hAnsi="Times New Roman" w:eastAsia="Malgun Gothic"/>
+          <w:b/>
+          <w:i w:val="0"/>
+          <w:sz w:val="22"/>
+        </w:rPr>
         <w:t xml:space="preserve">Железняк: </w:t>
       </w:r>
       <w:r>
@@ -2084,7 +2775,283 @@
           <w:i w:val="0"/>
           <w:sz w:val="22"/>
         </w:rPr>
-        <w:t xml:space="preserve">Запишу. </w:t>
+        <w:t>Это то самое место? Третий ряд?</w:t>
+      </w:r>
+    </w:p>
+    <w:p>
+      <w:pPr>
+        <w:spacing w:before="0" w:after="110" w:line="300" w:lineRule="auto"/>
+      </w:pPr>
+      <w:r>
+        <w:rPr>
+          <w:rFonts w:ascii="Times New Roman" w:hAnsi="Times New Roman" w:eastAsia="Malgun Gothic"/>
+          <w:b/>
+          <w:i w:val="0"/>
+          <w:sz w:val="22"/>
+        </w:rPr>
+        <w:t xml:space="preserve">Зоя: </w:t>
+      </w:r>
+      <w:r>
+        <w:rPr>
+          <w:rFonts w:ascii="Times New Roman" w:hAnsi="Times New Roman" w:eastAsia="Malgun Gothic"/>
+          <w:b w:val="0"/>
+          <w:i w:val="0"/>
+          <w:sz w:val="22"/>
+        </w:rPr>
+        <w:t>Да. Его оставили для Алексея Николаевича. Потом здесь сидела Анна. Теперь сижу я.</w:t>
+      </w:r>
+    </w:p>
+    <w:p>
+      <w:pPr>
+        <w:spacing w:before="0" w:after="110" w:line="300" w:lineRule="auto"/>
+      </w:pPr>
+      <w:r>
+        <w:rPr>
+          <w:rFonts w:ascii="Times New Roman" w:hAnsi="Times New Roman" w:eastAsia="Malgun Gothic"/>
+          <w:b/>
+          <w:i w:val="0"/>
+          <w:sz w:val="22"/>
+        </w:rPr>
+        <w:t xml:space="preserve">Железняк: </w:t>
+      </w:r>
+      <w:r>
+        <w:rPr>
+          <w:rFonts w:ascii="Times New Roman" w:hAnsi="Times New Roman" w:eastAsia="Malgun Gothic"/>
+          <w:b w:val="0"/>
+          <w:i w:val="0"/>
+          <w:sz w:val="22"/>
+        </w:rPr>
+        <w:t>Она ведь ни одного важного дня Ирины Олеговны не пропустила.</w:t>
+      </w:r>
+    </w:p>
+    <w:p>
+      <w:pPr>
+        <w:spacing w:before="0" w:after="110" w:line="300" w:lineRule="auto"/>
+      </w:pPr>
+      <w:r>
+        <w:rPr>
+          <w:rFonts w:ascii="Times New Roman" w:hAnsi="Times New Roman" w:eastAsia="Malgun Gothic"/>
+          <w:b/>
+          <w:i w:val="0"/>
+          <w:sz w:val="22"/>
+        </w:rPr>
+        <w:t xml:space="preserve">Зоя: </w:t>
+      </w:r>
+      <w:r>
+        <w:rPr>
+          <w:rFonts w:ascii="Times New Roman" w:hAnsi="Times New Roman" w:eastAsia="Malgun Gothic"/>
+          <w:b w:val="0"/>
+          <w:i w:val="0"/>
+          <w:sz w:val="22"/>
+        </w:rPr>
+        <w:t>Ни одного. А уходила тихо, как и жила. Попросила лишь, чтобы это место не занимали чужие.</w:t>
+      </w:r>
+    </w:p>
+    <w:p>
+      <w:pPr>
+        <w:spacing w:before="0" w:after="110" w:line="300" w:lineRule="auto"/>
+      </w:pPr>
+      <w:r>
+        <w:rPr>
+          <w:rFonts w:ascii="Times New Roman" w:hAnsi="Times New Roman" w:eastAsia="Malgun Gothic"/>
+          <w:b/>
+          <w:i w:val="0"/>
+          <w:sz w:val="22"/>
+        </w:rPr>
+        <w:t xml:space="preserve">Железняк: </w:t>
+      </w:r>
+      <w:r>
+        <w:rPr>
+          <w:rFonts w:ascii="Times New Roman" w:hAnsi="Times New Roman" w:eastAsia="Malgun Gothic"/>
+          <w:b w:val="0"/>
+          <w:i w:val="0"/>
+          <w:sz w:val="22"/>
+        </w:rPr>
+        <w:t>А вы не чужая?</w:t>
+      </w:r>
+    </w:p>
+    <w:p>
+      <w:pPr>
+        <w:spacing w:before="0" w:after="110" w:line="300" w:lineRule="auto"/>
+      </w:pPr>
+      <w:r>
+        <w:rPr>
+          <w:rFonts w:ascii="Times New Roman" w:hAnsi="Times New Roman" w:eastAsia="Malgun Gothic"/>
+          <w:b/>
+          <w:i w:val="0"/>
+          <w:sz w:val="22"/>
+        </w:rPr>
+        <w:t xml:space="preserve">Зоя: </w:t>
+      </w:r>
+      <w:r>
+        <w:rPr>
+          <w:rFonts w:ascii="Times New Roman" w:hAnsi="Times New Roman" w:eastAsia="Malgun Gothic"/>
+          <w:b w:val="0"/>
+          <w:i w:val="0"/>
+          <w:sz w:val="22"/>
+        </w:rPr>
+        <w:t>Я тот человек, который хранил письмо Быкова, пока оно не попало к Алексею Николаевичу. Наверное, этого достаточно.</w:t>
+      </w:r>
+    </w:p>
+    <w:p>
+      <w:pPr>
+        <w:spacing w:before="0" w:after="110" w:line="300" w:lineRule="auto"/>
+      </w:pPr>
+      <w:r>
+        <w:rPr>
+          <w:rFonts w:ascii="Times New Roman" w:hAnsi="Times New Roman" w:eastAsia="Malgun Gothic"/>
+          <w:b/>
+          <w:i w:val="0"/>
+          <w:sz w:val="22"/>
+        </w:rPr>
+        <w:t xml:space="preserve">Железняк: </w:t>
+      </w:r>
+      <w:r>
+        <w:rPr>
+          <w:rFonts w:ascii="Times New Roman" w:hAnsi="Times New Roman" w:eastAsia="Malgun Gothic"/>
+          <w:b w:val="0"/>
+          <w:i w:val="0"/>
+          <w:sz w:val="22"/>
+        </w:rPr>
+        <w:t>Ирина Олеговна отдаст мне это письмо сегодня.</w:t>
+      </w:r>
+    </w:p>
+    <w:p>
+      <w:pPr>
+        <w:spacing w:before="0" w:after="110" w:line="300" w:lineRule="auto"/>
+      </w:pPr>
+      <w:r>
+        <w:rPr>
+          <w:rFonts w:ascii="Times New Roman" w:hAnsi="Times New Roman" w:eastAsia="Malgun Gothic"/>
+          <w:b/>
+          <w:i w:val="0"/>
+          <w:sz w:val="22"/>
+        </w:rPr>
+        <w:t xml:space="preserve">Зоя: </w:t>
+      </w:r>
+      <w:r>
+        <w:rPr>
+          <w:rFonts w:ascii="Times New Roman" w:hAnsi="Times New Roman" w:eastAsia="Malgun Gothic"/>
+          <w:b w:val="0"/>
+          <w:i w:val="0"/>
+          <w:sz w:val="22"/>
+        </w:rPr>
+        <w:t>Отдаст. Только не читайте его сразу. Читайте дома.</w:t>
+      </w:r>
+    </w:p>
+    <w:p>
+      <w:pPr>
+        <w:spacing w:before="0" w:after="110" w:line="300" w:lineRule="auto"/>
+      </w:pPr>
+      <w:r>
+        <w:rPr>
+          <w:rFonts w:ascii="Times New Roman" w:hAnsi="Times New Roman" w:eastAsia="Malgun Gothic"/>
+          <w:b/>
+          <w:i w:val="0"/>
+          <w:sz w:val="22"/>
+        </w:rPr>
+        <w:t xml:space="preserve">Железняк: </w:t>
+      </w:r>
+      <w:r>
+        <w:rPr>
+          <w:rFonts w:ascii="Times New Roman" w:hAnsi="Times New Roman" w:eastAsia="Malgun Gothic"/>
+          <w:b w:val="0"/>
+          <w:i w:val="0"/>
+          <w:sz w:val="22"/>
+        </w:rPr>
+        <w:t>Как вы думаете, я справлюсь?</w:t>
+      </w:r>
+    </w:p>
+    <w:p>
+      <w:pPr>
+        <w:spacing w:before="0" w:after="110" w:line="300" w:lineRule="auto"/>
+      </w:pPr>
+      <w:r>
+        <w:rPr>
+          <w:rFonts w:ascii="Times New Roman" w:hAnsi="Times New Roman" w:eastAsia="Malgun Gothic"/>
+          <w:b/>
+          <w:i w:val="0"/>
+          <w:sz w:val="22"/>
+        </w:rPr>
+        <w:t xml:space="preserve">Зоя: </w:t>
+      </w:r>
+      <w:r>
+        <w:rPr>
+          <w:rFonts w:ascii="Times New Roman" w:hAnsi="Times New Roman" w:eastAsia="Malgun Gothic"/>
+          <w:b w:val="0"/>
+          <w:i w:val="0"/>
+          <w:sz w:val="22"/>
+        </w:rPr>
+        <w:t>Виктор Петрович на такой вопрос отвечал: «Справляются не те, кто уверен, а те, кто записывает». Не знаю, откуда он это взял, но проверено.</w:t>
+      </w:r>
+    </w:p>
+    <w:p>
+      <w:pPr>
+        <w:spacing w:before="0" w:after="110" w:line="300" w:lineRule="auto"/>
+      </w:pPr>
+      <w:r>
+        <w:rPr>
+          <w:rFonts w:ascii="Times New Roman" w:hAnsi="Times New Roman" w:eastAsia="Malgun Gothic"/>
+          <w:b/>
+          <w:i w:val="0"/>
+          <w:sz w:val="22"/>
+        </w:rPr>
+        <w:t xml:space="preserve">Железняк: </w:t>
+      </w:r>
+      <w:r>
+        <w:rPr>
+          <w:rFonts w:ascii="Times New Roman" w:hAnsi="Times New Roman" w:eastAsia="Malgun Gothic"/>
+          <w:b w:val="0"/>
+          <w:i w:val="0"/>
+          <w:sz w:val="22"/>
+        </w:rPr>
+        <w:t>Проверено и мной. Я когда-то начинала с того, что записывала, что подписывают в Онежской администрации. Потом эти записи легли на стол следователю. А теперь за ту же привычку меня зовут на трибуну.</w:t>
+      </w:r>
+    </w:p>
+    <w:p>
+      <w:pPr>
+        <w:spacing w:before="0" w:after="110" w:line="300" w:lineRule="auto"/>
+      </w:pPr>
+      <w:r>
+        <w:rPr>
+          <w:rFonts w:ascii="Times New Roman" w:hAnsi="Times New Roman" w:eastAsia="Malgun Gothic"/>
+          <w:b/>
+          <w:i w:val="0"/>
+          <w:sz w:val="22"/>
+        </w:rPr>
+        <w:t xml:space="preserve">Зоя: </w:t>
+      </w:r>
+      <w:r>
+        <w:rPr>
+          <w:rFonts w:ascii="Times New Roman" w:hAnsi="Times New Roman" w:eastAsia="Malgun Gothic"/>
+          <w:b w:val="0"/>
+          <w:i w:val="0"/>
+          <w:sz w:val="22"/>
+        </w:rPr>
+        <w:t>Значит, Виктор Петрович был бы вами доволен. Молча, конечно.</w:t>
+      </w:r>
+    </w:p>
+    <w:p>
+      <w:pPr>
+        <w:spacing w:before="0" w:after="110" w:line="300" w:lineRule="auto"/>
+      </w:pPr>
+      <w:r>
+        <w:rPr>
+          <w:rFonts w:ascii="Times New Roman" w:hAnsi="Times New Roman" w:eastAsia="Malgun Gothic"/>
+          <w:b/>
+          <w:i w:val="0"/>
+          <w:sz w:val="22"/>
+        </w:rPr>
+        <w:t xml:space="preserve">Железняк: </w:t>
+      </w:r>
+      <w:r>
+        <w:rPr>
+          <w:rFonts w:ascii="Times New Roman" w:hAnsi="Times New Roman" w:eastAsia="Malgun Gothic"/>
+          <w:b w:val="0"/>
+          <w:i w:val="0"/>
+          <w:sz w:val="22"/>
+        </w:rPr>
+        <w:t xml:space="preserve">Спасибо. </w:t>
       </w:r>
       <w:r>
         <w:rPr>
@@ -2094,16 +3061,16 @@
           <w:color w:val="555555"/>
           <w:sz w:val="22"/>
         </w:rPr>
-        <w:t>(Помолчав.)</w:t>
-      </w:r>
-      <w:r>
-        <w:rPr>
-          <w:rFonts w:ascii="Times New Roman" w:hAnsi="Times New Roman" w:eastAsia="Malgun Gothic"/>
-          <w:b w:val="0"/>
-          <w:i w:val="0"/>
-          <w:sz w:val="22"/>
-        </w:rPr>
-        <w:t xml:space="preserve"> А стоп-кран? Мне сказали, вы ни разу его не использовали против оппонентов.</w:t>
+        <w:t>(Пауза.)</w:t>
+      </w:r>
+      <w:r>
+        <w:rPr>
+          <w:rFonts w:ascii="Times New Roman" w:hAnsi="Times New Roman" w:eastAsia="Malgun Gothic"/>
+          <w:b w:val="0"/>
+          <w:i w:val="0"/>
+          <w:sz w:val="22"/>
+        </w:rPr>
+        <w:t xml:space="preserve"> Можно посижу рядом? Пять минут. Потом на трибуну.</w:t>
       </w:r>
     </w:p>
     <w:p>
@@ -2117,16 +3084,16 @@
           <w:i w:val="0"/>
           <w:sz w:val="22"/>
         </w:rPr>
-        <w:t xml:space="preserve">Ирина: </w:t>
-      </w:r>
-      <w:r>
-        <w:rPr>
-          <w:rFonts w:ascii="Times New Roman" w:hAnsi="Times New Roman" w:eastAsia="Malgun Gothic"/>
-          <w:b w:val="0"/>
-          <w:i w:val="0"/>
-          <w:sz w:val="22"/>
-        </w:rPr>
-        <w:t>Против оппонентов — ни разу. Против меня самой — несколько раз. Аппарат останавливал мои указы, и почти всегда был прав.</w:t>
+        <w:t xml:space="preserve">Зоя: </w:t>
+      </w:r>
+      <w:r>
+        <w:rPr>
+          <w:rFonts w:ascii="Times New Roman" w:hAnsi="Times New Roman" w:eastAsia="Malgun Gothic"/>
+          <w:b w:val="0"/>
+          <w:i w:val="0"/>
+          <w:sz w:val="22"/>
+        </w:rPr>
+        <w:t>Садитесь. У меня есть термос. С чаем.</w:t>
       </w:r>
     </w:p>
     <w:p>
@@ -2146,10 +3113,20 @@
         <w:rPr>
           <w:rFonts w:ascii="Times New Roman" w:hAnsi="Times New Roman" w:eastAsia="Malgun Gothic"/>
           <w:b w:val="0"/>
-          <w:i w:val="0"/>
-          <w:sz w:val="22"/>
-        </w:rPr>
-        <w:t>Почти?</w:t>
+          <w:i/>
+          <w:color w:val="555555"/>
+          <w:sz w:val="22"/>
+        </w:rPr>
+        <w:t>(садясь)</w:t>
+      </w:r>
+      <w:r>
+        <w:rPr>
+          <w:rFonts w:ascii="Times New Roman" w:hAnsi="Times New Roman" w:eastAsia="Malgun Gothic"/>
+          <w:b w:val="0"/>
+          <w:i w:val="0"/>
+          <w:sz w:val="22"/>
+        </w:rPr>
+        <w:t xml:space="preserve"> Я была на той присяге. Сидела в первом ряду, с губернаторами, и всё время оглядывалась. Помню, как Анна Михайловна села на это место, и никто её не остановил.</w:t>
       </w:r>
     </w:p>
     <w:p>
@@ -2163,16 +3140,16 @@
           <w:i w:val="0"/>
           <w:sz w:val="22"/>
         </w:rPr>
-        <w:t xml:space="preserve">Ирина: </w:t>
-      </w:r>
-      <w:r>
-        <w:rPr>
-          <w:rFonts w:ascii="Times New Roman" w:hAnsi="Times New Roman" w:eastAsia="Malgun Gothic"/>
-          <w:b w:val="0"/>
-          <w:i w:val="0"/>
-          <w:sz w:val="22"/>
-        </w:rPr>
-        <w:t>Один раз права была я. Но три дня подождать всё равно было полезно. Узнаешь о своём указе то, чего не хотела знать.</w:t>
+        <w:t xml:space="preserve">Зоя: </w:t>
+      </w:r>
+      <w:r>
+        <w:rPr>
+          <w:rFonts w:ascii="Times New Roman" w:hAnsi="Times New Roman" w:eastAsia="Malgun Gothic"/>
+          <w:b w:val="0"/>
+          <w:i w:val="0"/>
+          <w:sz w:val="22"/>
+        </w:rPr>
+        <w:t>Её и не надо было останавливать. Она знала, куда садиться.</w:t>
       </w:r>
     </w:p>
     <w:p>
@@ -2186,16 +3163,16 @@
           <w:i w:val="0"/>
           <w:sz w:val="22"/>
         </w:rPr>
-        <w:t xml:space="preserve">Ирина: </w:t>
-      </w:r>
-      <w:r>
-        <w:rPr>
-          <w:rFonts w:ascii="Times New Roman" w:hAnsi="Times New Roman" w:eastAsia="Malgun Gothic"/>
-          <w:b w:val="0"/>
-          <w:i w:val="0"/>
-          <w:sz w:val="22"/>
-        </w:rPr>
-        <w:t>Марина, давайте на «ты»? Мы больше не начальник и подчинённая. Я гражданка, ты президент.</w:t>
+        <w:t xml:space="preserve">Железняк: </w:t>
+      </w:r>
+      <w:r>
+        <w:rPr>
+          <w:rFonts w:ascii="Times New Roman" w:hAnsi="Times New Roman" w:eastAsia="Malgun Gothic"/>
+          <w:b w:val="0"/>
+          <w:i w:val="0"/>
+          <w:sz w:val="22"/>
+        </w:rPr>
+        <w:t>А вы? Вы знали Виктора Петровича давно?</w:t>
       </w:r>
     </w:p>
     <w:p>
@@ -2209,43 +3186,1033 @@
           <w:i w:val="0"/>
           <w:sz w:val="22"/>
         </w:rPr>
-        <w:t xml:space="preserve">Железняк: </w:t>
-      </w:r>
-      <w:r>
-        <w:rPr>
-          <w:rFonts w:ascii="Times New Roman" w:hAnsi="Times New Roman" w:eastAsia="Malgun Gothic"/>
-          <w:b w:val="0"/>
-          <w:i w:val="0"/>
-          <w:sz w:val="22"/>
-        </w:rPr>
-        <w:t>Давайте… то есть давай. Непривычно.</w:t>
+        <w:t xml:space="preserve">Зоя: </w:t>
+      </w:r>
+      <w:r>
+        <w:rPr>
+          <w:rFonts w:ascii="Times New Roman" w:hAnsi="Times New Roman" w:eastAsia="Malgun Gothic"/>
+          <w:b w:val="0"/>
+          <w:i w:val="0"/>
+          <w:sz w:val="22"/>
+        </w:rPr>
+        <w:t xml:space="preserve">Достаточно, чтобы знать, как он ворчит. </w:t>
+      </w:r>
+      <w:r>
+        <w:rPr>
+          <w:rFonts w:ascii="Times New Roman" w:hAnsi="Times New Roman" w:eastAsia="Malgun Gothic"/>
+          <w:b w:val="0"/>
+          <w:i/>
+          <w:color w:val="555555"/>
+          <w:sz w:val="22"/>
+        </w:rPr>
+        <w:t>(Наливая чай в крышку термоса.)</w:t>
+      </w:r>
+      <w:r>
+        <w:rPr>
+          <w:rFonts w:ascii="Times New Roman" w:hAnsi="Times New Roman" w:eastAsia="Malgun Gothic"/>
+          <w:b w:val="0"/>
+          <w:i w:val="0"/>
+          <w:sz w:val="22"/>
+        </w:rPr>
+        <w:t xml:space="preserve"> Пейте. Там, на трибуне, будет не до чая.</w:t>
       </w:r>
     </w:p>
     <w:p>
       <w:pPr>
-        <w:spacing w:before="0" w:after="110" w:line="300" w:lineRule="auto"/>
+        <w:keepNext/>
+        <w:spacing w:before="320" w:after="140"/>
       </w:pPr>
       <w:r>
         <w:rPr>
           <w:rFonts w:ascii="Times New Roman" w:hAnsi="Times New Roman" w:eastAsia="Malgun Gothic"/>
           <w:b/>
           <w:i w:val="0"/>
-          <w:sz w:val="22"/>
-        </w:rPr>
-        <w:t xml:space="preserve">Ирина: </w:t>
-      </w:r>
-      <w:r>
-        <w:rPr>
-          <w:rFonts w:ascii="Times New Roman" w:hAnsi="Times New Roman" w:eastAsia="Malgun Gothic"/>
-          <w:b w:val="0"/>
-          <w:i w:val="0"/>
-          <w:sz w:val="22"/>
-        </w:rPr>
-        <w:t>Привыкнешь. Алексей Николаевич называл меня на «вы» пять лет. А потом мы просто перестали это замечать.</w:t>
+          <w:color w:val="1F3864"/>
+          <w:sz w:val="26"/>
+        </w:rPr>
+        <w:t>장면 6 — 대통령 집무실, 인수 — ‘вы’에서 ‘ты’로</w:t>
       </w:r>
     </w:p>
     <w:p>
       <w:pPr>
+        <w:spacing w:before="0" w:after="110" w:line="300" w:lineRule="auto"/>
+      </w:pPr>
+      <w:r>
+        <w:rPr>
+          <w:rFonts w:ascii="Times New Roman" w:hAnsi="Times New Roman" w:eastAsia="Malgun Gothic"/>
+          <w:b/>
+          <w:i w:val="0"/>
+          <w:sz w:val="22"/>
+        </w:rPr>
+        <w:t xml:space="preserve">Ирина: </w:t>
+      </w:r>
+      <w:r>
+        <w:rPr>
+          <w:rFonts w:ascii="Times New Roman" w:hAnsi="Times New Roman" w:eastAsia="Malgun Gothic"/>
+          <w:b w:val="0"/>
+          <w:i/>
+          <w:color w:val="555555"/>
+          <w:sz w:val="22"/>
+        </w:rPr>
+        <w:t>(на пороге кабинета)</w:t>
+      </w:r>
+      <w:r>
+        <w:rPr>
+          <w:rFonts w:ascii="Times New Roman" w:hAnsi="Times New Roman" w:eastAsia="Malgun Gothic"/>
+          <w:b w:val="0"/>
+          <w:i w:val="0"/>
+          <w:sz w:val="22"/>
+        </w:rPr>
+        <w:t xml:space="preserve"> Вот, Марина. Здесь вы будете работать. Стол крепкий, кресло скрипит. Проверила лично.</w:t>
+      </w:r>
+    </w:p>
+    <w:p>
+      <w:pPr>
+        <w:spacing w:before="0" w:after="110" w:line="300" w:lineRule="auto"/>
+      </w:pPr>
+      <w:r>
+        <w:rPr>
+          <w:rFonts w:ascii="Times New Roman" w:hAnsi="Times New Roman" w:eastAsia="Malgun Gothic"/>
+          <w:b/>
+          <w:i w:val="0"/>
+          <w:sz w:val="22"/>
+        </w:rPr>
+        <w:t xml:space="preserve">Железняк: </w:t>
+      </w:r>
+      <w:r>
+        <w:rPr>
+          <w:rFonts w:ascii="Times New Roman" w:hAnsi="Times New Roman" w:eastAsia="Malgun Gothic"/>
+          <w:b w:val="0"/>
+          <w:i w:val="0"/>
+          <w:sz w:val="22"/>
+        </w:rPr>
+        <w:t>Ирина Олеговна, я нервничаю сильнее, чем перед экзаменом.</w:t>
+      </w:r>
+    </w:p>
+    <w:p>
+      <w:pPr>
+        <w:spacing w:before="0" w:after="110" w:line="300" w:lineRule="auto"/>
+      </w:pPr>
+      <w:r>
+        <w:rPr>
+          <w:rFonts w:ascii="Times New Roman" w:hAnsi="Times New Roman" w:eastAsia="Malgun Gothic"/>
+          <w:b/>
+          <w:i w:val="0"/>
+          <w:sz w:val="22"/>
+        </w:rPr>
+        <w:t xml:space="preserve">Ирина: </w:t>
+      </w:r>
+      <w:r>
+        <w:rPr>
+          <w:rFonts w:ascii="Times New Roman" w:hAnsi="Times New Roman" w:eastAsia="Malgun Gothic"/>
+          <w:b w:val="0"/>
+          <w:i w:val="0"/>
+          <w:sz w:val="22"/>
+        </w:rPr>
+        <w:t>Это нормально. Садитесь. Чаю?</w:t>
+      </w:r>
+    </w:p>
+    <w:p>
+      <w:pPr>
+        <w:spacing w:before="0" w:after="110" w:line="300" w:lineRule="auto"/>
+      </w:pPr>
+      <w:r>
+        <w:rPr>
+          <w:rFonts w:ascii="Times New Roman" w:hAnsi="Times New Roman" w:eastAsia="Malgun Gothic"/>
+          <w:b/>
+          <w:i w:val="0"/>
+          <w:sz w:val="22"/>
+        </w:rPr>
+        <w:t xml:space="preserve">Железняк: </w:t>
+      </w:r>
+      <w:r>
+        <w:rPr>
+          <w:rFonts w:ascii="Times New Roman" w:hAnsi="Times New Roman" w:eastAsia="Malgun Gothic"/>
+          <w:b w:val="0"/>
+          <w:i/>
+          <w:color w:val="555555"/>
+          <w:sz w:val="22"/>
+        </w:rPr>
+        <w:t>(улыбнувшись)</w:t>
+      </w:r>
+      <w:r>
+        <w:rPr>
+          <w:rFonts w:ascii="Times New Roman" w:hAnsi="Times New Roman" w:eastAsia="Malgun Gothic"/>
+          <w:b w:val="0"/>
+          <w:i w:val="0"/>
+          <w:sz w:val="22"/>
+        </w:rPr>
+        <w:t xml:space="preserve"> Мне уже сказали, что чай — первым делом.</w:t>
+      </w:r>
+    </w:p>
+    <w:p>
+      <w:pPr>
+        <w:spacing w:before="0" w:after="110" w:line="300" w:lineRule="auto"/>
+      </w:pPr>
+      <w:r>
+        <w:rPr>
+          <w:rFonts w:ascii="Times New Roman" w:hAnsi="Times New Roman" w:eastAsia="Malgun Gothic"/>
+          <w:b/>
+          <w:i w:val="0"/>
+          <w:sz w:val="22"/>
+        </w:rPr>
+        <w:t xml:space="preserve">Ирина: </w:t>
+      </w:r>
+      <w:r>
+        <w:rPr>
+          <w:rFonts w:ascii="Times New Roman" w:hAnsi="Times New Roman" w:eastAsia="Malgun Gothic"/>
+          <w:b w:val="0"/>
+          <w:i w:val="0"/>
+          <w:sz w:val="22"/>
+        </w:rPr>
+        <w:t>Кто?</w:t>
+      </w:r>
+    </w:p>
+    <w:p>
+      <w:pPr>
+        <w:spacing w:before="0" w:after="110" w:line="300" w:lineRule="auto"/>
+      </w:pPr>
+      <w:r>
+        <w:rPr>
+          <w:rFonts w:ascii="Times New Roman" w:hAnsi="Times New Roman" w:eastAsia="Malgun Gothic"/>
+          <w:b/>
+          <w:i w:val="0"/>
+          <w:sz w:val="22"/>
+        </w:rPr>
+        <w:t xml:space="preserve">Железняк: </w:t>
+      </w:r>
+      <w:r>
+        <w:rPr>
+          <w:rFonts w:ascii="Times New Roman" w:hAnsi="Times New Roman" w:eastAsia="Malgun Gothic"/>
+          <w:b w:val="0"/>
+          <w:i w:val="0"/>
+          <w:sz w:val="22"/>
+        </w:rPr>
+        <w:t>Зоя. В третьем ряду. Налила мне из термоса — и я впервые за четыре года пила чай, который наливаю не я.</w:t>
+      </w:r>
+    </w:p>
+    <w:p>
+      <w:pPr>
+        <w:spacing w:before="0" w:after="110" w:line="300" w:lineRule="auto"/>
+      </w:pPr>
+      <w:r>
+        <w:rPr>
+          <w:rFonts w:ascii="Times New Roman" w:hAnsi="Times New Roman" w:eastAsia="Malgun Gothic"/>
+          <w:b/>
+          <w:i w:val="0"/>
+          <w:sz w:val="22"/>
+        </w:rPr>
+        <w:t xml:space="preserve">Ирина: </w:t>
+      </w:r>
+      <w:r>
+        <w:rPr>
+          <w:rFonts w:ascii="Times New Roman" w:hAnsi="Times New Roman" w:eastAsia="Malgun Gothic"/>
+          <w:b w:val="0"/>
+          <w:i w:val="0"/>
+          <w:sz w:val="22"/>
+        </w:rPr>
+        <w:t>Тогда главное вы уже знаете. Остальное — детали.</w:t>
+      </w:r>
+    </w:p>
+    <w:p>
+      <w:pPr>
+        <w:spacing w:before="0" w:after="110" w:line="300" w:lineRule="auto"/>
+      </w:pPr>
+      <w:r>
+        <w:rPr>
+          <w:rFonts w:ascii="Times New Roman" w:hAnsi="Times New Roman" w:eastAsia="Malgun Gothic"/>
+          <w:b/>
+          <w:i w:val="0"/>
+          <w:sz w:val="22"/>
+        </w:rPr>
+        <w:t xml:space="preserve">Ирина: </w:t>
+      </w:r>
+      <w:r>
+        <w:rPr>
+          <w:rFonts w:ascii="Times New Roman" w:hAnsi="Times New Roman" w:eastAsia="Malgun Gothic"/>
+          <w:b w:val="0"/>
+          <w:i/>
+          <w:color w:val="555555"/>
+          <w:sz w:val="22"/>
+        </w:rPr>
+        <w:t>(достаёт ключ)</w:t>
+      </w:r>
+      <w:r>
+        <w:rPr>
+          <w:rFonts w:ascii="Times New Roman" w:hAnsi="Times New Roman" w:eastAsia="Malgun Gothic"/>
+          <w:b w:val="0"/>
+          <w:i w:val="0"/>
+          <w:sz w:val="22"/>
+        </w:rPr>
+        <w:t xml:space="preserve"> Вот ключ. Единственный. Алексей Николаевич держал один. Я тоже.</w:t>
+      </w:r>
+    </w:p>
+    <w:p>
+      <w:pPr>
+        <w:spacing w:before="0" w:after="110" w:line="300" w:lineRule="auto"/>
+      </w:pPr>
+      <w:r>
+        <w:rPr>
+          <w:rFonts w:ascii="Times New Roman" w:hAnsi="Times New Roman" w:eastAsia="Malgun Gothic"/>
+          <w:b/>
+          <w:i w:val="0"/>
+          <w:sz w:val="22"/>
+        </w:rPr>
+        <w:t xml:space="preserve">Железняк: </w:t>
+      </w:r>
+      <w:r>
+        <w:rPr>
+          <w:rFonts w:ascii="Times New Roman" w:hAnsi="Times New Roman" w:eastAsia="Malgun Gothic"/>
+          <w:b w:val="0"/>
+          <w:i/>
+          <w:color w:val="555555"/>
+          <w:sz w:val="22"/>
+        </w:rPr>
+        <w:t>(принимая)</w:t>
+      </w:r>
+      <w:r>
+        <w:rPr>
+          <w:rFonts w:ascii="Times New Roman" w:hAnsi="Times New Roman" w:eastAsia="Malgun Gothic"/>
+          <w:b w:val="0"/>
+          <w:i w:val="0"/>
+          <w:sz w:val="22"/>
+        </w:rPr>
+        <w:t xml:space="preserve"> Тяжёлый.</w:t>
+      </w:r>
+    </w:p>
+    <w:p>
+      <w:pPr>
+        <w:spacing w:before="0" w:after="110" w:line="300" w:lineRule="auto"/>
+      </w:pPr>
+      <w:r>
+        <w:rPr>
+          <w:rFonts w:ascii="Times New Roman" w:hAnsi="Times New Roman" w:eastAsia="Malgun Gothic"/>
+          <w:b/>
+          <w:i w:val="0"/>
+          <w:sz w:val="22"/>
+        </w:rPr>
+        <w:t xml:space="preserve">Ирина: </w:t>
+      </w:r>
+      <w:r>
+        <w:rPr>
+          <w:rFonts w:ascii="Times New Roman" w:hAnsi="Times New Roman" w:eastAsia="Malgun Gothic"/>
+          <w:b w:val="0"/>
+          <w:i w:val="0"/>
+          <w:sz w:val="22"/>
+        </w:rPr>
+        <w:t>Не ключ. Тяжело то, что за ним.</w:t>
+      </w:r>
+    </w:p>
+    <w:p>
+      <w:pPr>
+        <w:spacing w:before="0" w:after="110" w:line="300" w:lineRule="auto"/>
+      </w:pPr>
+      <w:r>
+        <w:rPr>
+          <w:rFonts w:ascii="Times New Roman" w:hAnsi="Times New Roman" w:eastAsia="Malgun Gothic"/>
+          <w:b/>
+          <w:i w:val="0"/>
+          <w:sz w:val="22"/>
+        </w:rPr>
+        <w:t xml:space="preserve">Ирина: </w:t>
+      </w:r>
+      <w:r>
+        <w:rPr>
+          <w:rFonts w:ascii="Times New Roman" w:hAnsi="Times New Roman" w:eastAsia="Malgun Gothic"/>
+          <w:b w:val="0"/>
+          <w:i/>
+          <w:color w:val="555555"/>
+          <w:sz w:val="22"/>
+        </w:rPr>
+        <w:t>(достаёт конверт)</w:t>
+      </w:r>
+      <w:r>
+        <w:rPr>
+          <w:rFonts w:ascii="Times New Roman" w:hAnsi="Times New Roman" w:eastAsia="Malgun Gothic"/>
+          <w:b w:val="0"/>
+          <w:i w:val="0"/>
+          <w:sz w:val="22"/>
+        </w:rPr>
+        <w:t xml:space="preserve"> Письмо Виктора Петровича Быкова. Алексей Николаевич хранил его до конца срока и передал мне. Теперь оно ваше. Не читайте сегодня. Только когда останетесь одна, по-настоящему одна.</w:t>
+      </w:r>
+    </w:p>
+    <w:p>
+      <w:pPr>
+        <w:spacing w:before="0" w:after="110" w:line="300" w:lineRule="auto"/>
+      </w:pPr>
+      <w:r>
+        <w:rPr>
+          <w:rFonts w:ascii="Times New Roman" w:hAnsi="Times New Roman" w:eastAsia="Malgun Gothic"/>
+          <w:b/>
+          <w:i w:val="0"/>
+          <w:sz w:val="22"/>
+        </w:rPr>
+        <w:t xml:space="preserve">Железняк: </w:t>
+      </w:r>
+      <w:r>
+        <w:rPr>
+          <w:rFonts w:ascii="Times New Roman" w:hAnsi="Times New Roman" w:eastAsia="Malgun Gothic"/>
+          <w:b w:val="0"/>
+          <w:i w:val="0"/>
+          <w:sz w:val="22"/>
+        </w:rPr>
+        <w:t>Что в нём?</w:t>
+      </w:r>
+    </w:p>
+    <w:p>
+      <w:pPr>
+        <w:spacing w:before="0" w:after="110" w:line="300" w:lineRule="auto"/>
+      </w:pPr>
+      <w:r>
+        <w:rPr>
+          <w:rFonts w:ascii="Times New Roman" w:hAnsi="Times New Roman" w:eastAsia="Malgun Gothic"/>
+          <w:b/>
+          <w:i w:val="0"/>
+          <w:sz w:val="22"/>
+        </w:rPr>
+        <w:t xml:space="preserve">Ирина: </w:t>
+      </w:r>
+      <w:r>
+        <w:rPr>
+          <w:rFonts w:ascii="Times New Roman" w:hAnsi="Times New Roman" w:eastAsia="Malgun Gothic"/>
+          <w:b w:val="0"/>
+          <w:i w:val="0"/>
+          <w:sz w:val="22"/>
+        </w:rPr>
+        <w:t>Каждый читает своё. Я прочла одно, вы прочтёте другое. Скажу лишь одно: там уже не одна рука. Сначала Быков, потом я. Допишете, когда придёт время.</w:t>
+      </w:r>
+    </w:p>
+    <w:p>
+      <w:pPr>
+        <w:spacing w:before="0" w:after="110" w:line="300" w:lineRule="auto"/>
+      </w:pPr>
+      <w:r>
+        <w:rPr>
+          <w:rFonts w:ascii="Times New Roman" w:hAnsi="Times New Roman" w:eastAsia="Malgun Gothic"/>
+          <w:b/>
+          <w:i w:val="0"/>
+          <w:sz w:val="22"/>
+        </w:rPr>
+        <w:t xml:space="preserve">Железняк: </w:t>
+      </w:r>
+      <w:r>
+        <w:rPr>
+          <w:rFonts w:ascii="Times New Roman" w:hAnsi="Times New Roman" w:eastAsia="Malgun Gothic"/>
+          <w:b w:val="0"/>
+          <w:i w:val="0"/>
+          <w:sz w:val="22"/>
+        </w:rPr>
+        <w:t>Утром вы сказали Даниилу одно слово оттуда. Он пересказал мне в коридоре, шёпотом, как тайну.</w:t>
+      </w:r>
+    </w:p>
+    <w:p>
+      <w:pPr>
+        <w:spacing w:before="0" w:after="110" w:line="300" w:lineRule="auto"/>
+      </w:pPr>
+      <w:r>
+        <w:rPr>
+          <w:rFonts w:ascii="Times New Roman" w:hAnsi="Times New Roman" w:eastAsia="Malgun Gothic"/>
+          <w:b/>
+          <w:i w:val="0"/>
+          <w:sz w:val="22"/>
+        </w:rPr>
+        <w:t xml:space="preserve">Ирина: </w:t>
+      </w:r>
+      <w:r>
+        <w:rPr>
+          <w:rFonts w:ascii="Times New Roman" w:hAnsi="Times New Roman" w:eastAsia="Malgun Gothic"/>
+          <w:b w:val="0"/>
+          <w:i w:val="0"/>
+          <w:sz w:val="22"/>
+        </w:rPr>
+        <w:t>«Звено». Это не тайна, это инструкция. Быков написал её Алексею Николаевичу, он — мне. Четыре года я проверяла, правда ли это. Правда: меня остановили, а цепь не порвалась. Значит, я была звеном, а не замком.</w:t>
+      </w:r>
+    </w:p>
+    <w:p>
+      <w:pPr>
+        <w:spacing w:before="0" w:after="110" w:line="300" w:lineRule="auto"/>
+      </w:pPr>
+      <w:r>
+        <w:rPr>
+          <w:rFonts w:ascii="Times New Roman" w:hAnsi="Times New Roman" w:eastAsia="Malgun Gothic"/>
+          <w:b/>
+          <w:i w:val="0"/>
+          <w:sz w:val="22"/>
+        </w:rPr>
+        <w:t xml:space="preserve">Железняк: </w:t>
+      </w:r>
+      <w:r>
+        <w:rPr>
+          <w:rFonts w:ascii="Times New Roman" w:hAnsi="Times New Roman" w:eastAsia="Malgun Gothic"/>
+          <w:b w:val="0"/>
+          <w:i w:val="0"/>
+          <w:sz w:val="22"/>
+        </w:rPr>
+        <w:t>А я?</w:t>
+      </w:r>
+    </w:p>
+    <w:p>
+      <w:pPr>
+        <w:spacing w:before="0" w:after="110" w:line="300" w:lineRule="auto"/>
+      </w:pPr>
+      <w:r>
+        <w:rPr>
+          <w:rFonts w:ascii="Times New Roman" w:hAnsi="Times New Roman" w:eastAsia="Malgun Gothic"/>
+          <w:b/>
+          <w:i w:val="0"/>
+          <w:sz w:val="22"/>
+        </w:rPr>
+        <w:t xml:space="preserve">Ирина: </w:t>
+      </w:r>
+      <w:r>
+        <w:rPr>
+          <w:rFonts w:ascii="Times New Roman" w:hAnsi="Times New Roman" w:eastAsia="Malgun Gothic"/>
+          <w:b w:val="0"/>
+          <w:i w:val="0"/>
+          <w:sz w:val="22"/>
+        </w:rPr>
+        <w:t>А вы — следующее. Не последнее. Это главное, что там написано.</w:t>
+      </w:r>
+    </w:p>
+    <w:p>
+      <w:pPr>
+        <w:spacing w:before="0" w:after="110" w:line="300" w:lineRule="auto"/>
+      </w:pPr>
+      <w:r>
+        <w:rPr>
+          <w:rFonts w:ascii="Times New Roman" w:hAnsi="Times New Roman" w:eastAsia="Malgun Gothic"/>
+          <w:b/>
+          <w:i w:val="0"/>
+          <w:sz w:val="22"/>
+        </w:rPr>
+        <w:t xml:space="preserve">Железняк: </w:t>
+      </w:r>
+      <w:r>
+        <w:rPr>
+          <w:rFonts w:ascii="Times New Roman" w:hAnsi="Times New Roman" w:eastAsia="Malgun Gothic"/>
+          <w:b w:val="0"/>
+          <w:i w:val="0"/>
+          <w:sz w:val="22"/>
+        </w:rPr>
+        <w:t>А если мне нечего будет написать?</w:t>
+      </w:r>
+    </w:p>
+    <w:p>
+      <w:pPr>
+        <w:spacing w:before="0" w:after="110" w:line="300" w:lineRule="auto"/>
+      </w:pPr>
+      <w:r>
+        <w:rPr>
+          <w:rFonts w:ascii="Times New Roman" w:hAnsi="Times New Roman" w:eastAsia="Malgun Gothic"/>
+          <w:b/>
+          <w:i w:val="0"/>
+          <w:sz w:val="22"/>
+        </w:rPr>
+        <w:t xml:space="preserve">Ирина: </w:t>
+      </w:r>
+      <w:r>
+        <w:rPr>
+          <w:rFonts w:ascii="Times New Roman" w:hAnsi="Times New Roman" w:eastAsia="Malgun Gothic"/>
+          <w:b w:val="0"/>
+          <w:i w:val="0"/>
+          <w:sz w:val="22"/>
+        </w:rPr>
+        <w:t>Напишите: «Сначала чай». Это всегда подходит.</w:t>
+      </w:r>
+    </w:p>
+    <w:p>
+      <w:pPr>
+        <w:spacing w:before="0" w:after="110" w:line="300" w:lineRule="auto"/>
+      </w:pPr>
+      <w:r>
+        <w:rPr>
+          <w:rFonts w:ascii="Times New Roman" w:hAnsi="Times New Roman" w:eastAsia="Malgun Gothic"/>
+          <w:b/>
+          <w:i w:val="0"/>
+          <w:sz w:val="22"/>
+        </w:rPr>
+        <w:t xml:space="preserve">Ирина: </w:t>
+      </w:r>
+      <w:r>
+        <w:rPr>
+          <w:rFonts w:ascii="Times New Roman" w:hAnsi="Times New Roman" w:eastAsia="Malgun Gothic"/>
+          <w:b w:val="0"/>
+          <w:i w:val="0"/>
+          <w:sz w:val="22"/>
+        </w:rPr>
+        <w:t>Три совета. Бойтесь. Записывайте. И — сначала чай.</w:t>
+      </w:r>
+    </w:p>
+    <w:p>
+      <w:pPr>
+        <w:spacing w:before="0" w:after="110" w:line="300" w:lineRule="auto"/>
+      </w:pPr>
+      <w:r>
+        <w:rPr>
+          <w:rFonts w:ascii="Times New Roman" w:hAnsi="Times New Roman" w:eastAsia="Malgun Gothic"/>
+          <w:b/>
+          <w:i w:val="0"/>
+          <w:sz w:val="22"/>
+        </w:rPr>
+        <w:t xml:space="preserve">Железняк: </w:t>
+      </w:r>
+      <w:r>
+        <w:rPr>
+          <w:rFonts w:ascii="Times New Roman" w:hAnsi="Times New Roman" w:eastAsia="Malgun Gothic"/>
+          <w:b w:val="0"/>
+          <w:i w:val="0"/>
+          <w:sz w:val="22"/>
+        </w:rPr>
+        <w:t xml:space="preserve">Запомню. </w:t>
+      </w:r>
+      <w:r>
+        <w:rPr>
+          <w:rFonts w:ascii="Times New Roman" w:hAnsi="Times New Roman" w:eastAsia="Malgun Gothic"/>
+          <w:b w:val="0"/>
+          <w:i/>
+          <w:color w:val="555555"/>
+          <w:sz w:val="22"/>
+        </w:rPr>
+        <w:t>(Пауза.)</w:t>
+      </w:r>
+      <w:r>
+        <w:rPr>
+          <w:rFonts w:ascii="Times New Roman" w:hAnsi="Times New Roman" w:eastAsia="Malgun Gothic"/>
+          <w:b w:val="0"/>
+          <w:i w:val="0"/>
+          <w:sz w:val="22"/>
+        </w:rPr>
+        <w:t xml:space="preserve"> А вы? Что будете делать потом?</w:t>
+      </w:r>
+    </w:p>
+    <w:p>
+      <w:pPr>
+        <w:spacing w:before="0" w:after="110" w:line="300" w:lineRule="auto"/>
+      </w:pPr>
+      <w:r>
+        <w:rPr>
+          <w:rFonts w:ascii="Times New Roman" w:hAnsi="Times New Roman" w:eastAsia="Malgun Gothic"/>
+          <w:b/>
+          <w:i w:val="0"/>
+          <w:sz w:val="22"/>
+        </w:rPr>
+        <w:t xml:space="preserve">Ирина: </w:t>
+      </w:r>
+      <w:r>
+        <w:rPr>
+          <w:rFonts w:ascii="Times New Roman" w:hAnsi="Times New Roman" w:eastAsia="Malgun Gothic"/>
+          <w:b w:val="0"/>
+          <w:i w:val="0"/>
+          <w:sz w:val="22"/>
+        </w:rPr>
+        <w:t>Гулять. По закону обязана: ежегодный отчёт о жизни. Норму придумал мой предшественник. Он хотел назвать её «отчётом о прогулках».</w:t>
+      </w:r>
+    </w:p>
+    <w:p>
+      <w:pPr>
+        <w:spacing w:before="0" w:after="110" w:line="300" w:lineRule="auto"/>
+      </w:pPr>
+      <w:r>
+        <w:rPr>
+          <w:rFonts w:ascii="Times New Roman" w:hAnsi="Times New Roman" w:eastAsia="Malgun Gothic"/>
+          <w:b/>
+          <w:i w:val="0"/>
+          <w:sz w:val="22"/>
+        </w:rPr>
+        <w:t xml:space="preserve">Железняк: </w:t>
+      </w:r>
+      <w:r>
+        <w:rPr>
+          <w:rFonts w:ascii="Times New Roman" w:hAnsi="Times New Roman" w:eastAsia="Malgun Gothic"/>
+          <w:b w:val="0"/>
+          <w:i/>
+          <w:color w:val="555555"/>
+          <w:sz w:val="22"/>
+        </w:rPr>
+        <w:t>(смеясь)</w:t>
+      </w:r>
+      <w:r>
+        <w:rPr>
+          <w:rFonts w:ascii="Times New Roman" w:hAnsi="Times New Roman" w:eastAsia="Malgun Gothic"/>
+          <w:b w:val="0"/>
+          <w:i w:val="0"/>
+          <w:sz w:val="22"/>
+        </w:rPr>
+        <w:t xml:space="preserve"> Ему бы удалось.</w:t>
+      </w:r>
+    </w:p>
+    <w:p>
+      <w:pPr>
+        <w:spacing w:before="0" w:after="110" w:line="300" w:lineRule="auto"/>
+      </w:pPr>
+      <w:r>
+        <w:rPr>
+          <w:rFonts w:ascii="Times New Roman" w:hAnsi="Times New Roman" w:eastAsia="Malgun Gothic"/>
+          <w:b/>
+          <w:i w:val="0"/>
+          <w:sz w:val="22"/>
+        </w:rPr>
+        <w:t xml:space="preserve">Ирина: </w:t>
+      </w:r>
+      <w:r>
+        <w:rPr>
+          <w:rFonts w:ascii="Times New Roman" w:hAnsi="Times New Roman" w:eastAsia="Malgun Gothic"/>
+          <w:b w:val="0"/>
+          <w:i w:val="0"/>
+          <w:sz w:val="22"/>
+        </w:rPr>
+        <w:t>У меня в школе над доской висело: «Сейте разумное, доброе, вечное». Я лет до пятнадцати думала, что это лозунг завуча. Потом узнала, что Некрасов.</w:t>
+      </w:r>
+    </w:p>
+    <w:p>
+      <w:pPr>
+        <w:spacing w:before="0" w:after="110" w:line="300" w:lineRule="auto"/>
+      </w:pPr>
+      <w:r>
+        <w:rPr>
+          <w:rFonts w:ascii="Times New Roman" w:hAnsi="Times New Roman" w:eastAsia="Malgun Gothic"/>
+          <w:b/>
+          <w:i w:val="0"/>
+          <w:sz w:val="22"/>
+        </w:rPr>
+        <w:t xml:space="preserve">Железняк: </w:t>
+      </w:r>
+      <w:r>
+        <w:rPr>
+          <w:rFonts w:ascii="Times New Roman" w:hAnsi="Times New Roman" w:eastAsia="Malgun Gothic"/>
+          <w:b w:val="0"/>
+          <w:i w:val="0"/>
+          <w:sz w:val="22"/>
+        </w:rPr>
+        <w:t>У нас висело то же самое. Только краска облезла, и «вечное» почти не читалось.</w:t>
+      </w:r>
+    </w:p>
+    <w:p>
+      <w:pPr>
+        <w:spacing w:before="0" w:after="110" w:line="300" w:lineRule="auto"/>
+      </w:pPr>
+      <w:r>
+        <w:rPr>
+          <w:rFonts w:ascii="Times New Roman" w:hAnsi="Times New Roman" w:eastAsia="Malgun Gothic"/>
+          <w:b/>
+          <w:i w:val="0"/>
+          <w:sz w:val="22"/>
+        </w:rPr>
+        <w:t xml:space="preserve">Ирина: </w:t>
+      </w:r>
+      <w:r>
+        <w:rPr>
+          <w:rFonts w:ascii="Times New Roman" w:hAnsi="Times New Roman" w:eastAsia="Malgun Gothic"/>
+          <w:b w:val="0"/>
+          <w:i/>
+          <w:color w:val="555555"/>
+          <w:sz w:val="22"/>
+        </w:rPr>
+        <w:t>(улыбнувшись)</w:t>
+      </w:r>
+      <w:r>
+        <w:rPr>
+          <w:rFonts w:ascii="Times New Roman" w:hAnsi="Times New Roman" w:eastAsia="Malgun Gothic"/>
+          <w:b w:val="0"/>
+          <w:i w:val="0"/>
+          <w:sz w:val="22"/>
+        </w:rPr>
+        <w:t xml:space="preserve"> Честная табличка. Я бы добавила к ней одну строку: «И записывайте, что посеяли». Иначе через год никто не вспомнит, что было вечным.</w:t>
+      </w:r>
+    </w:p>
+    <w:p>
+      <w:pPr>
+        <w:spacing w:before="0" w:after="110" w:line="300" w:lineRule="auto"/>
+      </w:pPr>
+      <w:r>
+        <w:rPr>
+          <w:rFonts w:ascii="Times New Roman" w:hAnsi="Times New Roman" w:eastAsia="Malgun Gothic"/>
+          <w:b/>
+          <w:i w:val="0"/>
+          <w:sz w:val="22"/>
+        </w:rPr>
+        <w:t xml:space="preserve">Железняк: </w:t>
+      </w:r>
+      <w:r>
+        <w:rPr>
+          <w:rFonts w:ascii="Times New Roman" w:hAnsi="Times New Roman" w:eastAsia="Malgun Gothic"/>
+          <w:b w:val="0"/>
+          <w:i w:val="0"/>
+          <w:sz w:val="22"/>
+        </w:rPr>
+        <w:t xml:space="preserve">Запишу. </w:t>
+      </w:r>
+      <w:r>
+        <w:rPr>
+          <w:rFonts w:ascii="Times New Roman" w:hAnsi="Times New Roman" w:eastAsia="Malgun Gothic"/>
+          <w:b w:val="0"/>
+          <w:i/>
+          <w:color w:val="555555"/>
+          <w:sz w:val="22"/>
+        </w:rPr>
+        <w:t>(Помолчав.)</w:t>
+      </w:r>
+      <w:r>
+        <w:rPr>
+          <w:rFonts w:ascii="Times New Roman" w:hAnsi="Times New Roman" w:eastAsia="Malgun Gothic"/>
+          <w:b w:val="0"/>
+          <w:i w:val="0"/>
+          <w:sz w:val="22"/>
+        </w:rPr>
+        <w:t xml:space="preserve"> А стоп-кран? Завтра у меня будет свой руководитель Аппарата. Я до сих пор не знаю, правильно ли выбрала.</w:t>
+      </w:r>
+    </w:p>
+    <w:p>
+      <w:pPr>
+        <w:spacing w:before="0" w:after="110" w:line="300" w:lineRule="auto"/>
+      </w:pPr>
+      <w:r>
+        <w:rPr>
+          <w:rFonts w:ascii="Times New Roman" w:hAnsi="Times New Roman" w:eastAsia="Malgun Gothic"/>
+          <w:b/>
+          <w:i w:val="0"/>
+          <w:sz w:val="22"/>
+        </w:rPr>
+        <w:t xml:space="preserve">Ирина: </w:t>
+      </w:r>
+      <w:r>
+        <w:rPr>
+          <w:rFonts w:ascii="Times New Roman" w:hAnsi="Times New Roman" w:eastAsia="Malgun Gothic"/>
+          <w:b w:val="0"/>
+          <w:i w:val="0"/>
+          <w:sz w:val="22"/>
+        </w:rPr>
+        <w:t>Вы его боитесь?</w:t>
+      </w:r>
+    </w:p>
+    <w:p>
+      <w:pPr>
+        <w:spacing w:before="0" w:after="110" w:line="300" w:lineRule="auto"/>
+      </w:pPr>
+      <w:r>
+        <w:rPr>
+          <w:rFonts w:ascii="Times New Roman" w:hAnsi="Times New Roman" w:eastAsia="Malgun Gothic"/>
+          <w:b/>
+          <w:i w:val="0"/>
+          <w:sz w:val="22"/>
+        </w:rPr>
+        <w:t xml:space="preserve">Железняк: </w:t>
+      </w:r>
+      <w:r>
+        <w:rPr>
+          <w:rFonts w:ascii="Times New Roman" w:hAnsi="Times New Roman" w:eastAsia="Malgun Gothic"/>
+          <w:b w:val="0"/>
+          <w:i w:val="0"/>
+          <w:sz w:val="22"/>
+        </w:rPr>
+        <w:t>Немного.</w:t>
+      </w:r>
+    </w:p>
+    <w:p>
+      <w:pPr>
+        <w:spacing w:before="0" w:after="110" w:line="300" w:lineRule="auto"/>
+      </w:pPr>
+      <w:r>
+        <w:rPr>
+          <w:rFonts w:ascii="Times New Roman" w:hAnsi="Times New Roman" w:eastAsia="Malgun Gothic"/>
+          <w:b/>
+          <w:i w:val="0"/>
+          <w:sz w:val="22"/>
+        </w:rPr>
+        <w:t xml:space="preserve">Ирина: </w:t>
+      </w:r>
+      <w:r>
+        <w:rPr>
+          <w:rFonts w:ascii="Times New Roman" w:hAnsi="Times New Roman" w:eastAsia="Malgun Gothic"/>
+          <w:b w:val="0"/>
+          <w:i w:val="0"/>
+          <w:sz w:val="22"/>
+        </w:rPr>
+        <w:t xml:space="preserve">Значит, правильно. </w:t>
+      </w:r>
+      <w:r>
+        <w:rPr>
+          <w:rFonts w:ascii="Times New Roman" w:hAnsi="Times New Roman" w:eastAsia="Malgun Gothic"/>
+          <w:b w:val="0"/>
+          <w:i/>
+          <w:color w:val="555555"/>
+          <w:sz w:val="22"/>
+        </w:rPr>
+        <w:t>(Пауза.)</w:t>
+      </w:r>
+      <w:r>
+        <w:rPr>
+          <w:rFonts w:ascii="Times New Roman" w:hAnsi="Times New Roman" w:eastAsia="Malgun Gothic"/>
+          <w:b w:val="0"/>
+          <w:i w:val="0"/>
+          <w:sz w:val="22"/>
+        </w:rPr>
+        <w:t xml:space="preserve"> А те два раза, которые я так и не признала, — помните?</w:t>
+      </w:r>
+    </w:p>
+    <w:p>
+      <w:pPr>
+        <w:spacing w:before="0" w:after="110" w:line="300" w:lineRule="auto"/>
+      </w:pPr>
+      <w:r>
+        <w:rPr>
+          <w:rFonts w:ascii="Times New Roman" w:hAnsi="Times New Roman" w:eastAsia="Malgun Gothic"/>
+          <w:b/>
+          <w:i w:val="0"/>
+          <w:sz w:val="22"/>
+        </w:rPr>
+        <w:t xml:space="preserve">Железняк: </w:t>
+      </w:r>
+      <w:r>
+        <w:rPr>
+          <w:rFonts w:ascii="Times New Roman" w:hAnsi="Times New Roman" w:eastAsia="Malgun Gothic"/>
+          <w:b w:val="0"/>
+          <w:i w:val="0"/>
+          <w:sz w:val="22"/>
+        </w:rPr>
+        <w:t>Помню. Вы так и не сказали, кто был прав.</w:t>
+      </w:r>
+    </w:p>
+    <w:p>
+      <w:pPr>
+        <w:spacing w:before="0" w:after="110" w:line="300" w:lineRule="auto"/>
+      </w:pPr>
+      <w:r>
+        <w:rPr>
+          <w:rFonts w:ascii="Times New Roman" w:hAnsi="Times New Roman" w:eastAsia="Malgun Gothic"/>
+          <w:b/>
+          <w:i w:val="0"/>
+          <w:sz w:val="22"/>
+        </w:rPr>
+        <w:t xml:space="preserve">Ирина: </w:t>
+      </w:r>
+      <w:r>
+        <w:rPr>
+          <w:rFonts w:ascii="Times New Roman" w:hAnsi="Times New Roman" w:eastAsia="Malgun Gothic"/>
+          <w:b w:val="0"/>
+          <w:i w:val="0"/>
+          <w:sz w:val="22"/>
+        </w:rPr>
+        <w:t>Один раз права была я. Но три дня подождать всё равно было полезно. Узнаешь о своём указе то, чего не хотела знать.</w:t>
+      </w:r>
+    </w:p>
+    <w:p>
+      <w:pPr>
+        <w:spacing w:before="0" w:after="110" w:line="300" w:lineRule="auto"/>
+      </w:pPr>
+      <w:r>
+        <w:rPr>
+          <w:rFonts w:ascii="Times New Roman" w:hAnsi="Times New Roman" w:eastAsia="Malgun Gothic"/>
+          <w:b/>
+          <w:i w:val="0"/>
+          <w:sz w:val="22"/>
+        </w:rPr>
+        <w:t xml:space="preserve">Железняк: </w:t>
+      </w:r>
+      <w:r>
+        <w:rPr>
+          <w:rFonts w:ascii="Times New Roman" w:hAnsi="Times New Roman" w:eastAsia="Malgun Gothic"/>
+          <w:b w:val="0"/>
+          <w:i w:val="0"/>
+          <w:sz w:val="22"/>
+        </w:rPr>
+        <w:t>А второй?</w:t>
+      </w:r>
+    </w:p>
+    <w:p>
+      <w:pPr>
+        <w:spacing w:before="0" w:after="110" w:line="300" w:lineRule="auto"/>
+      </w:pPr>
+      <w:r>
+        <w:rPr>
+          <w:rFonts w:ascii="Times New Roman" w:hAnsi="Times New Roman" w:eastAsia="Malgun Gothic"/>
+          <w:b/>
+          <w:i w:val="0"/>
+          <w:sz w:val="22"/>
+        </w:rPr>
+        <w:t xml:space="preserve">Ирина: </w:t>
+      </w:r>
+      <w:r>
+        <w:rPr>
+          <w:rFonts w:ascii="Times New Roman" w:hAnsi="Times New Roman" w:eastAsia="Malgun Gothic"/>
+          <w:b w:val="0"/>
+          <w:i w:val="0"/>
+          <w:sz w:val="22"/>
+        </w:rPr>
+        <w:t>Второй — не знаю до сих пор. Пусть решат те, кто прочтёт архив. Для того и записывали.</w:t>
+      </w:r>
+    </w:p>
+    <w:p>
+      <w:pPr>
+        <w:spacing w:before="0" w:after="110" w:line="300" w:lineRule="auto"/>
+      </w:pPr>
+      <w:r>
+        <w:rPr>
+          <w:rFonts w:ascii="Times New Roman" w:hAnsi="Times New Roman" w:eastAsia="Malgun Gothic"/>
+          <w:b/>
+          <w:i w:val="0"/>
+          <w:sz w:val="22"/>
+        </w:rPr>
+        <w:t xml:space="preserve">Ирина: </w:t>
+      </w:r>
+      <w:r>
+        <w:rPr>
+          <w:rFonts w:ascii="Times New Roman" w:hAnsi="Times New Roman" w:eastAsia="Malgun Gothic"/>
+          <w:b w:val="0"/>
+          <w:i w:val="0"/>
+          <w:sz w:val="22"/>
+        </w:rPr>
+        <w:t>Марина, давайте на «ты»? Мы больше не начальник и подчинённая. Я гражданка, ты президент.</w:t>
+      </w:r>
+    </w:p>
+    <w:p>
+      <w:pPr>
+        <w:spacing w:before="0" w:after="110" w:line="300" w:lineRule="auto"/>
+      </w:pPr>
+      <w:r>
+        <w:rPr>
+          <w:rFonts w:ascii="Times New Roman" w:hAnsi="Times New Roman" w:eastAsia="Malgun Gothic"/>
+          <w:b/>
+          <w:i w:val="0"/>
+          <w:sz w:val="22"/>
+        </w:rPr>
+        <w:t xml:space="preserve">Железняк: </w:t>
+      </w:r>
+      <w:r>
+        <w:rPr>
+          <w:rFonts w:ascii="Times New Roman" w:hAnsi="Times New Roman" w:eastAsia="Malgun Gothic"/>
+          <w:b w:val="0"/>
+          <w:i w:val="0"/>
+          <w:sz w:val="22"/>
+        </w:rPr>
+        <w:t>Давайте… то есть давай. Непривычно.</w:t>
+      </w:r>
+    </w:p>
+    <w:p>
+      <w:pPr>
+        <w:spacing w:before="0" w:after="110" w:line="300" w:lineRule="auto"/>
+      </w:pPr>
+      <w:r>
+        <w:rPr>
+          <w:rFonts w:ascii="Times New Roman" w:hAnsi="Times New Roman" w:eastAsia="Malgun Gothic"/>
+          <w:b/>
+          <w:i w:val="0"/>
+          <w:sz w:val="22"/>
+        </w:rPr>
+        <w:t xml:space="preserve">Ирина: </w:t>
+      </w:r>
+      <w:r>
+        <w:rPr>
+          <w:rFonts w:ascii="Times New Roman" w:hAnsi="Times New Roman" w:eastAsia="Malgun Gothic"/>
+          <w:b w:val="0"/>
+          <w:i w:val="0"/>
+          <w:sz w:val="22"/>
+        </w:rPr>
+        <w:t>Привыкнешь. Алексей Николаевич называл меня на «вы» пять лет. А потом мы просто перестали это замечать.</w:t>
+      </w:r>
+    </w:p>
+    <w:p>
+      <w:pPr>
         <w:keepNext/>
         <w:spacing w:before="320" w:after="140"/>
       </w:pPr>
@@ -2257,7 +4224,7 @@
           <w:color w:val="1F3864"/>
           <w:sz w:val="26"/>
         </w:rPr>
-        <w:t>장면 5 — 강변, 저격 장소 — 독백에 가까운 대화</w:t>
+        <w:t>장면 7 — 공공 문서고, 정오 — 케이크와 마지막 한 줄</w:t>
       </w:r>
     </w:p>
     <w:p>
@@ -2267,30 +4234,12 @@
       <w:r>
         <w:rPr>
           <w:rFonts w:ascii="Times New Roman" w:hAnsi="Times New Roman" w:eastAsia="Malgun Gothic"/>
-          <w:b/>
-          <w:i w:val="0"/>
-          <w:sz w:val="22"/>
-        </w:rPr>
-        <w:t xml:space="preserve">Катя: </w:t>
-      </w:r>
-      <w:r>
-        <w:rPr>
-          <w:rFonts w:ascii="Times New Roman" w:hAnsi="Times New Roman" w:eastAsia="Malgun Gothic"/>
           <w:b w:val="0"/>
           <w:i/>
           <w:color w:val="555555"/>
           <w:sz w:val="22"/>
         </w:rPr>
-        <w:t>(догоняя)</w:t>
-      </w:r>
-      <w:r>
-        <w:rPr>
-          <w:rFonts w:ascii="Times New Roman" w:hAnsi="Times New Roman" w:eastAsia="Malgun Gothic"/>
-          <w:b w:val="0"/>
-          <w:i w:val="0"/>
-          <w:sz w:val="22"/>
-        </w:rPr>
-        <w:t xml:space="preserve"> Ирина Олеговна, вы забыли, что теперь можно без охраны?</w:t>
+        <w:t>(Вениамин и Настя у ящика картотеки. На экране в углу без звука повторяют запись утренней присяги. Входит Марченко с коробкой торта.)</w:t>
       </w:r>
     </w:p>
     <w:p>
@@ -2304,16 +4253,16 @@
           <w:i w:val="0"/>
           <w:sz w:val="22"/>
         </w:rPr>
-        <w:t xml:space="preserve">Ирина: </w:t>
-      </w:r>
-      <w:r>
-        <w:rPr>
-          <w:rFonts w:ascii="Times New Roman" w:hAnsi="Times New Roman" w:eastAsia="Malgun Gothic"/>
-          <w:b w:val="0"/>
-          <w:i w:val="0"/>
-          <w:sz w:val="22"/>
-        </w:rPr>
-        <w:t>Не забыла. Просто привыкаю. Столько лет ходила с охраной, теперь сама.</w:t>
+        <w:t xml:space="preserve">Марченко: </w:t>
+      </w:r>
+      <w:r>
+        <w:rPr>
+          <w:rFonts w:ascii="Times New Roman" w:hAnsi="Times New Roman" w:eastAsia="Malgun Gothic"/>
+          <w:b w:val="0"/>
+          <w:i w:val="0"/>
+          <w:sz w:val="22"/>
+        </w:rPr>
+        <w:t>Разрешите? У вас по-прежнему не стучат?</w:t>
       </w:r>
     </w:p>
     <w:p>
@@ -2327,16 +4276,16 @@
           <w:i w:val="0"/>
           <w:sz w:val="22"/>
         </w:rPr>
-        <w:t xml:space="preserve">Катя: </w:t>
-      </w:r>
-      <w:r>
-        <w:rPr>
-          <w:rFonts w:ascii="Times New Roman" w:hAnsi="Times New Roman" w:eastAsia="Malgun Gothic"/>
-          <w:b w:val="0"/>
-          <w:i w:val="0"/>
-          <w:sz w:val="22"/>
-        </w:rPr>
-        <w:t>По закону вы обязаны отчитываться о жизни. Первый отчёт через год.</w:t>
+        <w:t xml:space="preserve">Настя: </w:t>
+      </w:r>
+      <w:r>
+        <w:rPr>
+          <w:rFonts w:ascii="Times New Roman" w:hAnsi="Times New Roman" w:eastAsia="Malgun Gothic"/>
+          <w:b w:val="0"/>
+          <w:i w:val="0"/>
+          <w:sz w:val="22"/>
+        </w:rPr>
+        <w:t>Олег! Не стучат. С чем пришли — с документами или с тортом?</w:t>
       </w:r>
     </w:p>
     <w:p>
@@ -2350,16 +4299,16 @@
           <w:i w:val="0"/>
           <w:sz w:val="22"/>
         </w:rPr>
-        <w:t xml:space="preserve">Ирина: </w:t>
-      </w:r>
-      <w:r>
-        <w:rPr>
-          <w:rFonts w:ascii="Times New Roman" w:hAnsi="Times New Roman" w:eastAsia="Malgun Gothic"/>
-          <w:b w:val="0"/>
-          <w:i w:val="0"/>
-          <w:sz w:val="22"/>
-        </w:rPr>
-        <w:t>Отчитываюсь досрочно: гуляю.</w:t>
+        <w:t xml:space="preserve">Марченко: </w:t>
+      </w:r>
+      <w:r>
+        <w:rPr>
+          <w:rFonts w:ascii="Times New Roman" w:hAnsi="Times New Roman" w:eastAsia="Malgun Gothic"/>
+          <w:b w:val="0"/>
+          <w:i w:val="0"/>
+          <w:sz w:val="22"/>
+        </w:rPr>
+        <w:t>С тортом. Я обещал, помните? Когда будет приговор.</w:t>
       </w:r>
     </w:p>
     <w:p>
@@ -2373,7 +4322,53 @@
           <w:i w:val="0"/>
           <w:sz w:val="22"/>
         </w:rPr>
-        <w:t xml:space="preserve">Катя: </w:t>
+        <w:t xml:space="preserve">Вениамин: </w:t>
+      </w:r>
+      <w:r>
+        <w:rPr>
+          <w:rFonts w:ascii="Times New Roman" w:hAnsi="Times New Roman" w:eastAsia="Malgun Gothic"/>
+          <w:b w:val="0"/>
+          <w:i w:val="0"/>
+          <w:sz w:val="22"/>
+        </w:rPr>
+        <w:t>Приговор был в прошлом году. Мы вас с тех пор и ждём.</w:t>
+      </w:r>
+    </w:p>
+    <w:p>
+      <w:pPr>
+        <w:spacing w:before="0" w:after="110" w:line="300" w:lineRule="auto"/>
+      </w:pPr>
+      <w:r>
+        <w:rPr>
+          <w:rFonts w:ascii="Times New Roman" w:hAnsi="Times New Roman" w:eastAsia="Malgun Gothic"/>
+          <w:b/>
+          <w:i w:val="0"/>
+          <w:sz w:val="22"/>
+        </w:rPr>
+        <w:t xml:space="preserve">Марченко: </w:t>
+      </w:r>
+      <w:r>
+        <w:rPr>
+          <w:rFonts w:ascii="Times New Roman" w:hAnsi="Times New Roman" w:eastAsia="Malgun Gothic"/>
+          <w:b w:val="0"/>
+          <w:i w:val="0"/>
+          <w:sz w:val="22"/>
+        </w:rPr>
+        <w:t>Был. Но я сказал себе: торт — когда вступит в силу. Вчера вечером апелляционная коллегия оставила приговор без изменения. Пожизненное лишение свободы. Всё.</w:t>
+      </w:r>
+    </w:p>
+    <w:p>
+      <w:pPr>
+        <w:spacing w:before="0" w:after="110" w:line="300" w:lineRule="auto"/>
+      </w:pPr>
+      <w:r>
+        <w:rPr>
+          <w:rFonts w:ascii="Times New Roman" w:hAnsi="Times New Roman" w:eastAsia="Malgun Gothic"/>
+          <w:b/>
+          <w:i w:val="0"/>
+          <w:sz w:val="22"/>
+        </w:rPr>
+        <w:t xml:space="preserve">Настя: </w:t>
       </w:r>
       <w:r>
         <w:rPr>
@@ -2383,16 +4378,16 @@
           <w:color w:val="555555"/>
           <w:sz w:val="22"/>
         </w:rPr>
-        <w:t>(смеясь)</w:t>
-      </w:r>
-      <w:r>
-        <w:rPr>
-          <w:rFonts w:ascii="Times New Roman" w:hAnsi="Times New Roman" w:eastAsia="Malgun Gothic"/>
-          <w:b w:val="0"/>
-          <w:i w:val="0"/>
-          <w:sz w:val="22"/>
-        </w:rPr>
-        <w:t xml:space="preserve"> Записала. Пункт первый — «гуляет».</w:t>
+        <w:t>(медленно садясь)</w:t>
+      </w:r>
+      <w:r>
+        <w:rPr>
+          <w:rFonts w:ascii="Times New Roman" w:hAnsi="Times New Roman" w:eastAsia="Malgun Gothic"/>
+          <w:b w:val="0"/>
+          <w:i w:val="0"/>
+          <w:sz w:val="22"/>
+        </w:rPr>
+        <w:t xml:space="preserve"> Всё.</w:t>
       </w:r>
     </w:p>
     <w:p>
@@ -2406,7 +4401,191 @@
           <w:i w:val="0"/>
           <w:sz w:val="22"/>
         </w:rPr>
-        <w:t xml:space="preserve">Ирина: </w:t>
+        <w:t xml:space="preserve">Вениамин: </w:t>
+      </w:r>
+      <w:r>
+        <w:rPr>
+          <w:rFonts w:ascii="Times New Roman" w:hAnsi="Times New Roman" w:eastAsia="Malgun Gothic"/>
+          <w:b w:val="0"/>
+          <w:i w:val="0"/>
+          <w:sz w:val="22"/>
+        </w:rPr>
+        <w:t>Почти десять лет от первой строки Изольды Тимофеевны.</w:t>
+      </w:r>
+    </w:p>
+    <w:p>
+      <w:pPr>
+        <w:spacing w:before="0" w:after="110" w:line="300" w:lineRule="auto"/>
+      </w:pPr>
+      <w:r>
+        <w:rPr>
+          <w:rFonts w:ascii="Times New Roman" w:hAnsi="Times New Roman" w:eastAsia="Malgun Gothic"/>
+          <w:b/>
+          <w:i w:val="0"/>
+          <w:sz w:val="22"/>
+        </w:rPr>
+        <w:t xml:space="preserve">Марченко: </w:t>
+      </w:r>
+      <w:r>
+        <w:rPr>
+          <w:rFonts w:ascii="Times New Roman" w:hAnsi="Times New Roman" w:eastAsia="Malgun Gothic"/>
+          <w:b w:val="0"/>
+          <w:i w:val="0"/>
+          <w:sz w:val="22"/>
+        </w:rPr>
+        <w:t>Девять лет и семь месяцев. Я считал.</w:t>
+      </w:r>
+    </w:p>
+    <w:p>
+      <w:pPr>
+        <w:spacing w:before="0" w:after="110" w:line="300" w:lineRule="auto"/>
+      </w:pPr>
+      <w:r>
+        <w:rPr>
+          <w:rFonts w:ascii="Times New Roman" w:hAnsi="Times New Roman" w:eastAsia="Malgun Gothic"/>
+          <w:b/>
+          <w:i w:val="0"/>
+          <w:sz w:val="22"/>
+        </w:rPr>
+        <w:t xml:space="preserve">Настя: </w:t>
+      </w:r>
+      <w:r>
+        <w:rPr>
+          <w:rFonts w:ascii="Times New Roman" w:hAnsi="Times New Roman" w:eastAsia="Malgun Gothic"/>
+          <w:b w:val="0"/>
+          <w:i w:val="0"/>
+          <w:sz w:val="22"/>
+        </w:rPr>
+        <w:t>Расскажите. Не как в новостях. Как было.</w:t>
+      </w:r>
+    </w:p>
+    <w:p>
+      <w:pPr>
+        <w:spacing w:before="0" w:after="110" w:line="300" w:lineRule="auto"/>
+      </w:pPr>
+      <w:r>
+        <w:rPr>
+          <w:rFonts w:ascii="Times New Roman" w:hAnsi="Times New Roman" w:eastAsia="Malgun Gothic"/>
+          <w:b/>
+          <w:i w:val="0"/>
+          <w:sz w:val="22"/>
+        </w:rPr>
+        <w:t xml:space="preserve">Марченко: </w:t>
+      </w:r>
+      <w:r>
+        <w:rPr>
+          <w:rFonts w:ascii="Times New Roman" w:hAnsi="Times New Roman" w:eastAsia="Malgun Gothic"/>
+          <w:b w:val="0"/>
+          <w:i w:val="0"/>
+          <w:sz w:val="22"/>
+        </w:rPr>
+        <w:t>Их суд думал два с половиной года. Апелляции, «политическое преследование», эксперты по нашим тюрьмам. В конце концов его выдали под гарантии: открытый процесс, наблюдатели от их посольства, трансляция. Ничего такого, чего у нас и так не было бы. Шестаков давал показания в открытом зале, с тетрадью в руках, а Богуславский сидел за стеклом и ни разу на него не посмотрел.</w:t>
+      </w:r>
+    </w:p>
+    <w:p>
+      <w:pPr>
+        <w:spacing w:before="0" w:after="110" w:line="300" w:lineRule="auto"/>
+      </w:pPr>
+      <w:r>
+        <w:rPr>
+          <w:rFonts w:ascii="Times New Roman" w:hAnsi="Times New Roman" w:eastAsia="Malgun Gothic"/>
+          <w:b/>
+          <w:i w:val="0"/>
+          <w:sz w:val="22"/>
+        </w:rPr>
+        <w:t xml:space="preserve">Вениамин: </w:t>
+      </w:r>
+      <w:r>
+        <w:rPr>
+          <w:rFonts w:ascii="Times New Roman" w:hAnsi="Times New Roman" w:eastAsia="Malgun Gothic"/>
+          <w:b w:val="0"/>
+          <w:i w:val="0"/>
+          <w:sz w:val="22"/>
+        </w:rPr>
+        <w:t>Ирина Олеговна тогда отказалась от обмена.</w:t>
+      </w:r>
+    </w:p>
+    <w:p>
+      <w:pPr>
+        <w:spacing w:before="0" w:after="110" w:line="300" w:lineRule="auto"/>
+      </w:pPr>
+      <w:r>
+        <w:rPr>
+          <w:rFonts w:ascii="Times New Roman" w:hAnsi="Times New Roman" w:eastAsia="Malgun Gothic"/>
+          <w:b/>
+          <w:i w:val="0"/>
+          <w:sz w:val="22"/>
+        </w:rPr>
+        <w:t xml:space="preserve">Марченко: </w:t>
+      </w:r>
+      <w:r>
+        <w:rPr>
+          <w:rFonts w:ascii="Times New Roman" w:hAnsi="Times New Roman" w:eastAsia="Malgun Gothic"/>
+          <w:b w:val="0"/>
+          <w:i w:val="0"/>
+          <w:sz w:val="22"/>
+        </w:rPr>
+        <w:t>Отказалась. Поэтому их суд и не смог назвать дело политическим: ни одного торга, ни одного звонка. Адвокаты Богуславского два года искали хоть одну записку из Аппарата. Не нашли.</w:t>
+      </w:r>
+    </w:p>
+    <w:p>
+      <w:pPr>
+        <w:spacing w:before="0" w:after="110" w:line="300" w:lineRule="auto"/>
+      </w:pPr>
+      <w:r>
+        <w:rPr>
+          <w:rFonts w:ascii="Times New Roman" w:hAnsi="Times New Roman" w:eastAsia="Malgun Gothic"/>
+          <w:b/>
+          <w:i w:val="0"/>
+          <w:sz w:val="22"/>
+        </w:rPr>
+        <w:t xml:space="preserve">Вениамин: </w:t>
+      </w:r>
+      <w:r>
+        <w:rPr>
+          <w:rFonts w:ascii="Times New Roman" w:hAnsi="Times New Roman" w:eastAsia="Malgun Gothic"/>
+          <w:b w:val="0"/>
+          <w:i w:val="0"/>
+          <w:sz w:val="22"/>
+        </w:rPr>
+        <w:t>А что он сказал в последнем слове?</w:t>
+      </w:r>
+    </w:p>
+    <w:p>
+      <w:pPr>
+        <w:spacing w:before="0" w:after="110" w:line="300" w:lineRule="auto"/>
+      </w:pPr>
+      <w:r>
+        <w:rPr>
+          <w:rFonts w:ascii="Times New Roman" w:hAnsi="Times New Roman" w:eastAsia="Malgun Gothic"/>
+          <w:b/>
+          <w:i w:val="0"/>
+          <w:sz w:val="22"/>
+        </w:rPr>
+        <w:t xml:space="preserve">Марченко: </w:t>
+      </w:r>
+      <w:r>
+        <w:rPr>
+          <w:rFonts w:ascii="Times New Roman" w:hAnsi="Times New Roman" w:eastAsia="Malgun Gothic"/>
+          <w:b w:val="0"/>
+          <w:i w:val="0"/>
+          <w:sz w:val="22"/>
+        </w:rPr>
+        <w:t>Что его судят не за деньги, а за то, что он проиграл. Что при другой власти он был бы министром.</w:t>
+      </w:r>
+    </w:p>
+    <w:p>
+      <w:pPr>
+        <w:spacing w:before="0" w:after="110" w:line="300" w:lineRule="auto"/>
+      </w:pPr>
+      <w:r>
+        <w:rPr>
+          <w:rFonts w:ascii="Times New Roman" w:hAnsi="Times New Roman" w:eastAsia="Malgun Gothic"/>
+          <w:b/>
+          <w:i w:val="0"/>
+          <w:sz w:val="22"/>
+        </w:rPr>
+        <w:t xml:space="preserve">Настя: </w:t>
       </w:r>
       <w:r>
         <w:rPr>
@@ -2416,16 +4595,16 @@
           <w:color w:val="555555"/>
           <w:sz w:val="22"/>
         </w:rPr>
-        <w:t>(остановившись у парапета)</w:t>
-      </w:r>
-      <w:r>
-        <w:rPr>
-          <w:rFonts w:ascii="Times New Roman" w:hAnsi="Times New Roman" w:eastAsia="Malgun Gothic"/>
-          <w:b w:val="0"/>
-          <w:i w:val="0"/>
-          <w:sz w:val="22"/>
-        </w:rPr>
-        <w:t xml:space="preserve"> Здесь.</w:t>
+        <w:t>(сухо)</w:t>
+      </w:r>
+      <w:r>
+        <w:rPr>
+          <w:rFonts w:ascii="Times New Roman" w:hAnsi="Times New Roman" w:eastAsia="Malgun Gothic"/>
+          <w:b w:val="0"/>
+          <w:i w:val="0"/>
+          <w:sz w:val="22"/>
+        </w:rPr>
+        <w:t xml:space="preserve"> При другой власти — был бы.</w:t>
       </w:r>
     </w:p>
     <w:p>
@@ -2439,16 +4618,26 @@
           <w:i w:val="0"/>
           <w:sz w:val="22"/>
         </w:rPr>
-        <w:t xml:space="preserve">Катя: </w:t>
-      </w:r>
-      <w:r>
-        <w:rPr>
-          <w:rFonts w:ascii="Times New Roman" w:hAnsi="Times New Roman" w:eastAsia="Malgun Gothic"/>
-          <w:b w:val="0"/>
-          <w:i w:val="0"/>
-          <w:sz w:val="22"/>
-        </w:rPr>
-        <w:t>Да.</w:t>
+        <w:t xml:space="preserve">Марченко: </w:t>
+      </w:r>
+      <w:r>
+        <w:rPr>
+          <w:rFonts w:ascii="Times New Roman" w:hAnsi="Times New Roman" w:eastAsia="Malgun Gothic"/>
+          <w:b w:val="0"/>
+          <w:i/>
+          <w:color w:val="555555"/>
+          <w:sz w:val="22"/>
+        </w:rPr>
+        <w:t>(кивнув)</w:t>
+      </w:r>
+      <w:r>
+        <w:rPr>
+          <w:rFonts w:ascii="Times New Roman" w:hAnsi="Times New Roman" w:eastAsia="Malgun Gothic"/>
+          <w:b w:val="0"/>
+          <w:i w:val="0"/>
+          <w:sz w:val="22"/>
+        </w:rPr>
+        <w:t xml:space="preserve"> А суд сказал в приговоре то, о чём просила Анна Михайловна. Почти слово в слово: «Убийство совершено за деньги, похищенные из государственного бюджета». Вслух. При всех.</w:t>
       </w:r>
     </w:p>
     <w:p>
@@ -2462,7 +4651,7 @@
           <w:i w:val="0"/>
           <w:sz w:val="22"/>
         </w:rPr>
-        <w:t xml:space="preserve">Ирина: </w:t>
+        <w:t xml:space="preserve">Настя: </w:t>
       </w:r>
       <w:r>
         <w:rPr>
@@ -2472,16 +4661,16 @@
           <w:color w:val="555555"/>
           <w:sz w:val="22"/>
         </w:rPr>
-        <w:t>(ставя на парапет бумажный стаканчик с чаем)</w:t>
-      </w:r>
-      <w:r>
-        <w:rPr>
-          <w:rFonts w:ascii="Times New Roman" w:hAnsi="Times New Roman" w:eastAsia="Malgun Gothic"/>
-          <w:b w:val="0"/>
-          <w:i w:val="0"/>
-          <w:sz w:val="22"/>
-        </w:rPr>
-        <w:t xml:space="preserve"> Первый чай. Он не любил остывший. Но остывший лучше, чем никакой.</w:t>
+        <w:t>(тихо)</w:t>
+      </w:r>
+      <w:r>
+        <w:rPr>
+          <w:rFonts w:ascii="Times New Roman" w:hAnsi="Times New Roman" w:eastAsia="Malgun Gothic"/>
+          <w:b w:val="0"/>
+          <w:i w:val="0"/>
+          <w:sz w:val="22"/>
+        </w:rPr>
+        <w:t xml:space="preserve"> Она не дожила.</w:t>
       </w:r>
     </w:p>
     <w:p>
@@ -2495,16 +4684,16 @@
           <w:i w:val="0"/>
           <w:sz w:val="22"/>
         </w:rPr>
-        <w:t xml:space="preserve">Катя: </w:t>
-      </w:r>
-      <w:r>
-        <w:rPr>
-          <w:rFonts w:ascii="Times New Roman" w:hAnsi="Times New Roman" w:eastAsia="Malgun Gothic"/>
-          <w:b w:val="0"/>
-          <w:i w:val="0"/>
-          <w:sz w:val="22"/>
-        </w:rPr>
-        <w:t>Тихо здесь.</w:t>
+        <w:t xml:space="preserve">Марченко: </w:t>
+      </w:r>
+      <w:r>
+        <w:rPr>
+          <w:rFonts w:ascii="Times New Roman" w:hAnsi="Times New Roman" w:eastAsia="Malgun Gothic"/>
+          <w:b w:val="0"/>
+          <w:i w:val="0"/>
+          <w:sz w:val="22"/>
+        </w:rPr>
+        <w:t>Не дожила. Позапрошлой зимой. Но она просила не его голову, а эти слова. Слова прозвучали.</w:t>
       </w:r>
     </w:p>
     <w:p>
@@ -2518,16 +4707,16 @@
           <w:i w:val="0"/>
           <w:sz w:val="22"/>
         </w:rPr>
-        <w:t xml:space="preserve">Ирина: </w:t>
-      </w:r>
-      <w:r>
-        <w:rPr>
-          <w:rFonts w:ascii="Times New Roman" w:hAnsi="Times New Roman" w:eastAsia="Malgun Gothic"/>
-          <w:b w:val="0"/>
-          <w:i w:val="0"/>
-          <w:sz w:val="22"/>
-        </w:rPr>
-        <w:t>Тихо. Лёша спрашивал, бывает ли покой без бури. Я долго не знала, что ответить. А потом вспомнила: «Тогда смиряется души моей тревога».</w:t>
+        <w:t xml:space="preserve">Вениамин: </w:t>
+      </w:r>
+      <w:r>
+        <w:rPr>
+          <w:rFonts w:ascii="Times New Roman" w:hAnsi="Times New Roman" w:eastAsia="Malgun Gothic"/>
+          <w:b w:val="0"/>
+          <w:i w:val="0"/>
+          <w:sz w:val="22"/>
+        </w:rPr>
+        <w:t>А деньги? С того кошелька?</w:t>
       </w:r>
     </w:p>
     <w:p>
@@ -2541,16 +4730,16 @@
           <w:i w:val="0"/>
           <w:sz w:val="22"/>
         </w:rPr>
-        <w:t xml:space="preserve">Катя: </w:t>
-      </w:r>
-      <w:r>
-        <w:rPr>
-          <w:rFonts w:ascii="Times New Roman" w:hAnsi="Times New Roman" w:eastAsia="Malgun Gothic"/>
-          <w:b w:val="0"/>
-          <w:i w:val="0"/>
-          <w:sz w:val="22"/>
-        </w:rPr>
-        <w:t>Это Пушкин?</w:t>
+        <w:t xml:space="preserve">Марченко: </w:t>
+      </w:r>
+      <w:r>
+        <w:rPr>
+          <w:rFonts w:ascii="Times New Roman" w:hAnsi="Times New Roman" w:eastAsia="Malgun Gothic"/>
+          <w:b w:val="0"/>
+          <w:i w:val="0"/>
+          <w:sz w:val="22"/>
+        </w:rPr>
+        <w:t>Арестованы и по приговору обращены в возмещение потерпевшим — по обоим делам. Анна Михайловна от своей доли отказалась ещё при жизни. Написала в заявлении: «Отдайте тем, у кого на митинге остались дети».</w:t>
       </w:r>
     </w:p>
     <w:p>
@@ -2564,16 +4753,26 @@
           <w:i w:val="0"/>
           <w:sz w:val="22"/>
         </w:rPr>
-        <w:t xml:space="preserve">Ирина: </w:t>
-      </w:r>
-      <w:r>
-        <w:rPr>
-          <w:rFonts w:ascii="Times New Roman" w:hAnsi="Times New Roman" w:eastAsia="Malgun Gothic"/>
-          <w:b w:val="0"/>
-          <w:i w:val="0"/>
-          <w:sz w:val="22"/>
-        </w:rPr>
-        <w:t>Лермонтов. Тот, что всю жизнь просил бури, — а всё-таки написал и это. Только покоя ему так и не дали.</w:t>
+        <w:t xml:space="preserve">Вениамин: </w:t>
+      </w:r>
+      <w:r>
+        <w:rPr>
+          <w:rFonts w:ascii="Times New Roman" w:hAnsi="Times New Roman" w:eastAsia="Malgun Gothic"/>
+          <w:b w:val="0"/>
+          <w:i/>
+          <w:color w:val="555555"/>
+          <w:sz w:val="22"/>
+        </w:rPr>
+        <w:t>(достаёт из ящика карточку с зелёной резинкой)</w:t>
+      </w:r>
+      <w:r>
+        <w:rPr>
+          <w:rFonts w:ascii="Times New Roman" w:hAnsi="Times New Roman" w:eastAsia="Malgun Gothic"/>
+          <w:b w:val="0"/>
+          <w:i w:val="0"/>
+          <w:sz w:val="22"/>
+        </w:rPr>
+        <w:t xml:space="preserve"> Можно, я допишу?</w:t>
       </w:r>
     </w:p>
     <w:p>
@@ -2587,16 +4786,16 @@
           <w:i w:val="0"/>
           <w:sz w:val="22"/>
         </w:rPr>
-        <w:t xml:space="preserve">Катя: </w:t>
-      </w:r>
-      <w:r>
-        <w:rPr>
-          <w:rFonts w:ascii="Times New Roman" w:hAnsi="Times New Roman" w:eastAsia="Malgun Gothic"/>
-          <w:b w:val="0"/>
-          <w:i w:val="0"/>
-          <w:sz w:val="22"/>
-        </w:rPr>
-        <w:t>А вам дали.</w:t>
+        <w:t xml:space="preserve">Настя: </w:t>
+      </w:r>
+      <w:r>
+        <w:rPr>
+          <w:rFonts w:ascii="Times New Roman" w:hAnsi="Times New Roman" w:eastAsia="Malgun Gothic"/>
+          <w:b w:val="0"/>
+          <w:i w:val="0"/>
+          <w:sz w:val="22"/>
+        </w:rPr>
+        <w:t>Вы же её закрыли. Три с половиной года назад. «Работа службы окончена. Дальше — суд».</w:t>
       </w:r>
     </w:p>
     <w:p>
@@ -2610,16 +4809,35 @@
           <w:i w:val="0"/>
           <w:sz w:val="22"/>
         </w:rPr>
-        <w:t xml:space="preserve">Ирина: </w:t>
-      </w:r>
-      <w:r>
-        <w:rPr>
-          <w:rFonts w:ascii="Times New Roman" w:hAnsi="Times New Roman" w:eastAsia="Malgun Gothic"/>
-          <w:b w:val="0"/>
-          <w:i w:val="0"/>
-          <w:sz w:val="22"/>
-        </w:rPr>
-        <w:t>Мне дали. Закон дал. Для этого мы его и писали.</w:t>
+        <w:t xml:space="preserve">Вениамин: </w:t>
+      </w:r>
+      <w:r>
+        <w:rPr>
+          <w:rFonts w:ascii="Times New Roman" w:hAnsi="Times New Roman" w:eastAsia="Malgun Gothic"/>
+          <w:b w:val="0"/>
+          <w:i w:val="0"/>
+          <w:sz w:val="22"/>
+        </w:rPr>
+        <w:t xml:space="preserve">Работа службы — да. А карточка — нет. Изольда Тимофеевна не терпела карточек без последней строки. </w:t>
+      </w:r>
+      <w:r>
+        <w:rPr>
+          <w:rFonts w:ascii="Times New Roman" w:hAnsi="Times New Roman" w:eastAsia="Malgun Gothic"/>
+          <w:b w:val="0"/>
+          <w:i/>
+          <w:color w:val="555555"/>
+          <w:sz w:val="22"/>
+        </w:rPr>
+        <w:t>(Пишет, вслух.)</w:t>
+      </w:r>
+      <w:r>
+        <w:rPr>
+          <w:rFonts w:ascii="Times New Roman" w:hAnsi="Times New Roman" w:eastAsia="Malgun Gothic"/>
+          <w:b w:val="0"/>
+          <w:i w:val="0"/>
+          <w:sz w:val="22"/>
+        </w:rPr>
+        <w:t xml:space="preserve"> «Приговор вступил в силу. Деньги возвращены людям. Дело закрыто».</w:t>
       </w:r>
     </w:p>
     <w:p>
@@ -2633,16 +4851,16 @@
           <w:i w:val="0"/>
           <w:sz w:val="22"/>
         </w:rPr>
-        <w:t xml:space="preserve">Катя: </w:t>
-      </w:r>
-      <w:r>
-        <w:rPr>
-          <w:rFonts w:ascii="Times New Roman" w:hAnsi="Times New Roman" w:eastAsia="Malgun Gothic"/>
-          <w:b w:val="0"/>
-          <w:i w:val="0"/>
-          <w:sz w:val="22"/>
-        </w:rPr>
-        <w:t>И как? Смирилась тревога?</w:t>
+        <w:t xml:space="preserve">Марченко: </w:t>
+      </w:r>
+      <w:r>
+        <w:rPr>
+          <w:rFonts w:ascii="Times New Roman" w:hAnsi="Times New Roman" w:eastAsia="Malgun Gothic"/>
+          <w:b w:val="0"/>
+          <w:i w:val="0"/>
+          <w:sz w:val="22"/>
+        </w:rPr>
+        <w:t>Он ведь сказал Кириллу Андреевичу в самый первый год: «Через год вас здесь не будет».</w:t>
       </w:r>
     </w:p>
     <w:p>
@@ -2656,16 +4874,16 @@
           <w:i w:val="0"/>
           <w:sz w:val="22"/>
         </w:rPr>
-        <w:t xml:space="preserve">Ирина: </w:t>
-      </w:r>
-      <w:r>
-        <w:rPr>
-          <w:rFonts w:ascii="Times New Roman" w:hAnsi="Times New Roman" w:eastAsia="Malgun Gothic"/>
-          <w:b w:val="0"/>
-          <w:i w:val="0"/>
-          <w:sz w:val="22"/>
-        </w:rPr>
-        <w:t>Смирилась. Тревоге не за что держаться, когда знаешь, что цепь не оборвётся. А воля — это когда можешь передать её и не оглядываться.</w:t>
+        <w:t xml:space="preserve">Вениамин: </w:t>
+      </w:r>
+      <w:r>
+        <w:rPr>
+          <w:rFonts w:ascii="Times New Roman" w:hAnsi="Times New Roman" w:eastAsia="Malgun Gothic"/>
+          <w:b w:val="0"/>
+          <w:i w:val="0"/>
+          <w:sz w:val="22"/>
+        </w:rPr>
+        <w:t>Сказал. Я стоял рядом.</w:t>
       </w:r>
     </w:p>
     <w:p>
@@ -2679,16 +4897,35 @@
           <w:i w:val="0"/>
           <w:sz w:val="22"/>
         </w:rPr>
-        <w:t xml:space="preserve">Катя: </w:t>
-      </w:r>
-      <w:r>
-        <w:rPr>
-          <w:rFonts w:ascii="Times New Roman" w:hAnsi="Times New Roman" w:eastAsia="Malgun Gothic"/>
-          <w:b w:val="0"/>
-          <w:i w:val="0"/>
-          <w:sz w:val="22"/>
-        </w:rPr>
-        <w:t>Вы оглянитесь один раз. Можно.</w:t>
+        <w:t xml:space="preserve">Настя: </w:t>
+      </w:r>
+      <w:r>
+        <w:rPr>
+          <w:rFonts w:ascii="Times New Roman" w:hAnsi="Times New Roman" w:eastAsia="Malgun Gothic"/>
+          <w:b w:val="0"/>
+          <w:i w:val="0"/>
+          <w:sz w:val="22"/>
+        </w:rPr>
+        <w:t xml:space="preserve">А мы здесь. </w:t>
+      </w:r>
+      <w:r>
+        <w:rPr>
+          <w:rFonts w:ascii="Times New Roman" w:hAnsi="Times New Roman" w:eastAsia="Malgun Gothic"/>
+          <w:b w:val="0"/>
+          <w:i/>
+          <w:color w:val="555555"/>
+          <w:sz w:val="22"/>
+        </w:rPr>
+        <w:t>(Пауза.)</w:t>
+      </w:r>
+      <w:r>
+        <w:rPr>
+          <w:rFonts w:ascii="Times New Roman" w:hAnsi="Times New Roman" w:eastAsia="Malgun Gothic"/>
+          <w:b w:val="0"/>
+          <w:i w:val="0"/>
+          <w:sz w:val="22"/>
+        </w:rPr>
+        <w:t xml:space="preserve"> И карточка здесь. И лампа горит.</w:t>
       </w:r>
     </w:p>
     <w:p>
@@ -2702,7 +4939,53 @@
           <w:i w:val="0"/>
           <w:sz w:val="22"/>
         </w:rPr>
-        <w:t xml:space="preserve">Ирина: </w:t>
+        <w:t xml:space="preserve">Марченко: </w:t>
+      </w:r>
+      <w:r>
+        <w:rPr>
+          <w:rFonts w:ascii="Times New Roman" w:hAnsi="Times New Roman" w:eastAsia="Malgun Gothic"/>
+          <w:b w:val="0"/>
+          <w:i w:val="0"/>
+          <w:sz w:val="22"/>
+        </w:rPr>
+        <w:t>Помните, я говорил вам тогда: конец будет. Вот теперь — конец. Верёвку можно отпустить.</w:t>
+      </w:r>
+    </w:p>
+    <w:p>
+      <w:pPr>
+        <w:spacing w:before="0" w:after="110" w:line="300" w:lineRule="auto"/>
+      </w:pPr>
+      <w:r>
+        <w:rPr>
+          <w:rFonts w:ascii="Times New Roman" w:hAnsi="Times New Roman" w:eastAsia="Malgun Gothic"/>
+          <w:b/>
+          <w:i w:val="0"/>
+          <w:sz w:val="22"/>
+        </w:rPr>
+        <w:t xml:space="preserve">Настя: </w:t>
+      </w:r>
+      <w:r>
+        <w:rPr>
+          <w:rFonts w:ascii="Times New Roman" w:hAnsi="Times New Roman" w:eastAsia="Malgun Gothic"/>
+          <w:b w:val="0"/>
+          <w:i w:val="0"/>
+          <w:sz w:val="22"/>
+        </w:rPr>
+        <w:t>Тогда режьте торт. Но сначала…</w:t>
+      </w:r>
+    </w:p>
+    <w:p>
+      <w:pPr>
+        <w:spacing w:before="0" w:after="110" w:line="300" w:lineRule="auto"/>
+      </w:pPr>
+      <w:r>
+        <w:rPr>
+          <w:rFonts w:ascii="Times New Roman" w:hAnsi="Times New Roman" w:eastAsia="Malgun Gothic"/>
+          <w:b/>
+          <w:i w:val="0"/>
+          <w:sz w:val="22"/>
+        </w:rPr>
+        <w:t xml:space="preserve">Марченко: </w:t>
       </w:r>
       <w:r>
         <w:rPr>
@@ -2712,16 +4995,16 @@
           <w:color w:val="555555"/>
           <w:sz w:val="22"/>
         </w:rPr>
-        <w:t>(оглянувшись, тихо)</w:t>
-      </w:r>
-      <w:r>
-        <w:rPr>
-          <w:rFonts w:ascii="Times New Roman" w:hAnsi="Times New Roman" w:eastAsia="Malgun Gothic"/>
-          <w:b w:val="0"/>
-          <w:i w:val="0"/>
-          <w:sz w:val="22"/>
-        </w:rPr>
-        <w:t xml:space="preserve"> Один раз можно. Пойдёмте, Катя. Чай остынет.</w:t>
+        <w:t>(улыбнувшись)</w:t>
+      </w:r>
+      <w:r>
+        <w:rPr>
+          <w:rFonts w:ascii="Times New Roman" w:hAnsi="Times New Roman" w:eastAsia="Malgun Gothic"/>
+          <w:b w:val="0"/>
+          <w:i w:val="0"/>
+          <w:sz w:val="22"/>
+        </w:rPr>
+        <w:t xml:space="preserve"> Знаю. Сначала чай.</w:t>
       </w:r>
     </w:p>
     <w:p>
@@ -2735,16 +5018,26 @@
           <w:i w:val="0"/>
           <w:sz w:val="22"/>
         </w:rPr>
-        <w:t xml:space="preserve">Катя: </w:t>
-      </w:r>
-      <w:r>
-        <w:rPr>
-          <w:rFonts w:ascii="Times New Roman" w:hAnsi="Times New Roman" w:eastAsia="Malgun Gothic"/>
-          <w:b w:val="0"/>
-          <w:i w:val="0"/>
-          <w:sz w:val="22"/>
-        </w:rPr>
-        <w:t>Он уже остыл.</w:t>
+        <w:t xml:space="preserve">Вениамин: </w:t>
+      </w:r>
+      <w:r>
+        <w:rPr>
+          <w:rFonts w:ascii="Times New Roman" w:hAnsi="Times New Roman" w:eastAsia="Malgun Gothic"/>
+          <w:b w:val="0"/>
+          <w:i/>
+          <w:color w:val="555555"/>
+          <w:sz w:val="22"/>
+        </w:rPr>
+        <w:t>(глядя на экран)</w:t>
+      </w:r>
+      <w:r>
+        <w:rPr>
+          <w:rFonts w:ascii="Times New Roman" w:hAnsi="Times New Roman" w:eastAsia="Malgun Gothic"/>
+          <w:b w:val="0"/>
+          <w:i w:val="0"/>
+          <w:sz w:val="22"/>
+        </w:rPr>
+        <w:t xml:space="preserve"> Смотрите, присягу показывают. Она без бумаги.</w:t>
       </w:r>
     </w:p>
     <w:p>
@@ -2758,20 +5051,43 @@
           <w:i w:val="0"/>
           <w:sz w:val="22"/>
         </w:rPr>
-        <w:t xml:space="preserve">Ирина: </w:t>
-      </w:r>
-      <w:r>
-        <w:rPr>
-          <w:rFonts w:ascii="Times New Roman" w:hAnsi="Times New Roman" w:eastAsia="Malgun Gothic"/>
-          <w:b w:val="0"/>
-          <w:i w:val="0"/>
-          <w:sz w:val="22"/>
-        </w:rPr>
-        <w:t>Тогда поставим новый.</w:t>
+        <w:t xml:space="preserve">Настя: </w:t>
+      </w:r>
+      <w:r>
+        <w:rPr>
+          <w:rFonts w:ascii="Times New Roman" w:hAnsi="Times New Roman" w:eastAsia="Malgun Gothic"/>
+          <w:b w:val="0"/>
+          <w:i w:val="0"/>
+          <w:sz w:val="22"/>
+        </w:rPr>
+        <w:t>Кто — она?</w:t>
       </w:r>
     </w:p>
     <w:p>
       <w:pPr>
+        <w:spacing w:before="0" w:after="110" w:line="300" w:lineRule="auto"/>
+      </w:pPr>
+      <w:r>
+        <w:rPr>
+          <w:rFonts w:ascii="Times New Roman" w:hAnsi="Times New Roman" w:eastAsia="Malgun Gothic"/>
+          <w:b/>
+          <w:i w:val="0"/>
+          <w:sz w:val="22"/>
+        </w:rPr>
+        <w:t xml:space="preserve">Вениамин: </w:t>
+      </w:r>
+      <w:r>
+        <w:rPr>
+          <w:rFonts w:ascii="Times New Roman" w:hAnsi="Times New Roman" w:eastAsia="Malgun Gothic"/>
+          <w:b w:val="0"/>
+          <w:i w:val="0"/>
+          <w:sz w:val="22"/>
+        </w:rPr>
+        <w:t>Новая. Как и прежняя.</w:t>
+      </w:r>
+    </w:p>
+    <w:p>
+      <w:pPr>
         <w:keepNext/>
         <w:spacing w:before="320" w:after="140"/>
       </w:pPr>
@@ -2783,7 +5099,7 @@
           <w:color w:val="1F3864"/>
           <w:sz w:val="26"/>
         </w:rPr>
-        <w:t>장면 6 — 공공 문서고 전시실, 견학 — 아이들의 대화와 설명체</w:t>
+        <w:t>장면 8 — 강변, 저격 장소 — 독백에 가까운 대화</w:t>
       </w:r>
     </w:p>
     <w:p>
@@ -2797,7 +5113,7 @@
           <w:i w:val="0"/>
           <w:sz w:val="22"/>
         </w:rPr>
-        <w:t xml:space="preserve">Вениамин: </w:t>
+        <w:t xml:space="preserve">Катя: </w:t>
       </w:r>
       <w:r>
         <w:rPr>
@@ -2807,16 +5123,16 @@
           <w:color w:val="555555"/>
           <w:sz w:val="22"/>
         </w:rPr>
-        <w:t>(перед витриной с деревянным ящиком)</w:t>
-      </w:r>
-      <w:r>
-        <w:rPr>
-          <w:rFonts w:ascii="Times New Roman" w:hAnsi="Times New Roman" w:eastAsia="Malgun Gothic"/>
-          <w:b w:val="0"/>
-          <w:i w:val="0"/>
-          <w:sz w:val="22"/>
-        </w:rPr>
-        <w:t xml:space="preserve"> Это картотека Изольды Тимофеевны. Она вела её вручную, потому что не доверяла ничему, что нельзя потрогать.</w:t>
+        <w:t>(догоняя)</w:t>
+      </w:r>
+      <w:r>
+        <w:rPr>
+          <w:rFonts w:ascii="Times New Roman" w:hAnsi="Times New Roman" w:eastAsia="Malgun Gothic"/>
+          <w:b w:val="0"/>
+          <w:i w:val="0"/>
+          <w:sz w:val="22"/>
+        </w:rPr>
+        <w:t xml:space="preserve"> Ирина Олеговна, вы забыли, что теперь можно без охраны?</w:t>
       </w:r>
     </w:p>
     <w:p>
@@ -2830,16 +5146,16 @@
           <w:i w:val="0"/>
           <w:sz w:val="22"/>
         </w:rPr>
-        <w:t xml:space="preserve">Девочка: </w:t>
-      </w:r>
-      <w:r>
-        <w:rPr>
-          <w:rFonts w:ascii="Times New Roman" w:hAnsi="Times New Roman" w:eastAsia="Malgun Gothic"/>
-          <w:b w:val="0"/>
-          <w:i w:val="0"/>
-          <w:sz w:val="22"/>
-        </w:rPr>
-        <w:t>А почему на карточке написано «Не забыть про чай»? Это же про чай?</w:t>
+        <w:t xml:space="preserve">Ирина: </w:t>
+      </w:r>
+      <w:r>
+        <w:rPr>
+          <w:rFonts w:ascii="Times New Roman" w:hAnsi="Times New Roman" w:eastAsia="Malgun Gothic"/>
+          <w:b w:val="0"/>
+          <w:i w:val="0"/>
+          <w:sz w:val="22"/>
+        </w:rPr>
+        <w:t>Не забыла. Просто привыкаю. Столько лет ходила с охраной, теперь сама.</w:t>
       </w:r>
     </w:p>
     <w:p>
@@ -2853,16 +5169,16 @@
           <w:i w:val="0"/>
           <w:sz w:val="22"/>
         </w:rPr>
-        <w:t xml:space="preserve">Вениамин: </w:t>
-      </w:r>
-      <w:r>
-        <w:rPr>
-          <w:rFonts w:ascii="Times New Roman" w:hAnsi="Times New Roman" w:eastAsia="Malgun Gothic"/>
-          <w:b w:val="0"/>
-          <w:i w:val="0"/>
-          <w:sz w:val="22"/>
-        </w:rPr>
-        <w:t>Хороший вопрос. Мы сами почти год не понимали. Оказалось — не про чай.</w:t>
+        <w:t xml:space="preserve">Катя: </w:t>
+      </w:r>
+      <w:r>
+        <w:rPr>
+          <w:rFonts w:ascii="Times New Roman" w:hAnsi="Times New Roman" w:eastAsia="Malgun Gothic"/>
+          <w:b w:val="0"/>
+          <w:i w:val="0"/>
+          <w:sz w:val="22"/>
+        </w:rPr>
+        <w:t>По закону вы обязаны отчитываться о жизни. Первый отчёт через год.</w:t>
       </w:r>
     </w:p>
     <w:p>
@@ -2876,16 +5192,16 @@
           <w:i w:val="0"/>
           <w:sz w:val="22"/>
         </w:rPr>
-        <w:t xml:space="preserve">Мальчик: </w:t>
-      </w:r>
-      <w:r>
-        <w:rPr>
-          <w:rFonts w:ascii="Times New Roman" w:hAnsi="Times New Roman" w:eastAsia="Malgun Gothic"/>
-          <w:b w:val="0"/>
-          <w:i w:val="0"/>
-          <w:sz w:val="22"/>
-        </w:rPr>
-        <w:t>А про что?</w:t>
+        <w:t xml:space="preserve">Ирина: </w:t>
+      </w:r>
+      <w:r>
+        <w:rPr>
+          <w:rFonts w:ascii="Times New Roman" w:hAnsi="Times New Roman" w:eastAsia="Malgun Gothic"/>
+          <w:b w:val="0"/>
+          <w:i w:val="0"/>
+          <w:sz w:val="22"/>
+        </w:rPr>
+        <w:t>Отчитываюсь досрочно: гуляю.</w:t>
       </w:r>
     </w:p>
     <w:p>
@@ -2899,16 +5215,26 @@
           <w:i w:val="0"/>
           <w:sz w:val="22"/>
         </w:rPr>
-        <w:t xml:space="preserve">Вениамин: </w:t>
-      </w:r>
-      <w:r>
-        <w:rPr>
-          <w:rFonts w:ascii="Times New Roman" w:hAnsi="Times New Roman" w:eastAsia="Malgun Gothic"/>
-          <w:b w:val="0"/>
-          <w:i w:val="0"/>
-          <w:sz w:val="22"/>
-        </w:rPr>
-        <w:t>Про человека. Если кто-то приходит к тебе с бедой, сначала спроси, не холодно ли ему. Налей чаю. А потом уже — вопросы, бумаги, протоколы.</w:t>
+        <w:t xml:space="preserve">Катя: </w:t>
+      </w:r>
+      <w:r>
+        <w:rPr>
+          <w:rFonts w:ascii="Times New Roman" w:hAnsi="Times New Roman" w:eastAsia="Malgun Gothic"/>
+          <w:b w:val="0"/>
+          <w:i/>
+          <w:color w:val="555555"/>
+          <w:sz w:val="22"/>
+        </w:rPr>
+        <w:t>(смеясь)</w:t>
+      </w:r>
+      <w:r>
+        <w:rPr>
+          <w:rFonts w:ascii="Times New Roman" w:hAnsi="Times New Roman" w:eastAsia="Malgun Gothic"/>
+          <w:b w:val="0"/>
+          <w:i w:val="0"/>
+          <w:sz w:val="22"/>
+        </w:rPr>
+        <w:t xml:space="preserve"> Записала. Пункт первый — «гуляет».</w:t>
       </w:r>
     </w:p>
     <w:p>
@@ -2922,16 +5248,26 @@
           <w:i w:val="0"/>
           <w:sz w:val="22"/>
         </w:rPr>
-        <w:t xml:space="preserve">Девочка: </w:t>
-      </w:r>
-      <w:r>
-        <w:rPr>
-          <w:rFonts w:ascii="Times New Roman" w:hAnsi="Times New Roman" w:eastAsia="Malgun Gothic"/>
-          <w:b w:val="0"/>
-          <w:i w:val="0"/>
-          <w:sz w:val="22"/>
-        </w:rPr>
-        <w:t>Это правило?</w:t>
+        <w:t xml:space="preserve">Ирина: </w:t>
+      </w:r>
+      <w:r>
+        <w:rPr>
+          <w:rFonts w:ascii="Times New Roman" w:hAnsi="Times New Roman" w:eastAsia="Malgun Gothic"/>
+          <w:b w:val="0"/>
+          <w:i/>
+          <w:color w:val="555555"/>
+          <w:sz w:val="22"/>
+        </w:rPr>
+        <w:t>(остановившись у парапета)</w:t>
+      </w:r>
+      <w:r>
+        <w:rPr>
+          <w:rFonts w:ascii="Times New Roman" w:hAnsi="Times New Roman" w:eastAsia="Malgun Gothic"/>
+          <w:b w:val="0"/>
+          <w:i w:val="0"/>
+          <w:sz w:val="22"/>
+        </w:rPr>
+        <w:t xml:space="preserve"> Здесь.</w:t>
       </w:r>
     </w:p>
     <w:p>
@@ -2945,16 +5281,16 @@
           <w:i w:val="0"/>
           <w:sz w:val="22"/>
         </w:rPr>
-        <w:t xml:space="preserve">Вениамин: </w:t>
-      </w:r>
-      <w:r>
-        <w:rPr>
-          <w:rFonts w:ascii="Times New Roman" w:hAnsi="Times New Roman" w:eastAsia="Malgun Gothic"/>
-          <w:b w:val="0"/>
-          <w:i w:val="0"/>
-          <w:sz w:val="22"/>
-        </w:rPr>
-        <w:t>Это правило. Теперь оно записано в каждой государственной приёмной. Но придумал его не закон, а женщина, которая приносила суп в термосе.</w:t>
+        <w:t xml:space="preserve">Катя: </w:t>
+      </w:r>
+      <w:r>
+        <w:rPr>
+          <w:rFonts w:ascii="Times New Roman" w:hAnsi="Times New Roman" w:eastAsia="Malgun Gothic"/>
+          <w:b w:val="0"/>
+          <w:i w:val="0"/>
+          <w:sz w:val="22"/>
+        </w:rPr>
+        <w:t>Да.</w:t>
       </w:r>
     </w:p>
     <w:p>
@@ -2968,16 +5304,26 @@
           <w:i w:val="0"/>
           <w:sz w:val="22"/>
         </w:rPr>
-        <w:t xml:space="preserve">Мальчик: </w:t>
-      </w:r>
-      <w:r>
-        <w:rPr>
-          <w:rFonts w:ascii="Times New Roman" w:hAnsi="Times New Roman" w:eastAsia="Malgun Gothic"/>
-          <w:b w:val="0"/>
-          <w:i w:val="0"/>
-          <w:sz w:val="22"/>
-        </w:rPr>
-        <w:t>Суп? В архиве?</w:t>
+        <w:t xml:space="preserve">Ирина: </w:t>
+      </w:r>
+      <w:r>
+        <w:rPr>
+          <w:rFonts w:ascii="Times New Roman" w:hAnsi="Times New Roman" w:eastAsia="Malgun Gothic"/>
+          <w:b w:val="0"/>
+          <w:i/>
+          <w:color w:val="555555"/>
+          <w:sz w:val="22"/>
+        </w:rPr>
+        <w:t>(ставя на парапет бумажный стаканчик с чаем)</w:t>
+      </w:r>
+      <w:r>
+        <w:rPr>
+          <w:rFonts w:ascii="Times New Roman" w:hAnsi="Times New Roman" w:eastAsia="Malgun Gothic"/>
+          <w:b w:val="0"/>
+          <w:i w:val="0"/>
+          <w:sz w:val="22"/>
+        </w:rPr>
+        <w:t xml:space="preserve"> Первый чай. Он не любил остывший. Но остывший лучше, чем никакой.</w:t>
       </w:r>
     </w:p>
     <w:p>
@@ -2991,16 +5337,16 @@
           <w:i w:val="0"/>
           <w:sz w:val="22"/>
         </w:rPr>
-        <w:t xml:space="preserve">Вениамин: </w:t>
-      </w:r>
-      <w:r>
-        <w:rPr>
-          <w:rFonts w:ascii="Times New Roman" w:hAnsi="Times New Roman" w:eastAsia="Malgun Gothic"/>
-          <w:b w:val="0"/>
-          <w:i w:val="0"/>
-          <w:sz w:val="22"/>
-        </w:rPr>
-        <w:t>Да. Она считала, что документы важны, но люди, которые их читают, важнее.</w:t>
+        <w:t xml:space="preserve">Катя: </w:t>
+      </w:r>
+      <w:r>
+        <w:rPr>
+          <w:rFonts w:ascii="Times New Roman" w:hAnsi="Times New Roman" w:eastAsia="Malgun Gothic"/>
+          <w:b w:val="0"/>
+          <w:i w:val="0"/>
+          <w:sz w:val="22"/>
+        </w:rPr>
+        <w:t>Тихо здесь.</w:t>
       </w:r>
     </w:p>
     <w:p>
@@ -3014,16 +5360,16 @@
           <w:i w:val="0"/>
           <w:sz w:val="22"/>
         </w:rPr>
-        <w:t xml:space="preserve">Девочка: </w:t>
-      </w:r>
-      <w:r>
-        <w:rPr>
-          <w:rFonts w:ascii="Times New Roman" w:hAnsi="Times New Roman" w:eastAsia="Malgun Gothic"/>
-          <w:b w:val="0"/>
-          <w:i w:val="0"/>
-          <w:sz w:val="22"/>
-        </w:rPr>
-        <w:t>А она жива?</w:t>
+        <w:t xml:space="preserve">Ирина: </w:t>
+      </w:r>
+      <w:r>
+        <w:rPr>
+          <w:rFonts w:ascii="Times New Roman" w:hAnsi="Times New Roman" w:eastAsia="Malgun Gothic"/>
+          <w:b w:val="0"/>
+          <w:i w:val="0"/>
+          <w:sz w:val="22"/>
+        </w:rPr>
+        <w:t>Тихо. Лёша спрашивал, бывает ли покой без бури. Я долго не знала, что ответить. А потом вспомнила: «Тогда смиряется души моей тревога».</w:t>
       </w:r>
     </w:p>
     <w:p>
@@ -3037,7 +5383,168 @@
           <w:i w:val="0"/>
           <w:sz w:val="22"/>
         </w:rPr>
-        <w:t xml:space="preserve">Вениамин: </w:t>
+        <w:t xml:space="preserve">Катя: </w:t>
+      </w:r>
+      <w:r>
+        <w:rPr>
+          <w:rFonts w:ascii="Times New Roman" w:hAnsi="Times New Roman" w:eastAsia="Malgun Gothic"/>
+          <w:b w:val="0"/>
+          <w:i w:val="0"/>
+          <w:sz w:val="22"/>
+        </w:rPr>
+        <w:t>Это Пушкин?</w:t>
+      </w:r>
+    </w:p>
+    <w:p>
+      <w:pPr>
+        <w:spacing w:before="0" w:after="110" w:line="300" w:lineRule="auto"/>
+      </w:pPr>
+      <w:r>
+        <w:rPr>
+          <w:rFonts w:ascii="Times New Roman" w:hAnsi="Times New Roman" w:eastAsia="Malgun Gothic"/>
+          <w:b/>
+          <w:i w:val="0"/>
+          <w:sz w:val="22"/>
+        </w:rPr>
+        <w:t xml:space="preserve">Ирина: </w:t>
+      </w:r>
+      <w:r>
+        <w:rPr>
+          <w:rFonts w:ascii="Times New Roman" w:hAnsi="Times New Roman" w:eastAsia="Malgun Gothic"/>
+          <w:b w:val="0"/>
+          <w:i w:val="0"/>
+          <w:sz w:val="22"/>
+        </w:rPr>
+        <w:t>Лермонтов. Тот, что всю жизнь просил бури, — а всё-таки написал и это. Только покоя ему так и не дали.</w:t>
+      </w:r>
+    </w:p>
+    <w:p>
+      <w:pPr>
+        <w:spacing w:before="0" w:after="110" w:line="300" w:lineRule="auto"/>
+      </w:pPr>
+      <w:r>
+        <w:rPr>
+          <w:rFonts w:ascii="Times New Roman" w:hAnsi="Times New Roman" w:eastAsia="Malgun Gothic"/>
+          <w:b/>
+          <w:i w:val="0"/>
+          <w:sz w:val="22"/>
+        </w:rPr>
+        <w:t xml:space="preserve">Катя: </w:t>
+      </w:r>
+      <w:r>
+        <w:rPr>
+          <w:rFonts w:ascii="Times New Roman" w:hAnsi="Times New Roman" w:eastAsia="Malgun Gothic"/>
+          <w:b w:val="0"/>
+          <w:i w:val="0"/>
+          <w:sz w:val="22"/>
+        </w:rPr>
+        <w:t>А вам дали.</w:t>
+      </w:r>
+    </w:p>
+    <w:p>
+      <w:pPr>
+        <w:spacing w:before="0" w:after="110" w:line="300" w:lineRule="auto"/>
+      </w:pPr>
+      <w:r>
+        <w:rPr>
+          <w:rFonts w:ascii="Times New Roman" w:hAnsi="Times New Roman" w:eastAsia="Malgun Gothic"/>
+          <w:b/>
+          <w:i w:val="0"/>
+          <w:sz w:val="22"/>
+        </w:rPr>
+        <w:t xml:space="preserve">Ирина: </w:t>
+      </w:r>
+      <w:r>
+        <w:rPr>
+          <w:rFonts w:ascii="Times New Roman" w:hAnsi="Times New Roman" w:eastAsia="Malgun Gothic"/>
+          <w:b w:val="0"/>
+          <w:i w:val="0"/>
+          <w:sz w:val="22"/>
+        </w:rPr>
+        <w:t>Мне дали. Закон дал. Для этого мы его и писали.</w:t>
+      </w:r>
+    </w:p>
+    <w:p>
+      <w:pPr>
+        <w:spacing w:before="0" w:after="110" w:line="300" w:lineRule="auto"/>
+      </w:pPr>
+      <w:r>
+        <w:rPr>
+          <w:rFonts w:ascii="Times New Roman" w:hAnsi="Times New Roman" w:eastAsia="Malgun Gothic"/>
+          <w:b/>
+          <w:i w:val="0"/>
+          <w:sz w:val="22"/>
+        </w:rPr>
+        <w:t xml:space="preserve">Катя: </w:t>
+      </w:r>
+      <w:r>
+        <w:rPr>
+          <w:rFonts w:ascii="Times New Roman" w:hAnsi="Times New Roman" w:eastAsia="Malgun Gothic"/>
+          <w:b w:val="0"/>
+          <w:i w:val="0"/>
+          <w:sz w:val="22"/>
+        </w:rPr>
+        <w:t>И как? Смирилась тревога?</w:t>
+      </w:r>
+    </w:p>
+    <w:p>
+      <w:pPr>
+        <w:spacing w:before="0" w:after="110" w:line="300" w:lineRule="auto"/>
+      </w:pPr>
+      <w:r>
+        <w:rPr>
+          <w:rFonts w:ascii="Times New Roman" w:hAnsi="Times New Roman" w:eastAsia="Malgun Gothic"/>
+          <w:b/>
+          <w:i w:val="0"/>
+          <w:sz w:val="22"/>
+        </w:rPr>
+        <w:t xml:space="preserve">Ирина: </w:t>
+      </w:r>
+      <w:r>
+        <w:rPr>
+          <w:rFonts w:ascii="Times New Roman" w:hAnsi="Times New Roman" w:eastAsia="Malgun Gothic"/>
+          <w:b w:val="0"/>
+          <w:i w:val="0"/>
+          <w:sz w:val="22"/>
+        </w:rPr>
+        <w:t>Смирилась. Тревоге не за что держаться, когда знаешь, что цепь не оборвётся. А воля — это когда можешь передать её и не оглядываться.</w:t>
+      </w:r>
+    </w:p>
+    <w:p>
+      <w:pPr>
+        <w:spacing w:before="0" w:after="110" w:line="300" w:lineRule="auto"/>
+      </w:pPr>
+      <w:r>
+        <w:rPr>
+          <w:rFonts w:ascii="Times New Roman" w:hAnsi="Times New Roman" w:eastAsia="Malgun Gothic"/>
+          <w:b/>
+          <w:i w:val="0"/>
+          <w:sz w:val="22"/>
+        </w:rPr>
+        <w:t xml:space="preserve">Катя: </w:t>
+      </w:r>
+      <w:r>
+        <w:rPr>
+          <w:rFonts w:ascii="Times New Roman" w:hAnsi="Times New Roman" w:eastAsia="Malgun Gothic"/>
+          <w:b w:val="0"/>
+          <w:i w:val="0"/>
+          <w:sz w:val="22"/>
+        </w:rPr>
+        <w:t>Вы оглянитесь один раз. Можно.</w:t>
+      </w:r>
+    </w:p>
+    <w:p>
+      <w:pPr>
+        <w:spacing w:before="0" w:after="110" w:line="300" w:lineRule="auto"/>
+      </w:pPr>
+      <w:r>
+        <w:rPr>
+          <w:rFonts w:ascii="Times New Roman" w:hAnsi="Times New Roman" w:eastAsia="Malgun Gothic"/>
+          <w:b/>
+          <w:i w:val="0"/>
+          <w:sz w:val="22"/>
+        </w:rPr>
+        <w:t xml:space="preserve">Ирина: </w:t>
       </w:r>
       <w:r>
         <w:rPr>
@@ -3047,16 +5554,16 @@
           <w:color w:val="555555"/>
           <w:sz w:val="22"/>
         </w:rPr>
-        <w:t>(после паузы)</w:t>
-      </w:r>
-      <w:r>
-        <w:rPr>
-          <w:rFonts w:ascii="Times New Roman" w:hAnsi="Times New Roman" w:eastAsia="Malgun Gothic"/>
-          <w:b w:val="0"/>
-          <w:i w:val="0"/>
-          <w:sz w:val="22"/>
-        </w:rPr>
-        <w:t xml:space="preserve"> Нет. Её нет уже много лет. Но картотека работает. Значит, что-то осталось.</w:t>
+        <w:t>(оглянувшись, тихо)</w:t>
+      </w:r>
+      <w:r>
+        <w:rPr>
+          <w:rFonts w:ascii="Times New Roman" w:hAnsi="Times New Roman" w:eastAsia="Malgun Gothic"/>
+          <w:b w:val="0"/>
+          <w:i w:val="0"/>
+          <w:sz w:val="22"/>
+        </w:rPr>
+        <w:t xml:space="preserve"> Один раз можно. Пойдёмте, Катя. Чай остынет.</w:t>
       </w:r>
     </w:p>
     <w:p>
@@ -3070,16 +5577,16 @@
           <w:i w:val="0"/>
           <w:sz w:val="22"/>
         </w:rPr>
-        <w:t xml:space="preserve">Мальчик: </w:t>
-      </w:r>
-      <w:r>
-        <w:rPr>
-          <w:rFonts w:ascii="Times New Roman" w:hAnsi="Times New Roman" w:eastAsia="Malgun Gothic"/>
-          <w:b w:val="0"/>
-          <w:i w:val="0"/>
-          <w:sz w:val="22"/>
-        </w:rPr>
-        <w:t>А лампа? Почему она горит?</w:t>
+        <w:t xml:space="preserve">Катя: </w:t>
+      </w:r>
+      <w:r>
+        <w:rPr>
+          <w:rFonts w:ascii="Times New Roman" w:hAnsi="Times New Roman" w:eastAsia="Malgun Gothic"/>
+          <w:b w:val="0"/>
+          <w:i w:val="0"/>
+          <w:sz w:val="22"/>
+        </w:rPr>
+        <w:t>Он уже остыл.</w:t>
       </w:r>
     </w:p>
     <w:p>
@@ -3093,39 +5600,32 @@
           <w:i w:val="0"/>
           <w:sz w:val="22"/>
         </w:rPr>
-        <w:t xml:space="preserve">Вениамин: </w:t>
-      </w:r>
-      <w:r>
-        <w:rPr>
-          <w:rFonts w:ascii="Times New Roman" w:hAnsi="Times New Roman" w:eastAsia="Malgun Gothic"/>
-          <w:b w:val="0"/>
-          <w:i w:val="0"/>
-          <w:sz w:val="22"/>
-        </w:rPr>
-        <w:t>Это её лампа. Мы её не выключаем.</w:t>
+        <w:t xml:space="preserve">Ирина: </w:t>
+      </w:r>
+      <w:r>
+        <w:rPr>
+          <w:rFonts w:ascii="Times New Roman" w:hAnsi="Times New Roman" w:eastAsia="Malgun Gothic"/>
+          <w:b w:val="0"/>
+          <w:i w:val="0"/>
+          <w:sz w:val="22"/>
+        </w:rPr>
+        <w:t>Тогда поставим новый.</w:t>
       </w:r>
     </w:p>
     <w:p>
       <w:pPr>
-        <w:spacing w:before="0" w:after="110" w:line="300" w:lineRule="auto"/>
+        <w:keepNext/>
+        <w:spacing w:before="320" w:after="140"/>
       </w:pPr>
       <w:r>
         <w:rPr>
           <w:rFonts w:ascii="Times New Roman" w:hAnsi="Times New Roman" w:eastAsia="Malgun Gothic"/>
           <w:b/>
           <w:i w:val="0"/>
-          <w:sz w:val="22"/>
-        </w:rPr>
-        <w:t xml:space="preserve">Девочка: </w:t>
-      </w:r>
-      <w:r>
-        <w:rPr>
-          <w:rFonts w:ascii="Times New Roman" w:hAnsi="Times New Roman" w:eastAsia="Malgun Gothic"/>
-          <w:b w:val="0"/>
-          <w:i w:val="0"/>
-          <w:sz w:val="22"/>
-        </w:rPr>
-        <w:t>Даже ночью?</w:t>
+          <w:color w:val="1F3864"/>
+          <w:sz w:val="26"/>
+        </w:rPr>
+        <w:t>장면 9 — 공공 문서고 전시실, 견학 — 아이들의 대화와 설명체</w:t>
       </w:r>
     </w:p>
     <w:p>
@@ -3145,10 +5645,20 @@
         <w:rPr>
           <w:rFonts w:ascii="Times New Roman" w:hAnsi="Times New Roman" w:eastAsia="Malgun Gothic"/>
           <w:b w:val="0"/>
-          <w:i w:val="0"/>
-          <w:sz w:val="22"/>
-        </w:rPr>
-        <w:t>Даже ночью. Кто-то должен быть на месте, когда все уходят.</w:t>
+          <w:i/>
+          <w:color w:val="555555"/>
+          <w:sz w:val="22"/>
+        </w:rPr>
+        <w:t>(перед витриной с деревянным ящиком)</w:t>
+      </w:r>
+      <w:r>
+        <w:rPr>
+          <w:rFonts w:ascii="Times New Roman" w:hAnsi="Times New Roman" w:eastAsia="Malgun Gothic"/>
+          <w:b w:val="0"/>
+          <w:i w:val="0"/>
+          <w:sz w:val="22"/>
+        </w:rPr>
+        <w:t xml:space="preserve"> Это картотека Изольды Тимофеевны. Она вела её вручную, потому что не доверяла ничему, что нельзя потрогать.</w:t>
       </w:r>
     </w:p>
     <w:p>
@@ -3162,16 +5672,16 @@
           <w:i w:val="0"/>
           <w:sz w:val="22"/>
         </w:rPr>
-        <w:t xml:space="preserve">Мальчик: </w:t>
-      </w:r>
-      <w:r>
-        <w:rPr>
-          <w:rFonts w:ascii="Times New Roman" w:hAnsi="Times New Roman" w:eastAsia="Malgun Gothic"/>
-          <w:b w:val="0"/>
-          <w:i w:val="0"/>
-          <w:sz w:val="22"/>
-        </w:rPr>
-        <w:t>А можно потрогать карточку?</w:t>
+        <w:t xml:space="preserve">Девочка: </w:t>
+      </w:r>
+      <w:r>
+        <w:rPr>
+          <w:rFonts w:ascii="Times New Roman" w:hAnsi="Times New Roman" w:eastAsia="Malgun Gothic"/>
+          <w:b w:val="0"/>
+          <w:i w:val="0"/>
+          <w:sz w:val="22"/>
+        </w:rPr>
+        <w:t>А почему на карточке написано «Не забыть про чай»? Это же про чай?</w:t>
       </w:r>
     </w:p>
     <w:p>
@@ -3194,7 +5704,7 @@
           <w:i w:val="0"/>
           <w:sz w:val="22"/>
         </w:rPr>
-        <w:t>Можно. Только одну и осторожно. Она старше вас обоих вместе взятых.</w:t>
+        <w:t>Хороший вопрос. Мы сами почти год не понимали. Оказалось — не про чай.</w:t>
       </w:r>
     </w:p>
     <w:p>
@@ -3208,7 +5718,168 @@
           <w:i w:val="0"/>
           <w:sz w:val="22"/>
         </w:rPr>
+        <w:t xml:space="preserve">Мальчик: </w:t>
+      </w:r>
+      <w:r>
+        <w:rPr>
+          <w:rFonts w:ascii="Times New Roman" w:hAnsi="Times New Roman" w:eastAsia="Malgun Gothic"/>
+          <w:b w:val="0"/>
+          <w:i w:val="0"/>
+          <w:sz w:val="22"/>
+        </w:rPr>
+        <w:t>А про что?</w:t>
+      </w:r>
+    </w:p>
+    <w:p>
+      <w:pPr>
+        <w:spacing w:before="0" w:after="110" w:line="300" w:lineRule="auto"/>
+      </w:pPr>
+      <w:r>
+        <w:rPr>
+          <w:rFonts w:ascii="Times New Roman" w:hAnsi="Times New Roman" w:eastAsia="Malgun Gothic"/>
+          <w:b/>
+          <w:i w:val="0"/>
+          <w:sz w:val="22"/>
+        </w:rPr>
+        <w:t xml:space="preserve">Вениамин: </w:t>
+      </w:r>
+      <w:r>
+        <w:rPr>
+          <w:rFonts w:ascii="Times New Roman" w:hAnsi="Times New Roman" w:eastAsia="Malgun Gothic"/>
+          <w:b w:val="0"/>
+          <w:i w:val="0"/>
+          <w:sz w:val="22"/>
+        </w:rPr>
+        <w:t>Про человека. Если кто-то приходит к тебе с бедой, сначала спроси, не холодно ли ему. Налей чаю. А потом уже — вопросы, бумаги, протоколы.</w:t>
+      </w:r>
+    </w:p>
+    <w:p>
+      <w:pPr>
+        <w:spacing w:before="0" w:after="110" w:line="300" w:lineRule="auto"/>
+      </w:pPr>
+      <w:r>
+        <w:rPr>
+          <w:rFonts w:ascii="Times New Roman" w:hAnsi="Times New Roman" w:eastAsia="Malgun Gothic"/>
+          <w:b/>
+          <w:i w:val="0"/>
+          <w:sz w:val="22"/>
+        </w:rPr>
         <w:t xml:space="preserve">Девочка: </w:t>
+      </w:r>
+      <w:r>
+        <w:rPr>
+          <w:rFonts w:ascii="Times New Roman" w:hAnsi="Times New Roman" w:eastAsia="Malgun Gothic"/>
+          <w:b w:val="0"/>
+          <w:i w:val="0"/>
+          <w:sz w:val="22"/>
+        </w:rPr>
+        <w:t>Это правило?</w:t>
+      </w:r>
+    </w:p>
+    <w:p>
+      <w:pPr>
+        <w:spacing w:before="0" w:after="110" w:line="300" w:lineRule="auto"/>
+      </w:pPr>
+      <w:r>
+        <w:rPr>
+          <w:rFonts w:ascii="Times New Roman" w:hAnsi="Times New Roman" w:eastAsia="Malgun Gothic"/>
+          <w:b/>
+          <w:i w:val="0"/>
+          <w:sz w:val="22"/>
+        </w:rPr>
+        <w:t xml:space="preserve">Вениамин: </w:t>
+      </w:r>
+      <w:r>
+        <w:rPr>
+          <w:rFonts w:ascii="Times New Roman" w:hAnsi="Times New Roman" w:eastAsia="Malgun Gothic"/>
+          <w:b w:val="0"/>
+          <w:i w:val="0"/>
+          <w:sz w:val="22"/>
+        </w:rPr>
+        <w:t>Это правило. Теперь оно записано в каждой государственной приёмной. Но придумал его не закон, а женщина, которая приносила суп в термосе.</w:t>
+      </w:r>
+    </w:p>
+    <w:p>
+      <w:pPr>
+        <w:spacing w:before="0" w:after="110" w:line="300" w:lineRule="auto"/>
+      </w:pPr>
+      <w:r>
+        <w:rPr>
+          <w:rFonts w:ascii="Times New Roman" w:hAnsi="Times New Roman" w:eastAsia="Malgun Gothic"/>
+          <w:b/>
+          <w:i w:val="0"/>
+          <w:sz w:val="22"/>
+        </w:rPr>
+        <w:t xml:space="preserve">Мальчик: </w:t>
+      </w:r>
+      <w:r>
+        <w:rPr>
+          <w:rFonts w:ascii="Times New Roman" w:hAnsi="Times New Roman" w:eastAsia="Malgun Gothic"/>
+          <w:b w:val="0"/>
+          <w:i w:val="0"/>
+          <w:sz w:val="22"/>
+        </w:rPr>
+        <w:t>Суп? В архиве?</w:t>
+      </w:r>
+    </w:p>
+    <w:p>
+      <w:pPr>
+        <w:spacing w:before="0" w:after="110" w:line="300" w:lineRule="auto"/>
+      </w:pPr>
+      <w:r>
+        <w:rPr>
+          <w:rFonts w:ascii="Times New Roman" w:hAnsi="Times New Roman" w:eastAsia="Malgun Gothic"/>
+          <w:b/>
+          <w:i w:val="0"/>
+          <w:sz w:val="22"/>
+        </w:rPr>
+        <w:t xml:space="preserve">Вениамин: </w:t>
+      </w:r>
+      <w:r>
+        <w:rPr>
+          <w:rFonts w:ascii="Times New Roman" w:hAnsi="Times New Roman" w:eastAsia="Malgun Gothic"/>
+          <w:b w:val="0"/>
+          <w:i w:val="0"/>
+          <w:sz w:val="22"/>
+        </w:rPr>
+        <w:t>Да. Она считала, что документы важны, но люди, которые их читают, важнее.</w:t>
+      </w:r>
+    </w:p>
+    <w:p>
+      <w:pPr>
+        <w:spacing w:before="0" w:after="110" w:line="300" w:lineRule="auto"/>
+      </w:pPr>
+      <w:r>
+        <w:rPr>
+          <w:rFonts w:ascii="Times New Roman" w:hAnsi="Times New Roman" w:eastAsia="Malgun Gothic"/>
+          <w:b/>
+          <w:i w:val="0"/>
+          <w:sz w:val="22"/>
+        </w:rPr>
+        <w:t xml:space="preserve">Девочка: </w:t>
+      </w:r>
+      <w:r>
+        <w:rPr>
+          <w:rFonts w:ascii="Times New Roman" w:hAnsi="Times New Roman" w:eastAsia="Malgun Gothic"/>
+          <w:b w:val="0"/>
+          <w:i w:val="0"/>
+          <w:sz w:val="22"/>
+        </w:rPr>
+        <w:t>А она жива?</w:t>
+      </w:r>
+    </w:p>
+    <w:p>
+      <w:pPr>
+        <w:spacing w:before="0" w:after="110" w:line="300" w:lineRule="auto"/>
+      </w:pPr>
+      <w:r>
+        <w:rPr>
+          <w:rFonts w:ascii="Times New Roman" w:hAnsi="Times New Roman" w:eastAsia="Malgun Gothic"/>
+          <w:b/>
+          <w:i w:val="0"/>
+          <w:sz w:val="22"/>
+        </w:rPr>
+        <w:t xml:space="preserve">Вениамин: </w:t>
       </w:r>
       <w:r>
         <w:rPr>
@@ -3218,16 +5889,16 @@
           <w:color w:val="555555"/>
           <w:sz w:val="22"/>
         </w:rPr>
-        <w:t>(шёпотом)</w:t>
-      </w:r>
-      <w:r>
-        <w:rPr>
-          <w:rFonts w:ascii="Times New Roman" w:hAnsi="Times New Roman" w:eastAsia="Malgun Gothic"/>
-          <w:b w:val="0"/>
-          <w:i w:val="0"/>
-          <w:sz w:val="22"/>
-        </w:rPr>
-        <w:t xml:space="preserve"> Тут почерк смешной. Буквы как будто бегут.</w:t>
+        <w:t>(после паузы)</w:t>
+      </w:r>
+      <w:r>
+        <w:rPr>
+          <w:rFonts w:ascii="Times New Roman" w:hAnsi="Times New Roman" w:eastAsia="Malgun Gothic"/>
+          <w:b w:val="0"/>
+          <w:i w:val="0"/>
+          <w:sz w:val="22"/>
+        </w:rPr>
+        <w:t xml:space="preserve"> Нет. Её нет уже много лет. Но картотека работает. Значит, что-то осталось.</w:t>
       </w:r>
     </w:p>
     <w:p>
@@ -3241,16 +5912,16 @@
           <w:i w:val="0"/>
           <w:sz w:val="22"/>
         </w:rPr>
-        <w:t xml:space="preserve">Вениамин: </w:t>
-      </w:r>
-      <w:r>
-        <w:rPr>
-          <w:rFonts w:ascii="Times New Roman" w:hAnsi="Times New Roman" w:eastAsia="Malgun Gothic"/>
-          <w:b w:val="0"/>
-          <w:i w:val="0"/>
-          <w:sz w:val="22"/>
-        </w:rPr>
-        <w:t>Она всегда торопилась. А писала всё равно разборчиво. Это и есть профессия.</w:t>
+        <w:t xml:space="preserve">Мальчик: </w:t>
+      </w:r>
+      <w:r>
+        <w:rPr>
+          <w:rFonts w:ascii="Times New Roman" w:hAnsi="Times New Roman" w:eastAsia="Malgun Gothic"/>
+          <w:b w:val="0"/>
+          <w:i w:val="0"/>
+          <w:sz w:val="22"/>
+        </w:rPr>
+        <w:t>А лампа? Почему она горит?</w:t>
       </w:r>
     </w:p>
     <w:p>
@@ -3264,16 +5935,16 @@
           <w:i w:val="0"/>
           <w:sz w:val="22"/>
         </w:rPr>
-        <w:t xml:space="preserve">Мальчик: </w:t>
-      </w:r>
-      <w:r>
-        <w:rPr>
-          <w:rFonts w:ascii="Times New Roman" w:hAnsi="Times New Roman" w:eastAsia="Malgun Gothic"/>
-          <w:b w:val="0"/>
-          <w:i w:val="0"/>
-          <w:sz w:val="22"/>
-        </w:rPr>
-        <w:t>А чай будет?</w:t>
+        <w:t xml:space="preserve">Вениамин: </w:t>
+      </w:r>
+      <w:r>
+        <w:rPr>
+          <w:rFonts w:ascii="Times New Roman" w:hAnsi="Times New Roman" w:eastAsia="Malgun Gothic"/>
+          <w:b w:val="0"/>
+          <w:i w:val="0"/>
+          <w:sz w:val="22"/>
+        </w:rPr>
+        <w:t>Это её лампа. Мы её не выключаем.</w:t>
       </w:r>
     </w:p>
     <w:p>
@@ -3287,7 +5958,99 @@
           <w:i w:val="0"/>
           <w:sz w:val="22"/>
         </w:rPr>
+        <w:t xml:space="preserve">Девочка: </w:t>
+      </w:r>
+      <w:r>
+        <w:rPr>
+          <w:rFonts w:ascii="Times New Roman" w:hAnsi="Times New Roman" w:eastAsia="Malgun Gothic"/>
+          <w:b w:val="0"/>
+          <w:i w:val="0"/>
+          <w:sz w:val="22"/>
+        </w:rPr>
+        <w:t>Даже ночью?</w:t>
+      </w:r>
+    </w:p>
+    <w:p>
+      <w:pPr>
+        <w:spacing w:before="0" w:after="110" w:line="300" w:lineRule="auto"/>
+      </w:pPr>
+      <w:r>
+        <w:rPr>
+          <w:rFonts w:ascii="Times New Roman" w:hAnsi="Times New Roman" w:eastAsia="Malgun Gothic"/>
+          <w:b/>
+          <w:i w:val="0"/>
+          <w:sz w:val="22"/>
+        </w:rPr>
         <w:t xml:space="preserve">Вениамин: </w:t>
+      </w:r>
+      <w:r>
+        <w:rPr>
+          <w:rFonts w:ascii="Times New Roman" w:hAnsi="Times New Roman" w:eastAsia="Malgun Gothic"/>
+          <w:b w:val="0"/>
+          <w:i w:val="0"/>
+          <w:sz w:val="22"/>
+        </w:rPr>
+        <w:t>Даже ночью. Кто-то должен быть на месте, когда все уходят.</w:t>
+      </w:r>
+    </w:p>
+    <w:p>
+      <w:pPr>
+        <w:spacing w:before="0" w:after="110" w:line="300" w:lineRule="auto"/>
+      </w:pPr>
+      <w:r>
+        <w:rPr>
+          <w:rFonts w:ascii="Times New Roman" w:hAnsi="Times New Roman" w:eastAsia="Malgun Gothic"/>
+          <w:b/>
+          <w:i w:val="0"/>
+          <w:sz w:val="22"/>
+        </w:rPr>
+        <w:t xml:space="preserve">Мальчик: </w:t>
+      </w:r>
+      <w:r>
+        <w:rPr>
+          <w:rFonts w:ascii="Times New Roman" w:hAnsi="Times New Roman" w:eastAsia="Malgun Gothic"/>
+          <w:b w:val="0"/>
+          <w:i w:val="0"/>
+          <w:sz w:val="22"/>
+        </w:rPr>
+        <w:t>А можно потрогать карточку?</w:t>
+      </w:r>
+    </w:p>
+    <w:p>
+      <w:pPr>
+        <w:spacing w:before="0" w:after="110" w:line="300" w:lineRule="auto"/>
+      </w:pPr>
+      <w:r>
+        <w:rPr>
+          <w:rFonts w:ascii="Times New Roman" w:hAnsi="Times New Roman" w:eastAsia="Malgun Gothic"/>
+          <w:b/>
+          <w:i w:val="0"/>
+          <w:sz w:val="22"/>
+        </w:rPr>
+        <w:t xml:space="preserve">Вениамин: </w:t>
+      </w:r>
+      <w:r>
+        <w:rPr>
+          <w:rFonts w:ascii="Times New Roman" w:hAnsi="Times New Roman" w:eastAsia="Malgun Gothic"/>
+          <w:b w:val="0"/>
+          <w:i w:val="0"/>
+          <w:sz w:val="22"/>
+        </w:rPr>
+        <w:t>Можно. Только одну и осторожно. Она старше вас обоих вместе взятых.</w:t>
+      </w:r>
+    </w:p>
+    <w:p>
+      <w:pPr>
+        <w:spacing w:before="0" w:after="110" w:line="300" w:lineRule="auto"/>
+      </w:pPr>
+      <w:r>
+        <w:rPr>
+          <w:rFonts w:ascii="Times New Roman" w:hAnsi="Times New Roman" w:eastAsia="Malgun Gothic"/>
+          <w:b/>
+          <w:i w:val="0"/>
+          <w:sz w:val="22"/>
+        </w:rPr>
+        <w:t xml:space="preserve">Девочка: </w:t>
       </w:r>
       <w:r>
         <w:rPr>
@@ -3297,16 +6060,16 @@
           <w:color w:val="555555"/>
           <w:sz w:val="22"/>
         </w:rPr>
-        <w:t>(смеясь)</w:t>
-      </w:r>
-      <w:r>
-        <w:rPr>
-          <w:rFonts w:ascii="Times New Roman" w:hAnsi="Times New Roman" w:eastAsia="Malgun Gothic"/>
-          <w:b w:val="0"/>
-          <w:i w:val="0"/>
-          <w:sz w:val="22"/>
-        </w:rPr>
-        <w:t xml:space="preserve"> Конечно. Сначала чай, потом дела. Это правило вы запомните и без карточки.</w:t>
+        <w:t>(шёпотом)</w:t>
+      </w:r>
+      <w:r>
+        <w:rPr>
+          <w:rFonts w:ascii="Times New Roman" w:hAnsi="Times New Roman" w:eastAsia="Malgun Gothic"/>
+          <w:b w:val="0"/>
+          <w:i w:val="0"/>
+          <w:sz w:val="22"/>
+        </w:rPr>
+        <w:t xml:space="preserve"> Тут почерк смешной. Буквы как будто бегут.</w:t>
       </w:r>
     </w:p>
     <w:p>
@@ -3320,7 +6083,53 @@
           <w:i w:val="0"/>
           <w:sz w:val="22"/>
         </w:rPr>
-        <w:t xml:space="preserve">Девочка: </w:t>
+        <w:t xml:space="preserve">Вениамин: </w:t>
+      </w:r>
+      <w:r>
+        <w:rPr>
+          <w:rFonts w:ascii="Times New Roman" w:hAnsi="Times New Roman" w:eastAsia="Malgun Gothic"/>
+          <w:b w:val="0"/>
+          <w:i w:val="0"/>
+          <w:sz w:val="22"/>
+        </w:rPr>
+        <w:t>Она всегда торопилась. А писала всё равно разборчиво. Это и есть профессия.</w:t>
+      </w:r>
+    </w:p>
+    <w:p>
+      <w:pPr>
+        <w:spacing w:before="0" w:after="110" w:line="300" w:lineRule="auto"/>
+      </w:pPr>
+      <w:r>
+        <w:rPr>
+          <w:rFonts w:ascii="Times New Roman" w:hAnsi="Times New Roman" w:eastAsia="Malgun Gothic"/>
+          <w:b/>
+          <w:i w:val="0"/>
+          <w:sz w:val="22"/>
+        </w:rPr>
+        <w:t xml:space="preserve">Мальчик: </w:t>
+      </w:r>
+      <w:r>
+        <w:rPr>
+          <w:rFonts w:ascii="Times New Roman" w:hAnsi="Times New Roman" w:eastAsia="Malgun Gothic"/>
+          <w:b w:val="0"/>
+          <w:i w:val="0"/>
+          <w:sz w:val="22"/>
+        </w:rPr>
+        <w:t>А чай будет?</w:t>
+      </w:r>
+    </w:p>
+    <w:p>
+      <w:pPr>
+        <w:spacing w:before="0" w:after="110" w:line="300" w:lineRule="auto"/>
+      </w:pPr>
+      <w:r>
+        <w:rPr>
+          <w:rFonts w:ascii="Times New Roman" w:hAnsi="Times New Roman" w:eastAsia="Malgun Gothic"/>
+          <w:b/>
+          <w:i w:val="0"/>
+          <w:sz w:val="22"/>
+        </w:rPr>
+        <w:t xml:space="preserve">Вениамин: </w:t>
       </w:r>
       <w:r>
         <w:rPr>
@@ -3330,20 +6139,53 @@
           <w:color w:val="555555"/>
           <w:sz w:val="22"/>
         </w:rPr>
-        <w:t>(громко, как на уроке)</w:t>
-      </w:r>
-      <w:r>
-        <w:rPr>
-          <w:rFonts w:ascii="Times New Roman" w:hAnsi="Times New Roman" w:eastAsia="Malgun Gothic"/>
-          <w:b w:val="0"/>
-          <w:i w:val="0"/>
-          <w:sz w:val="22"/>
-        </w:rPr>
-        <w:t xml:space="preserve"> Сначала чай, потом дела!</w:t>
+        <w:t>(смеясь)</w:t>
+      </w:r>
+      <w:r>
+        <w:rPr>
+          <w:rFonts w:ascii="Times New Roman" w:hAnsi="Times New Roman" w:eastAsia="Malgun Gothic"/>
+          <w:b w:val="0"/>
+          <w:i w:val="0"/>
+          <w:sz w:val="22"/>
+        </w:rPr>
+        <w:t xml:space="preserve"> Конечно. Сначала чай, потом дела. Это правило вы запомните и без карточки.</w:t>
       </w:r>
     </w:p>
     <w:p>
       <w:pPr>
+        <w:spacing w:before="0" w:after="110" w:line="300" w:lineRule="auto"/>
+      </w:pPr>
+      <w:r>
+        <w:rPr>
+          <w:rFonts w:ascii="Times New Roman" w:hAnsi="Times New Roman" w:eastAsia="Malgun Gothic"/>
+          <w:b/>
+          <w:i w:val="0"/>
+          <w:sz w:val="22"/>
+        </w:rPr>
+        <w:t xml:space="preserve">Девочка: </w:t>
+      </w:r>
+      <w:r>
+        <w:rPr>
+          <w:rFonts w:ascii="Times New Roman" w:hAnsi="Times New Roman" w:eastAsia="Malgun Gothic"/>
+          <w:b w:val="0"/>
+          <w:i/>
+          <w:color w:val="555555"/>
+          <w:sz w:val="22"/>
+        </w:rPr>
+        <w:t>(громко, как на уроке)</w:t>
+      </w:r>
+      <w:r>
+        <w:rPr>
+          <w:rFonts w:ascii="Times New Roman" w:hAnsi="Times New Roman" w:eastAsia="Malgun Gothic"/>
+          <w:b w:val="0"/>
+          <w:i w:val="0"/>
+          <w:sz w:val="22"/>
+        </w:rPr>
+        <w:t xml:space="preserve"> Сначала чай, потом дела!</w:t>
+      </w:r>
+    </w:p>
+    <w:p>
+      <w:pPr>
         <w:keepNext/>
         <w:spacing w:before="320" w:after="140"/>
       </w:pPr>
@@ -3369,16 +6211,16 @@
           <w:i w:val="0"/>
           <w:sz w:val="22"/>
         </w:rPr>
-        <w:t>Некрасов, «Сеятелям» (1876): «Сейте разумное, доброе, вечное»</w:t>
-      </w:r>
-      <w:r>
-        <w:rPr>
-          <w:rFonts w:ascii="Times New Roman" w:hAnsi="Times New Roman" w:eastAsia="Malgun Gothic"/>
-          <w:b w:val="0"/>
-          <w:i w:val="0"/>
-          <w:sz w:val="22"/>
-        </w:rPr>
-        <w:t xml:space="preserve"> — 학교 교실마다 걸려 있던 구절. 후임 마리나에게 자리를 넘기며 이리나가 어린 시절 교실의 표어로 떠올리고(마리나의 학교에도 같은 표어가 있었다), 뿌린 것을 ‘기록하라’는 한 줄을 덧붙여 8·9부의 기록 주제와 잇는다 (장면 4).</w:t>
+        <w:t>Пушкин, «Я памятник себе воздвиг нерукотворный…» (1836): «Я памятник себе воздвиг нерукотворный»</w:t>
+      </w:r>
+      <w:r>
+        <w:rPr>
+          <w:rFonts w:ascii="Times New Roman" w:hAnsi="Times New Roman" w:eastAsia="Malgun Gothic"/>
+          <w:b w:val="0"/>
+          <w:i w:val="0"/>
+          <w:sz w:val="22"/>
+        </w:rPr>
+        <w:t xml:space="preserve"> — 시인이 자기 시로 스스로 세운 ‘손으로 만들지 않은 기념비’. 은퇴한 그레벤시코프가 젊은 연설문 담당 다닐에게, 푸시킨은 기념비를 스스로 세웠지만 료샤의 기념비는 남들이 세우고 저마다 제 비문을 새긴다고 말하며 료샤 신화의 위험을 짚는다. 11화 이리나의 “당신은 스스로 기념비를 세우지 않았다”와 짝을 이룬다 (장면 4).</w:t>
       </w:r>
     </w:p>
     <w:p>
@@ -3392,20 +6234,43 @@
           <w:i w:val="0"/>
           <w:sz w:val="22"/>
         </w:rPr>
-        <w:t>Лермонтов, «Когда волнуется желтеющая нива…» (1837): «Тогда смиряется души моей тревога»</w:t>
-      </w:r>
-      <w:r>
-        <w:rPr>
-          <w:rFonts w:ascii="Times New Roman" w:hAnsi="Times New Roman" w:eastAsia="Malgun Gothic"/>
-          <w:b w:val="0"/>
-          <w:i w:val="0"/>
-          <w:sz w:val="22"/>
-        </w:rPr>
-        <w:t xml:space="preserve"> — 10화 료샤의 «Парус»(폭풍 속의 평온)에 대한 이리나의 답. 평생 폭풍을 청한 「돛」의 시인도 들판과 샘물 앞에서는 마음의 불안이 가라앉는 순간을 썼지만 끝내 그 평온을 누리지 못했다는 것, 그리고 자신은 법이 떠날 자유를 주었다고 말한다. ‘평온은 사슬이 끊기지 않는다는 앎, 자유는 넘기고 뒤돌아보지 않는 힘’이라는 해석 (장면 5).</w:t>
+        <w:t>Некрасов, «Сеятелям» (1876): «Сейте разумное, доброе, вечное»</w:t>
+      </w:r>
+      <w:r>
+        <w:rPr>
+          <w:rFonts w:ascii="Times New Roman" w:hAnsi="Times New Roman" w:eastAsia="Malgun Gothic"/>
+          <w:b w:val="0"/>
+          <w:i w:val="0"/>
+          <w:sz w:val="22"/>
+        </w:rPr>
+        <w:t xml:space="preserve"> — 학교 교실마다 걸려 있던 구절. 후임 마리나에게 자리를 넘기며 이리나가 어린 시절 교실의 표어로 떠올리고(마리나의 학교에도 같은 표어가 있었다), 뿌린 것을 ‘기록하라’는 한 줄을 덧붙여 8·9부의 기록 주제와 잇는다 (장면 6).</w:t>
       </w:r>
     </w:p>
     <w:p>
       <w:pPr>
+        <w:spacing w:before="0" w:after="120"/>
+      </w:pPr>
+      <w:r>
+        <w:rPr>
+          <w:rFonts w:ascii="Times New Roman" w:hAnsi="Times New Roman" w:eastAsia="Malgun Gothic"/>
+          <w:b/>
+          <w:i w:val="0"/>
+          <w:sz w:val="22"/>
+        </w:rPr>
+        <w:t>Лермонтов, «Когда волнуется желтеющая нива…» (1837): «Тогда смиряется души моей тревога»</w:t>
+      </w:r>
+      <w:r>
+        <w:rPr>
+          <w:rFonts w:ascii="Times New Roman" w:hAnsi="Times New Roman" w:eastAsia="Malgun Gothic"/>
+          <w:b w:val="0"/>
+          <w:i w:val="0"/>
+          <w:sz w:val="22"/>
+        </w:rPr>
+        <w:t xml:space="preserve"> — 10화 료샤의 «Парус»(폭풍 속의 평온)에 대한 이리나의 답. 평생 폭풍을 청한 「돛」의 시인도 들판과 샘물 앞에서는 마음의 불안이 가라앉는 순간을 썼지만 끝내 그 평온을 누리지 못했다는 것, 그리고 자신은 법이 떠날 자유를 주었다고 말한다. ‘평온은 사슬이 끊기지 않는다는 앎, 자유는 넘기고 뒤돌아보지 않는 힘’이라는 해석 (장면 8).</w:t>
+      </w:r>
+    </w:p>
+    <w:p>
+      <w:pPr>
         <w:spacing w:before="0" w:after="110" w:line="300" w:lineRule="auto"/>
       </w:pPr>
       <w:r>
@@ -3534,6 +6399,29 @@
     </w:p>
     <w:p>
       <w:pPr>
+        <w:spacing w:before="0" w:after="120"/>
+      </w:pPr>
+      <w:r>
+        <w:rPr>
+          <w:rFonts w:ascii="Times New Roman" w:hAnsi="Times New Roman" w:eastAsia="Malgun Gothic"/>
+          <w:b/>
+          <w:i w:val="0"/>
+          <w:sz w:val="22"/>
+        </w:rPr>
+        <w:t>장면 3 마지막 아침의 차 (회상이 섞인 업무 대화체): 날짜·시각 표현(Двадцать третье октября, без четверти двенадцать), 공문 인용(«Первое… Второе… Третье…»)과 구어 반응의 교차, 법률 어휘(продлить режим, обжалование не приостанавливает исполнения, правовое основание), 양보·대조 구문(Пожар</w:t>
+      </w:r>
+      <w:r>
+        <w:rPr>
+          <w:rFonts w:ascii="Times New Roman" w:hAnsi="Times New Roman" w:eastAsia="Malgun Gothic"/>
+          <w:b w:val="0"/>
+          <w:i w:val="0"/>
+          <w:sz w:val="22"/>
+        </w:rPr>
+        <w:t xml:space="preserve"> — причина торопиться. Но не причина не спрашивать).</w:t>
+      </w:r>
+    </w:p>
+    <w:p>
+      <w:pPr>
         <w:spacing w:before="0" w:after="110" w:line="300" w:lineRule="auto"/>
       </w:pPr>
       <w:r>
@@ -3543,7 +6431,7 @@
           <w:i w:val="0"/>
           <w:sz w:val="22"/>
         </w:rPr>
-        <w:t xml:space="preserve">장면 3 제3열의 자리 </w:t>
+        <w:t xml:space="preserve">장면 4 이름의 무게 </w:t>
       </w:r>
       <w:r>
         <w:rPr>
@@ -3553,16 +6441,16 @@
           <w:color w:val="555555"/>
           <w:sz w:val="22"/>
         </w:rPr>
-        <w:t>(정중한 대화체)</w:t>
-      </w:r>
-      <w:r>
-        <w:rPr>
-          <w:rFonts w:ascii="Times New Roman" w:hAnsi="Times New Roman" w:eastAsia="Malgun Gothic"/>
-          <w:b w:val="0"/>
-          <w:i w:val="0"/>
-          <w:sz w:val="22"/>
-        </w:rPr>
-        <w:t>: вы 존댓말 속 완곡 표현</w:t>
+        <w:t>(세대 간 논쟁체)</w:t>
+      </w:r>
+      <w:r>
+        <w:rPr>
+          <w:rFonts w:ascii="Times New Roman" w:hAnsi="Times New Roman" w:eastAsia="Malgun Gothic"/>
+          <w:b w:val="0"/>
+          <w:i w:val="0"/>
+          <w:sz w:val="22"/>
+        </w:rPr>
+        <w:t>: 반박의 담화 표지</w:t>
       </w:r>
       <w:r>
         <w:rPr>
@@ -3572,16 +6460,16 @@
           <w:color w:val="555555"/>
           <w:sz w:val="22"/>
         </w:rPr>
-        <w:t>(Вы, наверное, не помните; И правильно)</w:t>
-      </w:r>
-      <w:r>
-        <w:rPr>
-          <w:rFonts w:ascii="Times New Roman" w:hAnsi="Times New Roman" w:eastAsia="Malgun Gothic"/>
-          <w:b w:val="0"/>
-          <w:i w:val="0"/>
-          <w:sz w:val="22"/>
-        </w:rPr>
-        <w:t>, 권유형</w:t>
+        <w:t>(Вот именно, Что же, А что…)</w:t>
+      </w:r>
+      <w:r>
+        <w:rPr>
+          <w:rFonts w:ascii="Times New Roman" w:hAnsi="Times New Roman" w:eastAsia="Malgun Gothic"/>
+          <w:b w:val="0"/>
+          <w:i w:val="0"/>
+          <w:sz w:val="22"/>
+        </w:rPr>
+        <w:t>, 비인칭 구문</w:t>
       </w:r>
       <w:r>
         <w:rPr>
@@ -3591,16 +6479,35 @@
           <w:color w:val="555555"/>
           <w:sz w:val="22"/>
         </w:rPr>
-        <w:t>(Садитесь)</w:t>
-      </w:r>
-      <w:r>
-        <w:rPr>
-          <w:rFonts w:ascii="Times New Roman" w:hAnsi="Times New Roman" w:eastAsia="Malgun Gothic"/>
-          <w:b w:val="0"/>
-          <w:i w:val="0"/>
-          <w:sz w:val="22"/>
-        </w:rPr>
-        <w:t>, 인용 도입 «Виктор Петрович на такой вопрос отвечал: «…»».</w:t>
+        <w:t>(его подпирают именем)</w:t>
+      </w:r>
+      <w:r>
+        <w:rPr>
+          <w:rFonts w:ascii="Times New Roman" w:hAnsi="Times New Roman" w:eastAsia="Malgun Gothic"/>
+          <w:b w:val="0"/>
+          <w:i w:val="0"/>
+          <w:sz w:val="22"/>
+        </w:rPr>
+        <w:t>, 가정법 «Будь он жив, он первым сказал бы…», 정의문</w:t>
+      </w:r>
+      <w:r>
+        <w:rPr>
+          <w:rFonts w:ascii="Times New Roman" w:hAnsi="Times New Roman" w:eastAsia="Malgun Gothic"/>
+          <w:b w:val="0"/>
+          <w:i/>
+          <w:color w:val="555555"/>
+          <w:sz w:val="22"/>
+        </w:rPr>
+        <w:t>(Завещают имущество; Звено ничего не наследует)</w:t>
+      </w:r>
+      <w:r>
+        <w:rPr>
+          <w:rFonts w:ascii="Times New Roman" w:hAnsi="Times New Roman" w:eastAsia="Malgun Gothic"/>
+          <w:b w:val="0"/>
+          <w:i w:val="0"/>
+          <w:sz w:val="22"/>
+        </w:rPr>
+        <w:t>.</w:t>
       </w:r>
     </w:p>
     <w:p>
@@ -3614,7 +6521,7 @@
           <w:i w:val="0"/>
           <w:sz w:val="22"/>
         </w:rPr>
-        <w:t xml:space="preserve">장면 4 인수 </w:t>
+        <w:t xml:space="preserve">장면 5 제3열의 자리 </w:t>
       </w:r>
       <w:r>
         <w:rPr>
@@ -3624,16 +6531,16 @@
           <w:color w:val="555555"/>
           <w:sz w:val="22"/>
         </w:rPr>
-        <w:t>(вы → ты)</w:t>
-      </w:r>
-      <w:r>
-        <w:rPr>
-          <w:rFonts w:ascii="Times New Roman" w:hAnsi="Times New Roman" w:eastAsia="Malgun Gothic"/>
-          <w:b w:val="0"/>
-          <w:i w:val="0"/>
-          <w:sz w:val="22"/>
-        </w:rPr>
-        <w:t>: «Давайте на «ты»?» 제안과 «Давайте… то есть давай» 자기 수정, 명령형과 의무 표현</w:t>
+        <w:t>(정중한 대화체)</w:t>
+      </w:r>
+      <w:r>
+        <w:rPr>
+          <w:rFonts w:ascii="Times New Roman" w:hAnsi="Times New Roman" w:eastAsia="Malgun Gothic"/>
+          <w:b w:val="0"/>
+          <w:i w:val="0"/>
+          <w:sz w:val="22"/>
+        </w:rPr>
+        <w:t>: вы 존댓말 속 완곡 표현</w:t>
       </w:r>
       <w:r>
         <w:rPr>
@@ -3643,16 +6550,35 @@
           <w:color w:val="555555"/>
           <w:sz w:val="22"/>
         </w:rPr>
-        <w:t>(обязана)</w:t>
-      </w:r>
-      <w:r>
-        <w:rPr>
-          <w:rFonts w:ascii="Times New Roman" w:hAnsi="Times New Roman" w:eastAsia="Malgun Gothic"/>
-          <w:b w:val="0"/>
-          <w:i w:val="0"/>
-          <w:sz w:val="22"/>
-        </w:rPr>
-        <w:t>, 가정법 «Ему бы удалось».</w:t>
+        <w:t>(Вы, наверное, не помните; И правильно)</w:t>
+      </w:r>
+      <w:r>
+        <w:rPr>
+          <w:rFonts w:ascii="Times New Roman" w:hAnsi="Times New Roman" w:eastAsia="Malgun Gothic"/>
+          <w:b w:val="0"/>
+          <w:i w:val="0"/>
+          <w:sz w:val="22"/>
+        </w:rPr>
+        <w:t>, 권유형</w:t>
+      </w:r>
+      <w:r>
+        <w:rPr>
+          <w:rFonts w:ascii="Times New Roman" w:hAnsi="Times New Roman" w:eastAsia="Malgun Gothic"/>
+          <w:b w:val="0"/>
+          <w:i/>
+          <w:color w:val="555555"/>
+          <w:sz w:val="22"/>
+        </w:rPr>
+        <w:t>(Садитесь)</w:t>
+      </w:r>
+      <w:r>
+        <w:rPr>
+          <w:rFonts w:ascii="Times New Roman" w:hAnsi="Times New Roman" w:eastAsia="Malgun Gothic"/>
+          <w:b w:val="0"/>
+          <w:i w:val="0"/>
+          <w:sz w:val="22"/>
+        </w:rPr>
+        <w:t>, 인용 도입 «Виктор Петрович на такой вопрос отвечал: «…»».</w:t>
       </w:r>
     </w:p>
     <w:p>
@@ -3666,7 +6592,7 @@
           <w:i w:val="0"/>
           <w:sz w:val="22"/>
         </w:rPr>
-        <w:t xml:space="preserve">장면 5 강변 </w:t>
+        <w:t xml:space="preserve">장면 6 인수 </w:t>
       </w:r>
       <w:r>
         <w:rPr>
@@ -3676,16 +6602,16 @@
           <w:color w:val="555555"/>
           <w:sz w:val="22"/>
         </w:rPr>
-        <w:t>(독백에 가까운 대화)</w:t>
-      </w:r>
-      <w:r>
-        <w:rPr>
-          <w:rFonts w:ascii="Times New Roman" w:hAnsi="Times New Roman" w:eastAsia="Malgun Gothic"/>
-          <w:b w:val="0"/>
-          <w:i w:val="0"/>
-          <w:sz w:val="22"/>
-        </w:rPr>
-        <w:t>: 반어와 생략, 시 인용의 도입, 짧은 은유 문장, 상징 대상</w:t>
+        <w:t>(вы → ты)</w:t>
+      </w:r>
+      <w:r>
+        <w:rPr>
+          <w:rFonts w:ascii="Times New Roman" w:hAnsi="Times New Roman" w:eastAsia="Malgun Gothic"/>
+          <w:b w:val="0"/>
+          <w:i w:val="0"/>
+          <w:sz w:val="22"/>
+        </w:rPr>
+        <w:t>: «Давайте на «ты»?» 제안과 «Давайте… то есть давай» 자기 수정, 명령형과 의무 표현</w:t>
       </w:r>
       <w:r>
         <w:rPr>
@@ -3695,20 +6621,43 @@
           <w:color w:val="555555"/>
           <w:sz w:val="22"/>
         </w:rPr>
-        <w:t>(стаканчик, чай, парапет)</w:t>
-      </w:r>
-      <w:r>
-        <w:rPr>
-          <w:rFonts w:ascii="Times New Roman" w:hAnsi="Times New Roman" w:eastAsia="Malgun Gothic"/>
-          <w:b w:val="0"/>
-          <w:i w:val="0"/>
-          <w:sz w:val="22"/>
-        </w:rPr>
-        <w:t>의 반복.</w:t>
+        <w:t>(обязана)</w:t>
+      </w:r>
+      <w:r>
+        <w:rPr>
+          <w:rFonts w:ascii="Times New Roman" w:hAnsi="Times New Roman" w:eastAsia="Malgun Gothic"/>
+          <w:b w:val="0"/>
+          <w:i w:val="0"/>
+          <w:sz w:val="22"/>
+        </w:rPr>
+        <w:t>, 가정법 «Ему бы удалось».</w:t>
       </w:r>
     </w:p>
     <w:p>
       <w:pPr>
+        <w:spacing w:before="0" w:after="120"/>
+      </w:pPr>
+      <w:r>
+        <w:rPr>
+          <w:rFonts w:ascii="Times New Roman" w:hAnsi="Times New Roman" w:eastAsia="Malgun Gothic"/>
+          <w:b/>
+          <w:i w:val="0"/>
+          <w:sz w:val="22"/>
+        </w:rPr>
+        <w:t>장면 7 문서고의 케이크 (사실 보고체와 구어의 혼합): 법정 어휘(оставила приговор без изменения, вступил в силу, обращены в возмещение), 수 표현(Девять лет и семь месяцев), 짧은 구어 반응(Всё. При другой власти</w:t>
+      </w:r>
+      <w:r>
+        <w:rPr>
+          <w:rFonts w:ascii="Times New Roman" w:hAnsi="Times New Roman" w:eastAsia="Malgun Gothic"/>
+          <w:b w:val="0"/>
+          <w:i w:val="0"/>
+          <w:sz w:val="22"/>
+        </w:rPr>
+        <w:t xml:space="preserve"> — был бы.)과 긴 보고문의 대비.</w:t>
+      </w:r>
+    </w:p>
+    <w:p>
+      <w:pPr>
         <w:spacing w:before="0" w:after="110" w:line="300" w:lineRule="auto"/>
       </w:pPr>
       <w:r>
@@ -3718,7 +6667,59 @@
           <w:i w:val="0"/>
           <w:sz w:val="22"/>
         </w:rPr>
-        <w:t xml:space="preserve">장면 6 문서고 견학 </w:t>
+        <w:t xml:space="preserve">장면 8 강변 </w:t>
+      </w:r>
+      <w:r>
+        <w:rPr>
+          <w:rFonts w:ascii="Times New Roman" w:hAnsi="Times New Roman" w:eastAsia="Malgun Gothic"/>
+          <w:b w:val="0"/>
+          <w:i/>
+          <w:color w:val="555555"/>
+          <w:sz w:val="22"/>
+        </w:rPr>
+        <w:t>(독백에 가까운 대화)</w:t>
+      </w:r>
+      <w:r>
+        <w:rPr>
+          <w:rFonts w:ascii="Times New Roman" w:hAnsi="Times New Roman" w:eastAsia="Malgun Gothic"/>
+          <w:b w:val="0"/>
+          <w:i w:val="0"/>
+          <w:sz w:val="22"/>
+        </w:rPr>
+        <w:t>: 반어와 생략, 시 인용의 도입, 짧은 은유 문장, 상징 대상</w:t>
+      </w:r>
+      <w:r>
+        <w:rPr>
+          <w:rFonts w:ascii="Times New Roman" w:hAnsi="Times New Roman" w:eastAsia="Malgun Gothic"/>
+          <w:b w:val="0"/>
+          <w:i/>
+          <w:color w:val="555555"/>
+          <w:sz w:val="22"/>
+        </w:rPr>
+        <w:t>(стаканчик, чай, парапет)</w:t>
+      </w:r>
+      <w:r>
+        <w:rPr>
+          <w:rFonts w:ascii="Times New Roman" w:hAnsi="Times New Roman" w:eastAsia="Malgun Gothic"/>
+          <w:b w:val="0"/>
+          <w:i w:val="0"/>
+          <w:sz w:val="22"/>
+        </w:rPr>
+        <w:t>의 반복.</w:t>
+      </w:r>
+    </w:p>
+    <w:p>
+      <w:pPr>
+        <w:spacing w:before="0" w:after="110" w:line="300" w:lineRule="auto"/>
+      </w:pPr>
+      <w:r>
+        <w:rPr>
+          <w:rFonts w:ascii="Times New Roman" w:hAnsi="Times New Roman" w:eastAsia="Malgun Gothic"/>
+          <w:b w:val="0"/>
+          <w:i w:val="0"/>
+          <w:sz w:val="22"/>
+        </w:rPr>
+        <w:t xml:space="preserve">장면 9 문서고 견학 </w:t>
       </w:r>
       <w:r>
         <w:rPr>

--- a/러시아 인권변호사/9부/9부_에필로그.docx
+++ b/러시아 인권변호사/9부/9부_에필로그.docx
@@ -3263,7 +3263,7 @@
           <w:i w:val="0"/>
           <w:sz w:val="22"/>
         </w:rPr>
-        <w:t xml:space="preserve"> Вот, Марина. Здесь вы будете работать. Стол крепкий, кресло скрипит. Проверила лично.</w:t>
+        <w:t xml:space="preserve"> Вот, Марина Викторовна. Здесь вы будете работать. Стол крепкий, кресло скрипит. Проверила лично.</w:t>
       </w:r>
     </w:p>
     <w:p>
@@ -3388,7 +3388,7 @@
           <w:i w:val="0"/>
           <w:sz w:val="22"/>
         </w:rPr>
-        <w:t>Зоя. В третьем ряду. Налила мне из термоса — и я впервые за четыре года пила чай, который наливаю не я.</w:t>
+        <w:t>Зоя Петровна. В третьем ряду. Налила мне из термоса — и я впервые за четыре года пила чай, который наливала не я.</w:t>
       </w:r>
     </w:p>
     <w:p>

--- a/러시아 인권변호사/9부/9부_에필로그.docx
+++ b/러시아 인권변호사/9부/9부_에필로그.docx
@@ -249,7 +249,7 @@
           <w:i w:val="0"/>
           <w:sz w:val="22"/>
         </w:rPr>
-        <w:t>Погода в столице: облачно, около восьми градусов тепла, к полудню ожидается прояснение.</w:t>
+        <w:t>Погода в столице: облачно, около нуля, утром мокрый снег, к полудню ожидается прояснение.</w:t>
       </w:r>
     </w:p>
     <w:p>
@@ -2434,7 +2434,7 @@
           <w:i w:val="0"/>
           <w:sz w:val="22"/>
         </w:rPr>
-        <w:t>Упоминать. Как человека, который ошибался, злился, пил остывший чай и однажды чуть не подписал карт-бланш на полгода. Не как икону. Иконам не задают вопросов. А ему задавали — я, Катя, Анатолий Викторович. Каждый день.</w:t>
+        <w:t>Упоминать. Как человека, который ошибался, злился, пил остывший чай и однажды чуть не подписал карт-бланш на полгода. Не как икону. Иконам не задают вопросов. А ему задавали — я, Екатерина Ивановна, Анатолий Викторович. Каждый день.</w:t>
       </w:r>
     </w:p>
     <w:p>
@@ -3805,7 +3805,7 @@
           <w:i w:val="0"/>
           <w:sz w:val="22"/>
         </w:rPr>
-        <w:t>Гулять. По закону обязана: ежегодный отчёт о жизни. Норму придумал мой предшественник. Он хотел назвать её «отчётом о прогулках».</w:t>
+        <w:t>Гулять. По закону обязана: ежегодный отчёт о жизни. Норму я сама когда-то и предложила. Название придумал мой предшественник — он хотел назвать её «отчётом о прогулках».</w:t>
       </w:r>
     </w:p>
     <w:p>
@@ -5563,7 +5563,7 @@
           <w:i w:val="0"/>
           <w:sz w:val="22"/>
         </w:rPr>
-        <w:t xml:space="preserve"> Один раз можно. Пойдёмте, Катя. Чай остынет.</w:t>
+        <w:t xml:space="preserve"> Один раз можно. Пойдёмте, Екатерина Ивановна. Чай остынет.</w:t>
       </w:r>
     </w:p>
     <w:p>
@@ -5704,7 +5704,7 @@
           <w:i w:val="0"/>
           <w:sz w:val="22"/>
         </w:rPr>
-        <w:t>Хороший вопрос. Мы сами почти год не понимали. Оказалось — не про чай.</w:t>
+        <w:t>Хороший вопрос. Мы сами полгода не понимали. Оказалось — не про чай.</w:t>
       </w:r>
     </w:p>
     <w:p>
@@ -6220,7 +6220,7 @@
           <w:i w:val="0"/>
           <w:sz w:val="22"/>
         </w:rPr>
-        <w:t xml:space="preserve"> — 시인이 자기 시로 스스로 세운 ‘손으로 만들지 않은 기념비’. 은퇴한 그레벤시코프가 젊은 연설문 담당 다닐에게, 푸시킨은 기념비를 스스로 세웠지만 료샤의 기념비는 남들이 세우고 저마다 제 비문을 새긴다고 말하며 료샤 신화의 위험을 짚는다. 11화 이리나의 “당신은 스스로 기념비를 세우지 않았다”와 짝을 이룬다 (장면 4).</w:t>
+        <w:t xml:space="preserve"> — 한국어 해설: 시인이 자기 시로 스스로 세운 ‘손으로 만들지 않은 기념비’. 은퇴한 그레벤시코프가 젊은 연설문 담당 다닐에게, 푸시킨은 기념비를 스스로 세웠지만 료샤의 기념비는 남들이 세우고 저마다 제 비문을 새긴다고 말하며 료샤 신화의 위험을 짚는다. 11화 이리나의 “당신은 스스로 기념비를 세우지 않았다”와 짝을 이룬다 (장면 4).</w:t>
       </w:r>
     </w:p>
     <w:p>
@@ -6243,7 +6243,7 @@
           <w:i w:val="0"/>
           <w:sz w:val="22"/>
         </w:rPr>
-        <w:t xml:space="preserve"> — 학교 교실마다 걸려 있던 구절. 후임 마리나에게 자리를 넘기며 이리나가 어린 시절 교실의 표어로 떠올리고(마리나의 학교에도 같은 표어가 있었다), 뿌린 것을 ‘기록하라’는 한 줄을 덧붙여 8·9부의 기록 주제와 잇는다 (장면 6).</w:t>
+        <w:t xml:space="preserve"> — 한국어 해설: 학교 교실마다 걸려 있던 구절. 후임 마리나에게 자리를 넘기며 이리나가 어린 시절 교실의 표어로 떠올리고(마리나의 학교에도 같은 표어가 있었다), 뿌린 것을 ‘기록하라’는 한 줄을 덧붙여 8·9부의 기록 주제와 잇는다 (장면 6).</w:t>
       </w:r>
     </w:p>
     <w:p>
@@ -6266,7 +6266,7 @@
           <w:i w:val="0"/>
           <w:sz w:val="22"/>
         </w:rPr>
-        <w:t xml:space="preserve"> — 10화 료샤의 «Парус»(폭풍 속의 평온)에 대한 이리나의 답. 평생 폭풍을 청한 「돛」의 시인도 들판과 샘물 앞에서는 마음의 불안이 가라앉는 순간을 썼지만 끝내 그 평온을 누리지 못했다는 것, 그리고 자신은 법이 떠날 자유를 주었다고 말한다. ‘평온은 사슬이 끊기지 않는다는 앎, 자유는 넘기고 뒤돌아보지 않는 힘’이라는 해석 (장면 8).</w:t>
+        <w:t xml:space="preserve"> — 한국어 해설: 10화 료샤의 «Парус»(폭풍 속의 평온)에 대한 이리나의 답. 평생 폭풍을 청한 「돛」의 시인도 들판과 샘물 앞에서는 마음의 불안이 가라앉는 순간을 썼지만 끝내 그 평온을 누리지 못했다는 것, 그리고 자신은 법이 떠날 자유를 주었다고 말한다. ‘평온은 사슬이 끊기지 않는다는 앎, 자유는 넘기고 뒤돌아보지 않는 힘’이라는 해석 (장면 8).</w:t>
       </w:r>
     </w:p>
     <w:p>

--- a/러시아 인권변호사/9부/9부_에필로그.docx
+++ b/러시아 인권변호사/9부/9부_에필로그.docx
@@ -36,7 +36,7 @@
           <w:i w:val="0"/>
           <w:sz w:val="22"/>
         </w:rPr>
-        <w:t>이리나 올레고브나 마르첸코(퇴임하는 대통령) / 마리나 빅토로브나 젤레즈냐크(신임 대통령. 5부 4화 오네가 부지사 시절의 내부고발자 → 7부 지역정책 담당 → 8부 7화 오네가 주지사 → 9부 9화부터 이리나 정부의 대통령 행정실장, стоп-кран 보유 → 대통령 당선) / 아나톨리 빅토로비치 그레벤시코프(은퇴한 정치 참모, “작은 망치”) / 다닐 란스코이(Даниил Ланской, 대통령 행정실 연설문 담당, 스물여섯 살, 신규) / 조야 페트로브나(비코프의 오랜 벗) / 니나 스테파노브나(연금 수급자, 접수실 자원봉사자) / 카탸 리시나 / 베니아민 올레고비치 스트레시네프(문서고 책임자) / 아나스타시야 “나스탸” 드미트리예브나(재정투명성 서비스 책임자) / 올레그 마르첸코(독립수사위원회 수사관, 이리나와 무관) / 라디오 진행자(Ведущая)·특파원(Корреспондент) / 발렌티나(니나의 이웃, 신규) / 여자아이·남자아이(문서고 견학 온 아이들) / 안나 미하일로브나(재작년 겨울 사망, 언급만) / 보구슬랍스키·셰스타코프·수하노프·코발추크(언급만)</w:t>
+        <w:t>이리나 올레고브나 마르첸코(퇴임하는 대통령) / 마리나 빅토로브나 젤레즈냐크(신임 대통령. 5부 4화 오네가 부지사 시절의 내부고발자 → 7부 지역정책 담당 → 8부 7화 오네가 주지사 → 9부 9화부터 이리나 정부의 대통령 행정실장, стоп-кран 보유 → 대통령 당선) / 아나톨리 빅토로비치 그레벤시코프(은퇴한 정치 참모, “작은 망치”) / 다닐 란스코이(Даниил Ланской, 대통령 행정실 연설문 담당, 스물여섯 살, 신규) / 조야 페트로브나(비코프의 오랜 벗) / 니나 스테파노브나(연금 수급자, 접수실 자원봉사자) / 카탸 리시나 / 베니아민 올레고비치 스트레시네프(문서고 책임자) / 아나스타시야 “나스탸” 드미트리예브나(재정투명성 서비스 책임자) / 콘스탄틴 마르첸코(독립수사위원회 수사관, 이리나와 무관) / 라디오 진행자(Ведущая)·특파원(Корреспондент) / 발렌티나(니나의 이웃, 신규) / 여자아이·남자아이(문서고 견학 온 아이들) / 안나 미하일로브나(재작년 겨울 사망, 언급만) / 보구슬랍스키·셰스타코프·수하노프·코발추크(언급만)</w:t>
       </w:r>
     </w:p>
     <w:p>
@@ -4285,7 +4285,7 @@
           <w:i w:val="0"/>
           <w:sz w:val="22"/>
         </w:rPr>
-        <w:t>Олег! Не стучат. С чем пришли — с документами или с тортом?</w:t>
+        <w:t>Константин! Не стучат. С чем пришли — с документами или с тортом?</w:t>
       </w:r>
     </w:p>
     <w:p>

--- a/러시아 인권변호사/9부/9부_에필로그.docx
+++ b/러시아 인권변호사/9부/9부_에필로그.docx
@@ -921,6 +921,712 @@
     </w:p>
     <w:p>
       <w:pPr>
+        <w:spacing w:before="0" w:after="110" w:line="300" w:lineRule="auto"/>
+      </w:pPr>
+      <w:r>
+        <w:rPr>
+          <w:rFonts w:ascii="Times New Roman" w:hAnsi="Times New Roman" w:eastAsia="Malgun Gothic"/>
+          <w:b/>
+          <w:i w:val="0"/>
+          <w:sz w:val="22"/>
+        </w:rPr>
+        <w:t xml:space="preserve">Валентина: </w:t>
+      </w:r>
+      <w:r>
+        <w:rPr>
+          <w:rFonts w:ascii="Times New Roman" w:hAnsi="Times New Roman" w:eastAsia="Malgun Gothic"/>
+          <w:b w:val="0"/>
+          <w:i/>
+          <w:color w:val="555555"/>
+          <w:sz w:val="22"/>
+        </w:rPr>
+        <w:t>(открывая шкафчик)</w:t>
+      </w:r>
+      <w:r>
+        <w:rPr>
+          <w:rFonts w:ascii="Times New Roman" w:hAnsi="Times New Roman" w:eastAsia="Malgun Gothic"/>
+          <w:b w:val="0"/>
+          <w:i w:val="0"/>
+          <w:sz w:val="22"/>
+        </w:rPr>
+        <w:t xml:space="preserve"> «Ласточка», «Ласточка»… Нет тут никакой «Ласточки». Одни сушки.</w:t>
+      </w:r>
+    </w:p>
+    <w:p>
+      <w:pPr>
+        <w:spacing w:before="0" w:after="110" w:line="300" w:lineRule="auto"/>
+      </w:pPr>
+      <w:r>
+        <w:rPr>
+          <w:rFonts w:ascii="Times New Roman" w:hAnsi="Times New Roman" w:eastAsia="Malgun Gothic"/>
+          <w:b/>
+          <w:i w:val="0"/>
+          <w:sz w:val="22"/>
+        </w:rPr>
+        <w:t xml:space="preserve">Нина Степановна: </w:t>
+      </w:r>
+      <w:r>
+        <w:rPr>
+          <w:rFonts w:ascii="Times New Roman" w:hAnsi="Times New Roman" w:eastAsia="Malgun Gothic"/>
+          <w:b w:val="0"/>
+          <w:i w:val="0"/>
+          <w:sz w:val="22"/>
+        </w:rPr>
+        <w:t>Значит, кончилась. Давай сушки, тоже хорошо.</w:t>
+      </w:r>
+    </w:p>
+    <w:p>
+      <w:pPr>
+        <w:spacing w:before="0" w:after="110" w:line="300" w:lineRule="auto"/>
+      </w:pPr>
+      <w:r>
+        <w:rPr>
+          <w:rFonts w:ascii="Times New Roman" w:hAnsi="Times New Roman" w:eastAsia="Malgun Gothic"/>
+          <w:b/>
+          <w:i w:val="0"/>
+          <w:sz w:val="22"/>
+        </w:rPr>
+        <w:t xml:space="preserve">Валентина: </w:t>
+      </w:r>
+      <w:r>
+        <w:rPr>
+          <w:rFonts w:ascii="Times New Roman" w:hAnsi="Times New Roman" w:eastAsia="Malgun Gothic"/>
+          <w:b w:val="0"/>
+          <w:i w:val="0"/>
+          <w:sz w:val="22"/>
+        </w:rPr>
+        <w:t>Ой, Нин! А вот и очки твои. В хлебнице лежат.</w:t>
+      </w:r>
+    </w:p>
+    <w:p>
+      <w:pPr>
+        <w:spacing w:before="0" w:after="110" w:line="300" w:lineRule="auto"/>
+      </w:pPr>
+      <w:r>
+        <w:rPr>
+          <w:rFonts w:ascii="Times New Roman" w:hAnsi="Times New Roman" w:eastAsia="Malgun Gothic"/>
+          <w:b/>
+          <w:i w:val="0"/>
+          <w:sz w:val="22"/>
+        </w:rPr>
+        <w:t xml:space="preserve">Нина Степановна: </w:t>
+      </w:r>
+      <w:r>
+        <w:rPr>
+          <w:rFonts w:ascii="Times New Roman" w:hAnsi="Times New Roman" w:eastAsia="Malgun Gothic"/>
+          <w:b w:val="0"/>
+          <w:i w:val="0"/>
+          <w:sz w:val="22"/>
+        </w:rPr>
+        <w:t>Нашлась пропажа! Я их с шести утра по всей квартире ищу.</w:t>
+      </w:r>
+    </w:p>
+    <w:p>
+      <w:pPr>
+        <w:spacing w:before="0" w:after="110" w:line="300" w:lineRule="auto"/>
+      </w:pPr>
+      <w:r>
+        <w:rPr>
+          <w:rFonts w:ascii="Times New Roman" w:hAnsi="Times New Roman" w:eastAsia="Malgun Gothic"/>
+          <w:b/>
+          <w:i w:val="0"/>
+          <w:sz w:val="22"/>
+        </w:rPr>
+        <w:t xml:space="preserve">Валентина: </w:t>
+      </w:r>
+      <w:r>
+        <w:rPr>
+          <w:rFonts w:ascii="Times New Roman" w:hAnsi="Times New Roman" w:eastAsia="Malgun Gothic"/>
+          <w:b w:val="0"/>
+          <w:i w:val="0"/>
+          <w:sz w:val="22"/>
+        </w:rPr>
+        <w:t>В хлебнице, Нин. Как они туда попали?</w:t>
+      </w:r>
+    </w:p>
+    <w:p>
+      <w:pPr>
+        <w:spacing w:before="0" w:after="110" w:line="300" w:lineRule="auto"/>
+      </w:pPr>
+      <w:r>
+        <w:rPr>
+          <w:rFonts w:ascii="Times New Roman" w:hAnsi="Times New Roman" w:eastAsia="Malgun Gothic"/>
+          <w:b/>
+          <w:i w:val="0"/>
+          <w:sz w:val="22"/>
+        </w:rPr>
+        <w:t xml:space="preserve">Нина Степановна: </w:t>
+      </w:r>
+      <w:r>
+        <w:rPr>
+          <w:rFonts w:ascii="Times New Roman" w:hAnsi="Times New Roman" w:eastAsia="Malgun Gothic"/>
+          <w:b w:val="0"/>
+          <w:i w:val="0"/>
+          <w:sz w:val="22"/>
+        </w:rPr>
+        <w:t xml:space="preserve">И не спрашивай. </w:t>
+      </w:r>
+      <w:r>
+        <w:rPr>
+          <w:rFonts w:ascii="Times New Roman" w:hAnsi="Times New Roman" w:eastAsia="Malgun Gothic"/>
+          <w:b w:val="0"/>
+          <w:i/>
+          <w:color w:val="555555"/>
+          <w:sz w:val="22"/>
+        </w:rPr>
+        <w:t>(Надевает очки.)</w:t>
+      </w:r>
+      <w:r>
+        <w:rPr>
+          <w:rFonts w:ascii="Times New Roman" w:hAnsi="Times New Roman" w:eastAsia="Malgun Gothic"/>
+          <w:b w:val="0"/>
+          <w:i w:val="0"/>
+          <w:sz w:val="22"/>
+        </w:rPr>
+        <w:t xml:space="preserve"> Ну вот. Теперь и сама прочитаю. Ещё раз.</w:t>
+      </w:r>
+    </w:p>
+    <w:p>
+      <w:pPr>
+        <w:spacing w:before="0" w:after="110" w:line="300" w:lineRule="auto"/>
+      </w:pPr>
+      <w:r>
+        <w:rPr>
+          <w:rFonts w:ascii="Times New Roman" w:hAnsi="Times New Roman" w:eastAsia="Malgun Gothic"/>
+          <w:b/>
+          <w:i w:val="0"/>
+          <w:sz w:val="22"/>
+        </w:rPr>
+        <w:t xml:space="preserve">Валентина: </w:t>
+      </w:r>
+      <w:r>
+        <w:rPr>
+          <w:rFonts w:ascii="Times New Roman" w:hAnsi="Times New Roman" w:eastAsia="Malgun Gothic"/>
+          <w:b w:val="0"/>
+          <w:i w:val="0"/>
+          <w:sz w:val="22"/>
+        </w:rPr>
+        <w:t>Читай, читай. А на улице-то что творится! Мокрый снег, под ногами каша. Я у подъезда чуть не растянулась.</w:t>
+      </w:r>
+    </w:p>
+    <w:p>
+      <w:pPr>
+        <w:spacing w:before="0" w:after="110" w:line="300" w:lineRule="auto"/>
+      </w:pPr>
+      <w:r>
+        <w:rPr>
+          <w:rFonts w:ascii="Times New Roman" w:hAnsi="Times New Roman" w:eastAsia="Malgun Gothic"/>
+          <w:b/>
+          <w:i w:val="0"/>
+          <w:sz w:val="22"/>
+        </w:rPr>
+        <w:t xml:space="preserve">Нина Степановна: </w:t>
+      </w:r>
+      <w:r>
+        <w:rPr>
+          <w:rFonts w:ascii="Times New Roman" w:hAnsi="Times New Roman" w:eastAsia="Malgun Gothic"/>
+          <w:b w:val="0"/>
+          <w:i w:val="0"/>
+          <w:sz w:val="22"/>
+        </w:rPr>
+        <w:t>Ой, не говори. По радио обещали, к обеду прояснится.</w:t>
+      </w:r>
+    </w:p>
+    <w:p>
+      <w:pPr>
+        <w:spacing w:before="0" w:after="110" w:line="300" w:lineRule="auto"/>
+      </w:pPr>
+      <w:r>
+        <w:rPr>
+          <w:rFonts w:ascii="Times New Roman" w:hAnsi="Times New Roman" w:eastAsia="Malgun Gothic"/>
+          <w:b/>
+          <w:i w:val="0"/>
+          <w:sz w:val="22"/>
+        </w:rPr>
+        <w:t xml:space="preserve">Валентина: </w:t>
+      </w:r>
+      <w:r>
+        <w:rPr>
+          <w:rFonts w:ascii="Times New Roman" w:hAnsi="Times New Roman" w:eastAsia="Malgun Gothic"/>
+          <w:b w:val="0"/>
+          <w:i w:val="0"/>
+          <w:sz w:val="22"/>
+        </w:rPr>
+        <w:t>Они наобещают. Вчера тоже солнце обещали.</w:t>
+      </w:r>
+    </w:p>
+    <w:p>
+      <w:pPr>
+        <w:spacing w:before="0" w:after="110" w:line="300" w:lineRule="auto"/>
+      </w:pPr>
+      <w:r>
+        <w:rPr>
+          <w:rFonts w:ascii="Times New Roman" w:hAnsi="Times New Roman" w:eastAsia="Malgun Gothic"/>
+          <w:b/>
+          <w:i w:val="0"/>
+          <w:sz w:val="22"/>
+        </w:rPr>
+        <w:t xml:space="preserve">Нина Степановна: </w:t>
+      </w:r>
+      <w:r>
+        <w:rPr>
+          <w:rFonts w:ascii="Times New Roman" w:hAnsi="Times New Roman" w:eastAsia="Malgun Gothic"/>
+          <w:b w:val="0"/>
+          <w:i w:val="0"/>
+          <w:sz w:val="22"/>
+        </w:rPr>
+        <w:t>Ну, хоть не мороз. И то хорошо.</w:t>
+      </w:r>
+    </w:p>
+    <w:p>
+      <w:pPr>
+        <w:spacing w:before="0" w:after="110" w:line="300" w:lineRule="auto"/>
+      </w:pPr>
+      <w:r>
+        <w:rPr>
+          <w:rFonts w:ascii="Times New Roman" w:hAnsi="Times New Roman" w:eastAsia="Malgun Gothic"/>
+          <w:b/>
+          <w:i w:val="0"/>
+          <w:sz w:val="22"/>
+        </w:rPr>
+        <w:t xml:space="preserve">Валентина: </w:t>
+      </w:r>
+      <w:r>
+        <w:rPr>
+          <w:rFonts w:ascii="Times New Roman" w:hAnsi="Times New Roman" w:eastAsia="Malgun Gothic"/>
+          <w:b w:val="0"/>
+          <w:i w:val="0"/>
+          <w:sz w:val="22"/>
+        </w:rPr>
+        <w:t>Я, между прочим, в магазин собралась. Тебе ничего не взять?</w:t>
+      </w:r>
+    </w:p>
+    <w:p>
+      <w:pPr>
+        <w:spacing w:before="0" w:after="110" w:line="300" w:lineRule="auto"/>
+      </w:pPr>
+      <w:r>
+        <w:rPr>
+          <w:rFonts w:ascii="Times New Roman" w:hAnsi="Times New Roman" w:eastAsia="Malgun Gothic"/>
+          <w:b/>
+          <w:i w:val="0"/>
+          <w:sz w:val="22"/>
+        </w:rPr>
+        <w:t xml:space="preserve">Нина Степановна: </w:t>
+      </w:r>
+      <w:r>
+        <w:rPr>
+          <w:rFonts w:ascii="Times New Roman" w:hAnsi="Times New Roman" w:eastAsia="Malgun Gothic"/>
+          <w:b w:val="0"/>
+          <w:i w:val="0"/>
+          <w:sz w:val="22"/>
+        </w:rPr>
+        <w:t>Если не трудно — молока пакет. И батон.</w:t>
+      </w:r>
+    </w:p>
+    <w:p>
+      <w:pPr>
+        <w:spacing w:before="0" w:after="110" w:line="300" w:lineRule="auto"/>
+      </w:pPr>
+      <w:r>
+        <w:rPr>
+          <w:rFonts w:ascii="Times New Roman" w:hAnsi="Times New Roman" w:eastAsia="Malgun Gothic"/>
+          <w:b/>
+          <w:i w:val="0"/>
+          <w:sz w:val="22"/>
+        </w:rPr>
+        <w:t xml:space="preserve">Валентина: </w:t>
+      </w:r>
+      <w:r>
+        <w:rPr>
+          <w:rFonts w:ascii="Times New Roman" w:hAnsi="Times New Roman" w:eastAsia="Malgun Gothic"/>
+          <w:b w:val="0"/>
+          <w:i w:val="0"/>
+          <w:sz w:val="22"/>
+        </w:rPr>
+        <w:t>Не трудно. Там ещё гречка по акции, две пачки по цене одной.</w:t>
+      </w:r>
+    </w:p>
+    <w:p>
+      <w:pPr>
+        <w:spacing w:before="0" w:after="110" w:line="300" w:lineRule="auto"/>
+      </w:pPr>
+      <w:r>
+        <w:rPr>
+          <w:rFonts w:ascii="Times New Roman" w:hAnsi="Times New Roman" w:eastAsia="Malgun Gothic"/>
+          <w:b/>
+          <w:i w:val="0"/>
+          <w:sz w:val="22"/>
+        </w:rPr>
+        <w:t xml:space="preserve">Нина Степановна: </w:t>
+      </w:r>
+      <w:r>
+        <w:rPr>
+          <w:rFonts w:ascii="Times New Roman" w:hAnsi="Times New Roman" w:eastAsia="Malgun Gothic"/>
+          <w:b w:val="0"/>
+          <w:i w:val="0"/>
+          <w:sz w:val="22"/>
+        </w:rPr>
+        <w:t>По акции? Тогда и мне две. Гречка лишней не бывает.</w:t>
+      </w:r>
+    </w:p>
+    <w:p>
+      <w:pPr>
+        <w:spacing w:before="0" w:after="110" w:line="300" w:lineRule="auto"/>
+      </w:pPr>
+      <w:r>
+        <w:rPr>
+          <w:rFonts w:ascii="Times New Roman" w:hAnsi="Times New Roman" w:eastAsia="Malgun Gothic"/>
+          <w:b/>
+          <w:i w:val="0"/>
+          <w:sz w:val="22"/>
+        </w:rPr>
+        <w:t xml:space="preserve">Валентина: </w:t>
+      </w:r>
+      <w:r>
+        <w:rPr>
+          <w:rFonts w:ascii="Times New Roman" w:hAnsi="Times New Roman" w:eastAsia="Malgun Gothic"/>
+          <w:b w:val="0"/>
+          <w:i w:val="0"/>
+          <w:sz w:val="22"/>
+        </w:rPr>
+        <w:t>Вот и я говорю. Мне побольше надо — мои в субботу нагрянут. Все, с малой.</w:t>
+      </w:r>
+    </w:p>
+    <w:p>
+      <w:pPr>
+        <w:spacing w:before="0" w:after="110" w:line="300" w:lineRule="auto"/>
+      </w:pPr>
+      <w:r>
+        <w:rPr>
+          <w:rFonts w:ascii="Times New Roman" w:hAnsi="Times New Roman" w:eastAsia="Malgun Gothic"/>
+          <w:b/>
+          <w:i w:val="0"/>
+          <w:sz w:val="22"/>
+        </w:rPr>
+        <w:t xml:space="preserve">Нина Степановна: </w:t>
+      </w:r>
+      <w:r>
+        <w:rPr>
+          <w:rFonts w:ascii="Times New Roman" w:hAnsi="Times New Roman" w:eastAsia="Malgun Gothic"/>
+          <w:b w:val="0"/>
+          <w:i w:val="0"/>
+          <w:sz w:val="22"/>
+        </w:rPr>
+        <w:t>Внуков ждёшь? Вот радость-то.</w:t>
+      </w:r>
+    </w:p>
+    <w:p>
+      <w:pPr>
+        <w:spacing w:before="0" w:after="110" w:line="300" w:lineRule="auto"/>
+      </w:pPr>
+      <w:r>
+        <w:rPr>
+          <w:rFonts w:ascii="Times New Roman" w:hAnsi="Times New Roman" w:eastAsia="Malgun Gothic"/>
+          <w:b/>
+          <w:i w:val="0"/>
+          <w:sz w:val="22"/>
+        </w:rPr>
+        <w:t xml:space="preserve">Валентина: </w:t>
+      </w:r>
+      <w:r>
+        <w:rPr>
+          <w:rFonts w:ascii="Times New Roman" w:hAnsi="Times New Roman" w:eastAsia="Malgun Gothic"/>
+          <w:b w:val="0"/>
+          <w:i w:val="0"/>
+          <w:sz w:val="22"/>
+        </w:rPr>
+        <w:t>Радость. И пирогов напечь, и полы помыть. Ноги-то уже не те.</w:t>
+      </w:r>
+    </w:p>
+    <w:p>
+      <w:pPr>
+        <w:spacing w:before="0" w:after="110" w:line="300" w:lineRule="auto"/>
+      </w:pPr>
+      <w:r>
+        <w:rPr>
+          <w:rFonts w:ascii="Times New Roman" w:hAnsi="Times New Roman" w:eastAsia="Malgun Gothic"/>
+          <w:b/>
+          <w:i w:val="0"/>
+          <w:sz w:val="22"/>
+        </w:rPr>
+        <w:t xml:space="preserve">Нина Степановна: </w:t>
+      </w:r>
+      <w:r>
+        <w:rPr>
+          <w:rFonts w:ascii="Times New Roman" w:hAnsi="Times New Roman" w:eastAsia="Malgun Gothic"/>
+          <w:b w:val="0"/>
+          <w:i w:val="0"/>
+          <w:sz w:val="22"/>
+        </w:rPr>
+        <w:t>А ты младшую ко мне приведи. Я с ней почитаю. Ты же говорила, книжку в руки не берёт.</w:t>
+      </w:r>
+    </w:p>
+    <w:p>
+      <w:pPr>
+        <w:spacing w:before="0" w:after="110" w:line="300" w:lineRule="auto"/>
+      </w:pPr>
+      <w:r>
+        <w:rPr>
+          <w:rFonts w:ascii="Times New Roman" w:hAnsi="Times New Roman" w:eastAsia="Malgun Gothic"/>
+          <w:b/>
+          <w:i w:val="0"/>
+          <w:sz w:val="22"/>
+        </w:rPr>
+        <w:t xml:space="preserve">Валентина: </w:t>
+      </w:r>
+      <w:r>
+        <w:rPr>
+          <w:rFonts w:ascii="Times New Roman" w:hAnsi="Times New Roman" w:eastAsia="Malgun Gothic"/>
+          <w:b w:val="0"/>
+          <w:i w:val="0"/>
+          <w:sz w:val="22"/>
+        </w:rPr>
+        <w:t>Не берёт. Только телефон свой.</w:t>
+      </w:r>
+    </w:p>
+    <w:p>
+      <w:pPr>
+        <w:spacing w:before="0" w:after="110" w:line="300" w:lineRule="auto"/>
+      </w:pPr>
+      <w:r>
+        <w:rPr>
+          <w:rFonts w:ascii="Times New Roman" w:hAnsi="Times New Roman" w:eastAsia="Malgun Gothic"/>
+          <w:b/>
+          <w:i w:val="0"/>
+          <w:sz w:val="22"/>
+        </w:rPr>
+        <w:t xml:space="preserve">Нина Степановна: </w:t>
+      </w:r>
+      <w:r>
+        <w:rPr>
+          <w:rFonts w:ascii="Times New Roman" w:hAnsi="Times New Roman" w:eastAsia="Malgun Gothic"/>
+          <w:b w:val="0"/>
+          <w:i w:val="0"/>
+          <w:sz w:val="22"/>
+        </w:rPr>
+        <w:t>Приводи. Тридцать лет чужих детей читать учила — и твою научу.</w:t>
+      </w:r>
+    </w:p>
+    <w:p>
+      <w:pPr>
+        <w:spacing w:before="0" w:after="110" w:line="300" w:lineRule="auto"/>
+      </w:pPr>
+      <w:r>
+        <w:rPr>
+          <w:rFonts w:ascii="Times New Roman" w:hAnsi="Times New Roman" w:eastAsia="Malgun Gothic"/>
+          <w:b/>
+          <w:i w:val="0"/>
+          <w:sz w:val="22"/>
+        </w:rPr>
+        <w:t xml:space="preserve">Валентина: </w:t>
+      </w:r>
+      <w:r>
+        <w:rPr>
+          <w:rFonts w:ascii="Times New Roman" w:hAnsi="Times New Roman" w:eastAsia="Malgun Gothic"/>
+          <w:b w:val="0"/>
+          <w:i w:val="0"/>
+          <w:sz w:val="22"/>
+        </w:rPr>
+        <w:t>Приведу. Она тебя побаивается, между прочим. Говорит: «Баба Нина строгая».</w:t>
+      </w:r>
+    </w:p>
+    <w:p>
+      <w:pPr>
+        <w:spacing w:before="0" w:after="110" w:line="300" w:lineRule="auto"/>
+      </w:pPr>
+      <w:r>
+        <w:rPr>
+          <w:rFonts w:ascii="Times New Roman" w:hAnsi="Times New Roman" w:eastAsia="Malgun Gothic"/>
+          <w:b/>
+          <w:i w:val="0"/>
+          <w:sz w:val="22"/>
+        </w:rPr>
+        <w:t xml:space="preserve">Нина Степановна: </w:t>
+      </w:r>
+      <w:r>
+        <w:rPr>
+          <w:rFonts w:ascii="Times New Roman" w:hAnsi="Times New Roman" w:eastAsia="Malgun Gothic"/>
+          <w:b w:val="0"/>
+          <w:i w:val="0"/>
+          <w:sz w:val="22"/>
+        </w:rPr>
+        <w:t>Строгая — это хорошо. Строгих потом вспоминают.</w:t>
+      </w:r>
+    </w:p>
+    <w:p>
+      <w:pPr>
+        <w:spacing w:before="0" w:after="110" w:line="300" w:lineRule="auto"/>
+      </w:pPr>
+      <w:r>
+        <w:rPr>
+          <w:rFonts w:ascii="Times New Roman" w:hAnsi="Times New Roman" w:eastAsia="Malgun Gothic"/>
+          <w:b/>
+          <w:i w:val="0"/>
+          <w:sz w:val="22"/>
+        </w:rPr>
+        <w:t xml:space="preserve">Валентина: </w:t>
+      </w:r>
+      <w:r>
+        <w:rPr>
+          <w:rFonts w:ascii="Times New Roman" w:hAnsi="Times New Roman" w:eastAsia="Malgun Gothic"/>
+          <w:b w:val="0"/>
+          <w:i/>
+          <w:color w:val="555555"/>
+          <w:sz w:val="22"/>
+        </w:rPr>
+        <w:t>(глядя на часы)</w:t>
+      </w:r>
+      <w:r>
+        <w:rPr>
+          <w:rFonts w:ascii="Times New Roman" w:hAnsi="Times New Roman" w:eastAsia="Malgun Gothic"/>
+          <w:b w:val="0"/>
+          <w:i w:val="0"/>
+          <w:sz w:val="22"/>
+        </w:rPr>
+        <w:t xml:space="preserve"> Ой, мне бежать. Ты телевизор-то смотреть будешь? В девять же начнут.</w:t>
+      </w:r>
+    </w:p>
+    <w:p>
+      <w:pPr>
+        <w:spacing w:before="0" w:after="110" w:line="300" w:lineRule="auto"/>
+      </w:pPr>
+      <w:r>
+        <w:rPr>
+          <w:rFonts w:ascii="Times New Roman" w:hAnsi="Times New Roman" w:eastAsia="Malgun Gothic"/>
+          <w:b/>
+          <w:i w:val="0"/>
+          <w:sz w:val="22"/>
+        </w:rPr>
+        <w:t xml:space="preserve">Нина Степановна: </w:t>
+      </w:r>
+      <w:r>
+        <w:rPr>
+          <w:rFonts w:ascii="Times New Roman" w:hAnsi="Times New Roman" w:eastAsia="Malgun Gothic"/>
+          <w:b w:val="0"/>
+          <w:i w:val="0"/>
+          <w:sz w:val="22"/>
+        </w:rPr>
+        <w:t>Буду, конечно. Как же не смотреть.</w:t>
+      </w:r>
+    </w:p>
+    <w:p>
+      <w:pPr>
+        <w:spacing w:before="0" w:after="110" w:line="300" w:lineRule="auto"/>
+      </w:pPr>
+      <w:r>
+        <w:rPr>
+          <w:rFonts w:ascii="Times New Roman" w:hAnsi="Times New Roman" w:eastAsia="Malgun Gothic"/>
+          <w:b/>
+          <w:i w:val="0"/>
+          <w:sz w:val="22"/>
+        </w:rPr>
+        <w:t xml:space="preserve">Валентина: </w:t>
+      </w:r>
+      <w:r>
+        <w:rPr>
+          <w:rFonts w:ascii="Times New Roman" w:hAnsi="Times New Roman" w:eastAsia="Malgun Gothic"/>
+          <w:b w:val="0"/>
+          <w:i w:val="0"/>
+          <w:sz w:val="22"/>
+        </w:rPr>
+        <w:t>А ведь я тебе тогда говорила: иди, не бойся, найдётся и на них управа.</w:t>
+      </w:r>
+    </w:p>
+    <w:p>
+      <w:pPr>
+        <w:spacing w:before="0" w:after="110" w:line="300" w:lineRule="auto"/>
+      </w:pPr>
+      <w:r>
+        <w:rPr>
+          <w:rFonts w:ascii="Times New Roman" w:hAnsi="Times New Roman" w:eastAsia="Malgun Gothic"/>
+          <w:b/>
+          <w:i w:val="0"/>
+          <w:sz w:val="22"/>
+        </w:rPr>
+        <w:t xml:space="preserve">Нина Степановна: </w:t>
+      </w:r>
+      <w:r>
+        <w:rPr>
+          <w:rFonts w:ascii="Times New Roman" w:hAnsi="Times New Roman" w:eastAsia="Malgun Gothic"/>
+          <w:b w:val="0"/>
+          <w:i w:val="0"/>
+          <w:sz w:val="22"/>
+        </w:rPr>
+        <w:t>Говорила. Как в воду глядела.</w:t>
+      </w:r>
+    </w:p>
+    <w:p>
+      <w:pPr>
+        <w:spacing w:before="0" w:after="110" w:line="300" w:lineRule="auto"/>
+      </w:pPr>
+      <w:r>
+        <w:rPr>
+          <w:rFonts w:ascii="Times New Roman" w:hAnsi="Times New Roman" w:eastAsia="Malgun Gothic"/>
+          <w:b/>
+          <w:i w:val="0"/>
+          <w:sz w:val="22"/>
+        </w:rPr>
+        <w:t xml:space="preserve">Валентина: </w:t>
+      </w:r>
+      <w:r>
+        <w:rPr>
+          <w:rFonts w:ascii="Times New Roman" w:hAnsi="Times New Roman" w:eastAsia="Malgun Gothic"/>
+          <w:b w:val="0"/>
+          <w:i w:val="0"/>
+          <w:sz w:val="22"/>
+        </w:rPr>
+        <w:t>То-то же. Ладно, побегу, пока гречку не расхватали.</w:t>
+      </w:r>
+    </w:p>
+    <w:p>
+      <w:pPr>
+        <w:spacing w:before="0" w:after="110" w:line="300" w:lineRule="auto"/>
+      </w:pPr>
+      <w:r>
+        <w:rPr>
+          <w:rFonts w:ascii="Times New Roman" w:hAnsi="Times New Roman" w:eastAsia="Malgun Gothic"/>
+          <w:b/>
+          <w:i w:val="0"/>
+          <w:sz w:val="22"/>
+        </w:rPr>
+        <w:t xml:space="preserve">Нина Степановна: </w:t>
+      </w:r>
+      <w:r>
+        <w:rPr>
+          <w:rFonts w:ascii="Times New Roman" w:hAnsi="Times New Roman" w:eastAsia="Malgun Gothic"/>
+          <w:b w:val="0"/>
+          <w:i w:val="0"/>
+          <w:sz w:val="22"/>
+        </w:rPr>
+        <w:t>Беги. Только под ноги смотри.</w:t>
+      </w:r>
+    </w:p>
+    <w:p>
+      <w:pPr>
+        <w:spacing w:before="0" w:after="110" w:line="300" w:lineRule="auto"/>
+      </w:pPr>
+      <w:r>
+        <w:rPr>
+          <w:rFonts w:ascii="Times New Roman" w:hAnsi="Times New Roman" w:eastAsia="Malgun Gothic"/>
+          <w:b/>
+          <w:i w:val="0"/>
+          <w:sz w:val="22"/>
+        </w:rPr>
+        <w:t xml:space="preserve">Валентина: </w:t>
+      </w:r>
+      <w:r>
+        <w:rPr>
+          <w:rFonts w:ascii="Times New Roman" w:hAnsi="Times New Roman" w:eastAsia="Malgun Gothic"/>
+          <w:b w:val="0"/>
+          <w:i w:val="0"/>
+          <w:sz w:val="22"/>
+        </w:rPr>
+        <w:t>А ты очки в хлебницу больше не клади.</w:t>
+      </w:r>
+    </w:p>
+    <w:p>
+      <w:pPr>
         <w:keepNext/>
         <w:spacing w:before="320" w:after="140"/>
       </w:pPr>
@@ -6271,6 +6977,183 @@
     </w:p>
     <w:p>
       <w:pPr>
+        <w:keepNext/>
+        <w:spacing w:before="320" w:after="140"/>
+      </w:pPr>
+      <w:r>
+        <w:rPr>
+          <w:rFonts w:ascii="Times New Roman" w:hAnsi="Times New Roman" w:eastAsia="Malgun Gothic"/>
+          <w:b/>
+          <w:i w:val="0"/>
+          <w:color w:val="1F3864"/>
+          <w:sz w:val="26"/>
+        </w:rPr>
+        <w:t>생활 표현</w:t>
+      </w:r>
+    </w:p>
+    <w:p>
+      <w:pPr>
+        <w:spacing w:before="0" w:after="120"/>
+      </w:pPr>
+      <w:r>
+        <w:rPr>
+          <w:rFonts w:ascii="Times New Roman" w:hAnsi="Times New Roman" w:eastAsia="Malgun Gothic"/>
+          <w:b/>
+          <w:i w:val="0"/>
+          <w:sz w:val="22"/>
+        </w:rPr>
+        <w:t>«Не опять, а снова»</w:t>
+      </w:r>
+      <w:r>
+        <w:rPr>
+          <w:rFonts w:ascii="Times New Roman" w:hAnsi="Times New Roman" w:eastAsia="Malgun Gothic"/>
+          <w:b w:val="0"/>
+          <w:i w:val="0"/>
+          <w:sz w:val="22"/>
+        </w:rPr>
+        <w:t xml:space="preserve"> — 한국어 해설: “‘또’가 아니라 ‘다시’야”. опять(또, 지겹게)의 핀잔을 말장난으로 받아넘기는 농담조 대꾸. 친한 사이에서 잔소리를 가볍게 튕겨 낼 때. 니나가 “또 주전자 올려놨네” 하는 이웃 발렌티나에게. 장면 2.</w:t>
+      </w:r>
+    </w:p>
+    <w:p>
+      <w:pPr>
+        <w:spacing w:before="0" w:after="120"/>
+      </w:pPr>
+      <w:r>
+        <w:rPr>
+          <w:rFonts w:ascii="Times New Roman" w:hAnsi="Times New Roman" w:eastAsia="Malgun Gothic"/>
+          <w:b/>
+          <w:i w:val="0"/>
+          <w:sz w:val="22"/>
+        </w:rPr>
+        <w:t>«Нашлась пропажа!»</w:t>
+      </w:r>
+      <w:r>
+        <w:rPr>
+          <w:rFonts w:ascii="Times New Roman" w:hAnsi="Times New Roman" w:eastAsia="Malgun Gothic"/>
+          <w:b w:val="0"/>
+          <w:i w:val="0"/>
+          <w:sz w:val="22"/>
+        </w:rPr>
+        <w:t xml:space="preserve"> — 한국어 해설: “잃어버린 게 나왔네!”. пропажа는 ‘없어진 물건’. 안경·열쇠 같은 것을 찾았을 때 반가움과 약간의 자조를 담아 하는 말. 니나가 빵통에서 나온 안경을 보고. 장면 2.</w:t>
+      </w:r>
+    </w:p>
+    <w:p>
+      <w:pPr>
+        <w:spacing w:before="0" w:after="120"/>
+      </w:pPr>
+      <w:r>
+        <w:rPr>
+          <w:rFonts w:ascii="Times New Roman" w:hAnsi="Times New Roman" w:eastAsia="Malgun Gothic"/>
+          <w:b/>
+          <w:i w:val="0"/>
+          <w:sz w:val="22"/>
+        </w:rPr>
+        <w:t>«Ой, не говори»</w:t>
+      </w:r>
+      <w:r>
+        <w:rPr>
+          <w:rFonts w:ascii="Times New Roman" w:hAnsi="Times New Roman" w:eastAsia="Malgun Gothic"/>
+          <w:b w:val="0"/>
+          <w:i w:val="0"/>
+          <w:sz w:val="22"/>
+        </w:rPr>
+        <w:t xml:space="preserve"> — 한국어 해설: “말도 마, 그러게 말이야”. 상대의 불평(날씨·물가·건강)에 맞장구치는 대표적 구어. 금지의 뜻이 아니라 강한 동의다. 발렌티나의 진눈깨비 불평에 니나가. 장면 2.</w:t>
+      </w:r>
+    </w:p>
+    <w:p>
+      <w:pPr>
+        <w:spacing w:before="0" w:after="120"/>
+      </w:pPr>
+      <w:r>
+        <w:rPr>
+          <w:rFonts w:ascii="Times New Roman" w:hAnsi="Times New Roman" w:eastAsia="Malgun Gothic"/>
+          <w:b/>
+          <w:i w:val="0"/>
+          <w:sz w:val="22"/>
+        </w:rPr>
+        <w:t>«Тебе ничего не взять?»</w:t>
+      </w:r>
+      <w:r>
+        <w:rPr>
+          <w:rFonts w:ascii="Times New Roman" w:hAnsi="Times New Roman" w:eastAsia="Malgun Gothic"/>
+          <w:b w:val="0"/>
+          <w:i w:val="0"/>
+          <w:sz w:val="22"/>
+        </w:rPr>
+        <w:t xml:space="preserve"> — 한국어 해설: “너 뭐 사다 줄 거 없어?”. 가게에 가는 길에 이웃·가족에게 심부름을 묻는 말. 부정 생격(ничего)으로 부드럽게 묻는다. 받는 쪽은 «Если не трудно — …»로 답하면 자연스럽다. 장면 2.</w:t>
+      </w:r>
+    </w:p>
+    <w:p>
+      <w:pPr>
+        <w:spacing w:before="0" w:after="120"/>
+      </w:pPr>
+      <w:r>
+        <w:rPr>
+          <w:rFonts w:ascii="Times New Roman" w:hAnsi="Times New Roman" w:eastAsia="Malgun Gothic"/>
+          <w:b/>
+          <w:i w:val="0"/>
+          <w:sz w:val="22"/>
+        </w:rPr>
+        <w:t>«по акции»</w:t>
+      </w:r>
+      <w:r>
+        <w:rPr>
+          <w:rFonts w:ascii="Times New Roman" w:hAnsi="Times New Roman" w:eastAsia="Malgun Gothic"/>
+          <w:b w:val="0"/>
+          <w:i w:val="0"/>
+          <w:sz w:val="22"/>
+        </w:rPr>
+        <w:t xml:space="preserve"> — 한국어 해설: “할인 행사로, 세일가로”. 마트의 акция(판촉 행사). «две пачки по цене одной»(한 개 값에 두 개)와 함께 장보기 대화에 자주 나온다. 장면 2.</w:t>
+      </w:r>
+    </w:p>
+    <w:p>
+      <w:pPr>
+        <w:spacing w:before="0" w:after="120"/>
+      </w:pPr>
+      <w:r>
+        <w:rPr>
+          <w:rFonts w:ascii="Times New Roman" w:hAnsi="Times New Roman" w:eastAsia="Malgun Gothic"/>
+          <w:b/>
+          <w:i w:val="0"/>
+          <w:sz w:val="22"/>
+        </w:rPr>
+        <w:t>«нагрянут»</w:t>
+      </w:r>
+      <w:r>
+        <w:rPr>
+          <w:rFonts w:ascii="Times New Roman" w:hAnsi="Times New Roman" w:eastAsia="Malgun Gothic"/>
+          <w:b w:val="0"/>
+          <w:i w:val="0"/>
+          <w:sz w:val="22"/>
+        </w:rPr>
+        <w:t xml:space="preserve"> — 한국어 해설: нагрянуть는 “(여럿이) 들이닥치다, 불쑥 찾아오다”. 반가운 손님, 특히 자식·손주가 몰려올 때 투덜대듯 자랑하는 말. 발렌티나가 주말에 올 손주들을 두고. 장면 2.</w:t>
+      </w:r>
+    </w:p>
+    <w:p>
+      <w:pPr>
+        <w:spacing w:before="0" w:after="120"/>
+      </w:pPr>
+      <w:r>
+        <w:rPr>
+          <w:rFonts w:ascii="Times New Roman" w:hAnsi="Times New Roman" w:eastAsia="Malgun Gothic"/>
+          <w:b/>
+          <w:i w:val="0"/>
+          <w:sz w:val="22"/>
+        </w:rPr>
+        <w:t>«Как в воду глядела»</w:t>
+      </w:r>
+      <w:r>
+        <w:rPr>
+          <w:rFonts w:ascii="Times New Roman" w:hAnsi="Times New Roman" w:eastAsia="Malgun Gothic"/>
+          <w:b w:val="0"/>
+          <w:i w:val="0"/>
+          <w:sz w:val="22"/>
+        </w:rPr>
+        <w:t xml:space="preserve"> — 한국어 해설: “물속을 들여다본 것처럼(점쟁이처럼) 딱 맞혔네”. 누군가의 예측이 들어맞았을 때 인정하는 관용구(남성은 глядел). 니나가 “겁내지 말고 가 보라”던 발렌티나의 말을 떠올리며. 장면 2.</w:t>
+      </w:r>
+    </w:p>
+    <w:p>
+      <w:pPr>
         <w:spacing w:before="0" w:after="110" w:line="300" w:lineRule="auto"/>
       </w:pPr>
       <w:r>
@@ -6347,54 +7230,25 @@
     </w:p>
     <w:p>
       <w:pPr>
-        <w:spacing w:before="0" w:after="110" w:line="300" w:lineRule="auto"/>
-      </w:pPr>
-      <w:r>
-        <w:rPr>
-          <w:rFonts w:ascii="Times New Roman" w:hAnsi="Times New Roman" w:eastAsia="Malgun Gothic"/>
-          <w:b w:val="0"/>
-          <w:i w:val="0"/>
-          <w:sz w:val="22"/>
-        </w:rPr>
-        <w:t xml:space="preserve">장면 2 부엌의 차 </w:t>
-      </w:r>
-      <w:r>
-        <w:rPr>
-          <w:rFonts w:ascii="Times New Roman" w:hAnsi="Times New Roman" w:eastAsia="Malgun Gothic"/>
-          <w:b w:val="0"/>
-          <w:i/>
-          <w:color w:val="555555"/>
-          <w:sz w:val="22"/>
-        </w:rPr>
-        <w:t>(구어체)</w:t>
-      </w:r>
-      <w:r>
-        <w:rPr>
-          <w:rFonts w:ascii="Times New Roman" w:hAnsi="Times New Roman" w:eastAsia="Malgun Gothic"/>
-          <w:b w:val="0"/>
-          <w:i w:val="0"/>
-          <w:sz w:val="22"/>
-        </w:rPr>
-        <w:t>: ну, ой, да ладно, представляешь, мало ли, «Ты только посмотри» 같은 담화 표지와 생략, 축약된 어순, 애칭 호격</w:t>
-      </w:r>
-      <w:r>
-        <w:rPr>
-          <w:rFonts w:ascii="Times New Roman" w:hAnsi="Times New Roman" w:eastAsia="Malgun Gothic"/>
-          <w:b w:val="0"/>
-          <w:i/>
-          <w:color w:val="555555"/>
-          <w:sz w:val="22"/>
-        </w:rPr>
-        <w:t>(Нин, Валь)</w:t>
-      </w:r>
-      <w:r>
-        <w:rPr>
-          <w:rFonts w:ascii="Times New Roman" w:hAnsi="Times New Roman" w:eastAsia="Malgun Gothic"/>
-          <w:b w:val="0"/>
-          <w:i w:val="0"/>
-          <w:sz w:val="22"/>
-        </w:rPr>
-        <w:t>, 지시 표현 «Та самая…».</w:t>
+        <w:spacing w:before="0" w:after="120"/>
+      </w:pPr>
+      <w:r>
+        <w:rPr>
+          <w:rFonts w:ascii="Times New Roman" w:hAnsi="Times New Roman" w:eastAsia="Malgun Gothic"/>
+          <w:b/>
+          <w:i w:val="0"/>
+          <w:sz w:val="22"/>
+        </w:rPr>
+        <w:t>장면 2 부엌의 차 (구어체): ну, ой, да ладно, представляешь, мало ли, «Ты только посмотри» 같은 담화 표지와 생략, 축약된 어순, 애칭 호격(Нин, Валь), 지시 표현 «Та самая…», 이웃끼리의 생활 대화(날씨 불평과 맞장구 «Ой, не говори», 장보기 심부름 «Тебе ничего не взять?»</w:t>
+      </w:r>
+      <w:r>
+        <w:rPr>
+          <w:rFonts w:ascii="Times New Roman" w:hAnsi="Times New Roman" w:eastAsia="Malgun Gothic"/>
+          <w:b w:val="0"/>
+          <w:i w:val="0"/>
+          <w:sz w:val="22"/>
+        </w:rPr>
+        <w:t xml:space="preserve"> — «Если не трудно…», 할인 «по акции», 손주 이야기 «нагрянут»).</w:t>
       </w:r>
     </w:p>
     <w:p>
